--- a/prp/ip data/strategy/diet plan.docx
+++ b/prp/ip data/strategy/diet plan.docx
@@ -26,8 +26,20 @@
           <w:szCs w:val="27"/>
           <w:lang w:eastAsia="en-IN"/>
         </w:rPr>
-        <w:t>is 20-25 body fat for mail is bad also if you are overweright</w:t>
-      </w:r>
+        <w:t xml:space="preserve">is 20-25 body fat for mail is bad also if you are </w:t>
+      </w:r>
+      <w:proofErr w:type="spellStart"/>
+      <w:r>
+        <w:rPr>
+          <w:rFonts w:ascii="Segoe UI" w:eastAsia="Times New Roman" w:hAnsi="Segoe UI" w:cs="Segoe UI"/>
+          <w:color w:val="0D0D0D"/>
+          <w:sz w:val="27"/>
+          <w:szCs w:val="27"/>
+          <w:lang w:eastAsia="en-IN"/>
+        </w:rPr>
+        <w:t>overweright</w:t>
+      </w:r>
+      <w:proofErr w:type="spellEnd"/>
     </w:p>
     <w:p>
       <w:pPr>
@@ -48,6 +60,7 @@
           <w:lang w:eastAsia="en-IN"/>
         </w:rPr>
       </w:pPr>
+      <w:proofErr w:type="spellStart"/>
       <w:r>
         <w:rPr>
           <w:rFonts w:ascii="Segoe UI" w:eastAsia="Times New Roman" w:hAnsi="Segoe UI" w:cs="Segoe UI"/>
@@ -58,7 +71,20 @@
           <w:szCs w:val="24"/>
           <w:lang w:eastAsia="en-IN"/>
         </w:rPr>
-        <w:t>ChatGPT said:</w:t>
+        <w:t>ChatGPT</w:t>
+      </w:r>
+      <w:proofErr w:type="spellEnd"/>
+      <w:r>
+        <w:rPr>
+          <w:rFonts w:ascii="Segoe UI" w:eastAsia="Times New Roman" w:hAnsi="Segoe UI" w:cs="Segoe UI"/>
+          <w:b/>
+          <w:bCs/>
+          <w:color w:val="0D0D0D"/>
+          <w:sz w:val="24"/>
+          <w:szCs w:val="24"/>
+          <w:lang w:eastAsia="en-IN"/>
+        </w:rPr>
+        <w:t xml:space="preserve"> said:</w:t>
       </w:r>
     </w:p>
     <w:p>
@@ -500,8 +526,218 @@
           <w:szCs w:val="27"/>
           <w:lang w:eastAsia="en-IN"/>
         </w:rPr>
-        <w:t>give me the calories from my diet i taking including macro and micro nutrients 1. breakfast - oats 50 gm + 200 ml milk verka green paket + honey one spoon + 4 almonds + 3 cashews + sogi 8 2. black chickpeas roasted 100 gm 3. 250 gm dahi verka 4. 200 gm chicken breast + 10 eggs (6 whole + 4 white) + rice 200 gm cooked + i spoon ghee desi + i cubumber + chukandar</w:t>
-      </w:r>
+        <w:t xml:space="preserve">give me the calories from my diet </w:t>
+      </w:r>
+      <w:proofErr w:type="spellStart"/>
+      <w:r>
+        <w:rPr>
+          <w:rFonts w:ascii="Segoe UI" w:eastAsia="Times New Roman" w:hAnsi="Segoe UI" w:cs="Segoe UI"/>
+          <w:color w:val="0D0D0D"/>
+          <w:sz w:val="27"/>
+          <w:szCs w:val="27"/>
+          <w:lang w:eastAsia="en-IN"/>
+        </w:rPr>
+        <w:t>i</w:t>
+      </w:r>
+      <w:proofErr w:type="spellEnd"/>
+      <w:r>
+        <w:rPr>
+          <w:rFonts w:ascii="Segoe UI" w:eastAsia="Times New Roman" w:hAnsi="Segoe UI" w:cs="Segoe UI"/>
+          <w:color w:val="0D0D0D"/>
+          <w:sz w:val="27"/>
+          <w:szCs w:val="27"/>
+          <w:lang w:eastAsia="en-IN"/>
+        </w:rPr>
+        <w:t xml:space="preserve"> taking including macro and micro nutrients 1. breakfast - oats 50 gm + 200 ml milk </w:t>
+      </w:r>
+      <w:proofErr w:type="spellStart"/>
+      <w:r>
+        <w:rPr>
+          <w:rFonts w:ascii="Segoe UI" w:eastAsia="Times New Roman" w:hAnsi="Segoe UI" w:cs="Segoe UI"/>
+          <w:color w:val="0D0D0D"/>
+          <w:sz w:val="27"/>
+          <w:szCs w:val="27"/>
+          <w:lang w:eastAsia="en-IN"/>
+        </w:rPr>
+        <w:t>verka</w:t>
+      </w:r>
+      <w:proofErr w:type="spellEnd"/>
+      <w:r>
+        <w:rPr>
+          <w:rFonts w:ascii="Segoe UI" w:eastAsia="Times New Roman" w:hAnsi="Segoe UI" w:cs="Segoe UI"/>
+          <w:color w:val="0D0D0D"/>
+          <w:sz w:val="27"/>
+          <w:szCs w:val="27"/>
+          <w:lang w:eastAsia="en-IN"/>
+        </w:rPr>
+        <w:t xml:space="preserve"> green </w:t>
+      </w:r>
+      <w:proofErr w:type="spellStart"/>
+      <w:r>
+        <w:rPr>
+          <w:rFonts w:ascii="Segoe UI" w:eastAsia="Times New Roman" w:hAnsi="Segoe UI" w:cs="Segoe UI"/>
+          <w:color w:val="0D0D0D"/>
+          <w:sz w:val="27"/>
+          <w:szCs w:val="27"/>
+          <w:lang w:eastAsia="en-IN"/>
+        </w:rPr>
+        <w:t>paket</w:t>
+      </w:r>
+      <w:proofErr w:type="spellEnd"/>
+      <w:r>
+        <w:rPr>
+          <w:rFonts w:ascii="Segoe UI" w:eastAsia="Times New Roman" w:hAnsi="Segoe UI" w:cs="Segoe UI"/>
+          <w:color w:val="0D0D0D"/>
+          <w:sz w:val="27"/>
+          <w:szCs w:val="27"/>
+          <w:lang w:eastAsia="en-IN"/>
+        </w:rPr>
+        <w:t xml:space="preserve"> + honey one spoon + 4 almonds + 3 cashews + </w:t>
+      </w:r>
+      <w:proofErr w:type="spellStart"/>
+      <w:r>
+        <w:rPr>
+          <w:rFonts w:ascii="Segoe UI" w:eastAsia="Times New Roman" w:hAnsi="Segoe UI" w:cs="Segoe UI"/>
+          <w:color w:val="0D0D0D"/>
+          <w:sz w:val="27"/>
+          <w:szCs w:val="27"/>
+          <w:lang w:eastAsia="en-IN"/>
+        </w:rPr>
+        <w:t>sogi</w:t>
+      </w:r>
+      <w:proofErr w:type="spellEnd"/>
+      <w:r>
+        <w:rPr>
+          <w:rFonts w:ascii="Segoe UI" w:eastAsia="Times New Roman" w:hAnsi="Segoe UI" w:cs="Segoe UI"/>
+          <w:color w:val="0D0D0D"/>
+          <w:sz w:val="27"/>
+          <w:szCs w:val="27"/>
+          <w:lang w:eastAsia="en-IN"/>
+        </w:rPr>
+        <w:t xml:space="preserve"> 8 2. black chickpeas roasted 100 gm 3. 250 gm </w:t>
+      </w:r>
+      <w:proofErr w:type="spellStart"/>
+      <w:r>
+        <w:rPr>
+          <w:rFonts w:ascii="Segoe UI" w:eastAsia="Times New Roman" w:hAnsi="Segoe UI" w:cs="Segoe UI"/>
+          <w:color w:val="0D0D0D"/>
+          <w:sz w:val="27"/>
+          <w:szCs w:val="27"/>
+          <w:lang w:eastAsia="en-IN"/>
+        </w:rPr>
+        <w:t>dahi</w:t>
+      </w:r>
+      <w:proofErr w:type="spellEnd"/>
+      <w:r>
+        <w:rPr>
+          <w:rFonts w:ascii="Segoe UI" w:eastAsia="Times New Roman" w:hAnsi="Segoe UI" w:cs="Segoe UI"/>
+          <w:color w:val="0D0D0D"/>
+          <w:sz w:val="27"/>
+          <w:szCs w:val="27"/>
+          <w:lang w:eastAsia="en-IN"/>
+        </w:rPr>
+        <w:t xml:space="preserve"> </w:t>
+      </w:r>
+      <w:proofErr w:type="spellStart"/>
+      <w:r>
+        <w:rPr>
+          <w:rFonts w:ascii="Segoe UI" w:eastAsia="Times New Roman" w:hAnsi="Segoe UI" w:cs="Segoe UI"/>
+          <w:color w:val="0D0D0D"/>
+          <w:sz w:val="27"/>
+          <w:szCs w:val="27"/>
+          <w:lang w:eastAsia="en-IN"/>
+        </w:rPr>
+        <w:t>verka</w:t>
+      </w:r>
+      <w:proofErr w:type="spellEnd"/>
+      <w:r>
+        <w:rPr>
+          <w:rFonts w:ascii="Segoe UI" w:eastAsia="Times New Roman" w:hAnsi="Segoe UI" w:cs="Segoe UI"/>
+          <w:color w:val="0D0D0D"/>
+          <w:sz w:val="27"/>
+          <w:szCs w:val="27"/>
+          <w:lang w:eastAsia="en-IN"/>
+        </w:rPr>
+        <w:t xml:space="preserve"> 4. 200 gm chicken breast + 10 eggs (6 whole + 4 white) + rice 200 gm cooked + </w:t>
+      </w:r>
+      <w:proofErr w:type="spellStart"/>
+      <w:r>
+        <w:rPr>
+          <w:rFonts w:ascii="Segoe UI" w:eastAsia="Times New Roman" w:hAnsi="Segoe UI" w:cs="Segoe UI"/>
+          <w:color w:val="0D0D0D"/>
+          <w:sz w:val="27"/>
+          <w:szCs w:val="27"/>
+          <w:lang w:eastAsia="en-IN"/>
+        </w:rPr>
+        <w:t>i</w:t>
+      </w:r>
+      <w:proofErr w:type="spellEnd"/>
+      <w:r>
+        <w:rPr>
+          <w:rFonts w:ascii="Segoe UI" w:eastAsia="Times New Roman" w:hAnsi="Segoe UI" w:cs="Segoe UI"/>
+          <w:color w:val="0D0D0D"/>
+          <w:sz w:val="27"/>
+          <w:szCs w:val="27"/>
+          <w:lang w:eastAsia="en-IN"/>
+        </w:rPr>
+        <w:t xml:space="preserve"> spoon ghee desi + </w:t>
+      </w:r>
+      <w:proofErr w:type="spellStart"/>
+      <w:r>
+        <w:rPr>
+          <w:rFonts w:ascii="Segoe UI" w:eastAsia="Times New Roman" w:hAnsi="Segoe UI" w:cs="Segoe UI"/>
+          <w:color w:val="0D0D0D"/>
+          <w:sz w:val="27"/>
+          <w:szCs w:val="27"/>
+          <w:lang w:eastAsia="en-IN"/>
+        </w:rPr>
+        <w:t>i</w:t>
+      </w:r>
+      <w:proofErr w:type="spellEnd"/>
+      <w:r>
+        <w:rPr>
+          <w:rFonts w:ascii="Segoe UI" w:eastAsia="Times New Roman" w:hAnsi="Segoe UI" w:cs="Segoe UI"/>
+          <w:color w:val="0D0D0D"/>
+          <w:sz w:val="27"/>
+          <w:szCs w:val="27"/>
+          <w:lang w:eastAsia="en-IN"/>
+        </w:rPr>
+        <w:t xml:space="preserve"> </w:t>
+      </w:r>
+      <w:proofErr w:type="spellStart"/>
+      <w:r>
+        <w:rPr>
+          <w:rFonts w:ascii="Segoe UI" w:eastAsia="Times New Roman" w:hAnsi="Segoe UI" w:cs="Segoe UI"/>
+          <w:color w:val="0D0D0D"/>
+          <w:sz w:val="27"/>
+          <w:szCs w:val="27"/>
+          <w:lang w:eastAsia="en-IN"/>
+        </w:rPr>
+        <w:t>cubumber</w:t>
+      </w:r>
+      <w:proofErr w:type="spellEnd"/>
+      <w:r>
+        <w:rPr>
+          <w:rFonts w:ascii="Segoe UI" w:eastAsia="Times New Roman" w:hAnsi="Segoe UI" w:cs="Segoe UI"/>
+          <w:color w:val="0D0D0D"/>
+          <w:sz w:val="27"/>
+          <w:szCs w:val="27"/>
+          <w:lang w:eastAsia="en-IN"/>
+        </w:rPr>
+        <w:t xml:space="preserve"> + </w:t>
+      </w:r>
+      <w:proofErr w:type="spellStart"/>
+      <w:r>
+        <w:rPr>
+          <w:rFonts w:ascii="Segoe UI" w:eastAsia="Times New Roman" w:hAnsi="Segoe UI" w:cs="Segoe UI"/>
+          <w:color w:val="0D0D0D"/>
+          <w:sz w:val="27"/>
+          <w:szCs w:val="27"/>
+          <w:lang w:eastAsia="en-IN"/>
+        </w:rPr>
+        <w:t>chukandar</w:t>
+      </w:r>
+      <w:proofErr w:type="spellEnd"/>
     </w:p>
     <w:p>
       <w:pPr>
@@ -522,6 +758,7 @@
           <w:lang w:eastAsia="en-IN"/>
         </w:rPr>
       </w:pPr>
+      <w:proofErr w:type="spellStart"/>
       <w:r>
         <w:rPr>
           <w:rFonts w:ascii="Segoe UI" w:eastAsia="Times New Roman" w:hAnsi="Segoe UI" w:cs="Segoe UI"/>
@@ -532,7 +769,20 @@
           <w:szCs w:val="24"/>
           <w:lang w:eastAsia="en-IN"/>
         </w:rPr>
-        <w:t>ChatGPT said:</w:t>
+        <w:t>ChatGPT</w:t>
+      </w:r>
+      <w:proofErr w:type="spellEnd"/>
+      <w:r>
+        <w:rPr>
+          <w:rFonts w:ascii="Segoe UI" w:eastAsia="Times New Roman" w:hAnsi="Segoe UI" w:cs="Segoe UI"/>
+          <w:b/>
+          <w:bCs/>
+          <w:color w:val="0D0D0D"/>
+          <w:sz w:val="24"/>
+          <w:szCs w:val="24"/>
+          <w:lang w:eastAsia="en-IN"/>
+        </w:rPr>
+        <w:t xml:space="preserve"> said:</w:t>
       </w:r>
     </w:p>
     <w:p>
@@ -578,7 +828,51 @@
           <w:szCs w:val="27"/>
           <w:lang w:eastAsia="en-IN"/>
         </w:rPr>
-        <w:t>, and the exact Verka milk/dahi nutrition.</w:t>
+        <w:t xml:space="preserve">, and the exact </w:t>
+      </w:r>
+      <w:proofErr w:type="spellStart"/>
+      <w:r>
+        <w:rPr>
+          <w:rFonts w:ascii="Segoe UI" w:eastAsia="Times New Roman" w:hAnsi="Segoe UI" w:cs="Segoe UI"/>
+          <w:color w:val="0D0D0D"/>
+          <w:sz w:val="27"/>
+          <w:szCs w:val="27"/>
+          <w:lang w:eastAsia="en-IN"/>
+        </w:rPr>
+        <w:t>Verka</w:t>
+      </w:r>
+      <w:proofErr w:type="spellEnd"/>
+      <w:r>
+        <w:rPr>
+          <w:rFonts w:ascii="Segoe UI" w:eastAsia="Times New Roman" w:hAnsi="Segoe UI" w:cs="Segoe UI"/>
+          <w:color w:val="0D0D0D"/>
+          <w:sz w:val="27"/>
+          <w:szCs w:val="27"/>
+          <w:lang w:eastAsia="en-IN"/>
+        </w:rPr>
+        <w:t xml:space="preserve"> milk/</w:t>
+      </w:r>
+      <w:proofErr w:type="spellStart"/>
+      <w:r>
+        <w:rPr>
+          <w:rFonts w:ascii="Segoe UI" w:eastAsia="Times New Roman" w:hAnsi="Segoe UI" w:cs="Segoe UI"/>
+          <w:color w:val="0D0D0D"/>
+          <w:sz w:val="27"/>
+          <w:szCs w:val="27"/>
+          <w:lang w:eastAsia="en-IN"/>
+        </w:rPr>
+        <w:t>dahi</w:t>
+      </w:r>
+      <w:proofErr w:type="spellEnd"/>
+      <w:r>
+        <w:rPr>
+          <w:rFonts w:ascii="Segoe UI" w:eastAsia="Times New Roman" w:hAnsi="Segoe UI" w:cs="Segoe UI"/>
+          <w:color w:val="0D0D0D"/>
+          <w:sz w:val="27"/>
+          <w:szCs w:val="27"/>
+          <w:lang w:eastAsia="en-IN"/>
+        </w:rPr>
+        <w:t xml:space="preserve"> nutrition.</w:t>
       </w:r>
     </w:p>
     <w:p>
@@ -1050,15 +1344,27 @@
                 <w:lang w:eastAsia="en-IN"/>
               </w:rPr>
             </w:pPr>
-            <w:r>
-              <w:rPr>
-                <w:rFonts w:ascii="Times New Roman" w:eastAsia="Times New Roman" w:hAnsi="Times New Roman" w:cs="Times New Roman"/>
-                <w:color w:val="0D0D0D"/>
-                <w:sz w:val="24"/>
-                <w:szCs w:val="24"/>
-                <w:lang w:eastAsia="en-IN"/>
-              </w:rPr>
-              <w:t>Verka Green milk 200 ml</w:t>
+            <w:proofErr w:type="spellStart"/>
+            <w:r>
+              <w:rPr>
+                <w:rFonts w:ascii="Times New Roman" w:eastAsia="Times New Roman" w:hAnsi="Times New Roman" w:cs="Times New Roman"/>
+                <w:color w:val="0D0D0D"/>
+                <w:sz w:val="24"/>
+                <w:szCs w:val="24"/>
+                <w:lang w:eastAsia="en-IN"/>
+              </w:rPr>
+              <w:t>Verka</w:t>
+            </w:r>
+            <w:proofErr w:type="spellEnd"/>
+            <w:r>
+              <w:rPr>
+                <w:rFonts w:ascii="Times New Roman" w:eastAsia="Times New Roman" w:hAnsi="Times New Roman" w:cs="Times New Roman"/>
+                <w:color w:val="0D0D0D"/>
+                <w:sz w:val="24"/>
+                <w:szCs w:val="24"/>
+                <w:lang w:eastAsia="en-IN"/>
+              </w:rPr>
+              <w:t xml:space="preserve"> Green milk 200 ml</w:t>
             </w:r>
           </w:p>
         </w:tc>
@@ -1974,15 +2280,49 @@
                 <w:lang w:eastAsia="en-IN"/>
               </w:rPr>
             </w:pPr>
-            <w:r>
-              <w:rPr>
-                <w:rFonts w:ascii="Times New Roman" w:eastAsia="Times New Roman" w:hAnsi="Times New Roman" w:cs="Times New Roman"/>
-                <w:color w:val="0D0D0D"/>
-                <w:sz w:val="24"/>
-                <w:szCs w:val="24"/>
-                <w:lang w:eastAsia="en-IN"/>
-              </w:rPr>
-              <w:t>Verka dahi 250 g</w:t>
+            <w:proofErr w:type="spellStart"/>
+            <w:r>
+              <w:rPr>
+                <w:rFonts w:ascii="Times New Roman" w:eastAsia="Times New Roman" w:hAnsi="Times New Roman" w:cs="Times New Roman"/>
+                <w:color w:val="0D0D0D"/>
+                <w:sz w:val="24"/>
+                <w:szCs w:val="24"/>
+                <w:lang w:eastAsia="en-IN"/>
+              </w:rPr>
+              <w:t>Verka</w:t>
+            </w:r>
+            <w:proofErr w:type="spellEnd"/>
+            <w:r>
+              <w:rPr>
+                <w:rFonts w:ascii="Times New Roman" w:eastAsia="Times New Roman" w:hAnsi="Times New Roman" w:cs="Times New Roman"/>
+                <w:color w:val="0D0D0D"/>
+                <w:sz w:val="24"/>
+                <w:szCs w:val="24"/>
+                <w:lang w:eastAsia="en-IN"/>
+              </w:rPr>
+              <w:t xml:space="preserve"> </w:t>
+            </w:r>
+            <w:proofErr w:type="spellStart"/>
+            <w:r>
+              <w:rPr>
+                <w:rFonts w:ascii="Times New Roman" w:eastAsia="Times New Roman" w:hAnsi="Times New Roman" w:cs="Times New Roman"/>
+                <w:color w:val="0D0D0D"/>
+                <w:sz w:val="24"/>
+                <w:szCs w:val="24"/>
+                <w:lang w:eastAsia="en-IN"/>
+              </w:rPr>
+              <w:t>dahi</w:t>
+            </w:r>
+            <w:proofErr w:type="spellEnd"/>
+            <w:r>
+              <w:rPr>
+                <w:rFonts w:ascii="Times New Roman" w:eastAsia="Times New Roman" w:hAnsi="Times New Roman" w:cs="Times New Roman"/>
+                <w:color w:val="0D0D0D"/>
+                <w:sz w:val="24"/>
+                <w:szCs w:val="24"/>
+                <w:lang w:eastAsia="en-IN"/>
+              </w:rPr>
+              <w:t xml:space="preserve"> 250 g</w:t>
             </w:r>
           </w:p>
         </w:tc>
@@ -3430,6 +3770,7 @@
           <w:lang w:eastAsia="en-IN"/>
         </w:rPr>
       </w:pPr>
+      <w:proofErr w:type="spellStart"/>
       <w:r>
         <w:rPr>
           <w:rFonts w:ascii="Segoe UI" w:eastAsia="Times New Roman" w:hAnsi="Segoe UI" w:cs="Segoe UI"/>
@@ -3440,7 +3781,20 @@
           <w:szCs w:val="27"/>
           <w:lang w:eastAsia="en-IN"/>
         </w:rPr>
-        <w:t>Fiber: ~25–30 g</w:t>
+        <w:t>Fiber</w:t>
+      </w:r>
+      <w:proofErr w:type="spellEnd"/>
+      <w:r>
+        <w:rPr>
+          <w:rFonts w:ascii="Segoe UI" w:eastAsia="Times New Roman" w:hAnsi="Segoe UI" w:cs="Segoe UI"/>
+          <w:b/>
+          <w:bCs/>
+          <w:color w:val="0D0D0D"/>
+          <w:sz w:val="27"/>
+          <w:szCs w:val="27"/>
+          <w:lang w:eastAsia="en-IN"/>
+        </w:rPr>
+        <w:t>: ~25–30 g</w:t>
       </w:r>
     </w:p>
     <w:p>
@@ -3602,8 +3956,20 @@
           <w:szCs w:val="27"/>
           <w:lang w:eastAsia="en-IN"/>
         </w:rPr>
-        <w:t> milk + dahi</w:t>
-      </w:r>
+        <w:t xml:space="preserve"> milk + </w:t>
+      </w:r>
+      <w:proofErr w:type="spellStart"/>
+      <w:r>
+        <w:rPr>
+          <w:rFonts w:ascii="Segoe UI" w:eastAsia="Times New Roman" w:hAnsi="Segoe UI" w:cs="Segoe UI"/>
+          <w:color w:val="0D0D0D"/>
+          <w:sz w:val="27"/>
+          <w:szCs w:val="27"/>
+          <w:lang w:eastAsia="en-IN"/>
+        </w:rPr>
+        <w:t>dahi</w:t>
+      </w:r>
+      <w:proofErr w:type="spellEnd"/>
     </w:p>
     <w:p>
       <w:pPr>
@@ -3680,7 +4046,29 @@
           <w:szCs w:val="27"/>
           <w:lang w:eastAsia="en-IN"/>
         </w:rPr>
-        <w:t> eggs + milk + dahi + chicken</w:t>
+        <w:t xml:space="preserve"> eggs + milk + </w:t>
+      </w:r>
+      <w:proofErr w:type="spellStart"/>
+      <w:r>
+        <w:rPr>
+          <w:rFonts w:ascii="Segoe UI" w:eastAsia="Times New Roman" w:hAnsi="Segoe UI" w:cs="Segoe UI"/>
+          <w:color w:val="0D0D0D"/>
+          <w:sz w:val="27"/>
+          <w:szCs w:val="27"/>
+          <w:lang w:eastAsia="en-IN"/>
+        </w:rPr>
+        <w:t>dahi</w:t>
+      </w:r>
+      <w:proofErr w:type="spellEnd"/>
+      <w:r>
+        <w:rPr>
+          <w:rFonts w:ascii="Segoe UI" w:eastAsia="Times New Roman" w:hAnsi="Segoe UI" w:cs="Segoe UI"/>
+          <w:color w:val="0D0D0D"/>
+          <w:sz w:val="27"/>
+          <w:szCs w:val="27"/>
+          <w:lang w:eastAsia="en-IN"/>
+        </w:rPr>
+        <w:t xml:space="preserve"> + chicken</w:t>
       </w:r>
     </w:p>
     <w:p>
@@ -4117,7 +4505,29 @@
           <w:szCs w:val="27"/>
           <w:lang w:eastAsia="en-IN"/>
         </w:rPr>
-        <w:t>, and depending on your exact portions and milk/dahi, you may also be relatively low in </w:t>
+        <w:t>, and depending on your exact portions and milk/</w:t>
+      </w:r>
+      <w:proofErr w:type="spellStart"/>
+      <w:r>
+        <w:rPr>
+          <w:rFonts w:ascii="Segoe UI" w:eastAsia="Times New Roman" w:hAnsi="Segoe UI" w:cs="Segoe UI"/>
+          <w:color w:val="0D0D0D"/>
+          <w:sz w:val="27"/>
+          <w:szCs w:val="27"/>
+          <w:lang w:eastAsia="en-IN"/>
+        </w:rPr>
+        <w:t>dahi</w:t>
+      </w:r>
+      <w:proofErr w:type="spellEnd"/>
+      <w:r>
+        <w:rPr>
+          <w:rFonts w:ascii="Segoe UI" w:eastAsia="Times New Roman" w:hAnsi="Segoe UI" w:cs="Segoe UI"/>
+          <w:color w:val="0D0D0D"/>
+          <w:sz w:val="27"/>
+          <w:szCs w:val="27"/>
+          <w:lang w:eastAsia="en-IN"/>
+        </w:rPr>
+        <w:t>, you may also be relatively low in </w:t>
       </w:r>
       <w:r>
         <w:rPr>
@@ -4379,7 +4789,73 @@
           <w:szCs w:val="27"/>
           <w:lang w:eastAsia="en-IN"/>
         </w:rPr>
-        <w:t>when i will add three chapaties how much protien will come</w:t>
+        <w:t xml:space="preserve">when </w:t>
+      </w:r>
+      <w:proofErr w:type="spellStart"/>
+      <w:r>
+        <w:rPr>
+          <w:rFonts w:ascii="Segoe UI" w:eastAsia="Times New Roman" w:hAnsi="Segoe UI" w:cs="Segoe UI"/>
+          <w:color w:val="0D0D0D"/>
+          <w:sz w:val="27"/>
+          <w:szCs w:val="27"/>
+          <w:lang w:eastAsia="en-IN"/>
+        </w:rPr>
+        <w:t>i</w:t>
+      </w:r>
+      <w:proofErr w:type="spellEnd"/>
+      <w:r>
+        <w:rPr>
+          <w:rFonts w:ascii="Segoe UI" w:eastAsia="Times New Roman" w:hAnsi="Segoe UI" w:cs="Segoe UI"/>
+          <w:color w:val="0D0D0D"/>
+          <w:sz w:val="27"/>
+          <w:szCs w:val="27"/>
+          <w:lang w:eastAsia="en-IN"/>
+        </w:rPr>
+        <w:t xml:space="preserve"> will add three </w:t>
+      </w:r>
+      <w:proofErr w:type="spellStart"/>
+      <w:r>
+        <w:rPr>
+          <w:rFonts w:ascii="Segoe UI" w:eastAsia="Times New Roman" w:hAnsi="Segoe UI" w:cs="Segoe UI"/>
+          <w:color w:val="0D0D0D"/>
+          <w:sz w:val="27"/>
+          <w:szCs w:val="27"/>
+          <w:lang w:eastAsia="en-IN"/>
+        </w:rPr>
+        <w:t>chapaties</w:t>
+      </w:r>
+      <w:proofErr w:type="spellEnd"/>
+      <w:r>
+        <w:rPr>
+          <w:rFonts w:ascii="Segoe UI" w:eastAsia="Times New Roman" w:hAnsi="Segoe UI" w:cs="Segoe UI"/>
+          <w:color w:val="0D0D0D"/>
+          <w:sz w:val="27"/>
+          <w:szCs w:val="27"/>
+          <w:lang w:eastAsia="en-IN"/>
+        </w:rPr>
+        <w:t xml:space="preserve"> how much </w:t>
+      </w:r>
+      <w:proofErr w:type="spellStart"/>
+      <w:r>
+        <w:rPr>
+          <w:rFonts w:ascii="Segoe UI" w:eastAsia="Times New Roman" w:hAnsi="Segoe UI" w:cs="Segoe UI"/>
+          <w:color w:val="0D0D0D"/>
+          <w:sz w:val="27"/>
+          <w:szCs w:val="27"/>
+          <w:lang w:eastAsia="en-IN"/>
+        </w:rPr>
+        <w:t>protien</w:t>
+      </w:r>
+      <w:proofErr w:type="spellEnd"/>
+      <w:r>
+        <w:rPr>
+          <w:rFonts w:ascii="Segoe UI" w:eastAsia="Times New Roman" w:hAnsi="Segoe UI" w:cs="Segoe UI"/>
+          <w:color w:val="0D0D0D"/>
+          <w:sz w:val="27"/>
+          <w:szCs w:val="27"/>
+          <w:lang w:eastAsia="en-IN"/>
+        </w:rPr>
+        <w:t xml:space="preserve"> will come</w:t>
       </w:r>
     </w:p>
     <w:p>
@@ -4401,6 +4877,7 @@
           <w:lang w:eastAsia="en-IN"/>
         </w:rPr>
       </w:pPr>
+      <w:proofErr w:type="spellStart"/>
       <w:r>
         <w:rPr>
           <w:rFonts w:ascii="Segoe UI" w:eastAsia="Times New Roman" w:hAnsi="Segoe UI" w:cs="Segoe UI"/>
@@ -4411,7 +4888,20 @@
           <w:szCs w:val="24"/>
           <w:lang w:eastAsia="en-IN"/>
         </w:rPr>
-        <w:t>ChatGPT said:</w:t>
+        <w:t>ChatGPT</w:t>
+      </w:r>
+      <w:proofErr w:type="spellEnd"/>
+      <w:r>
+        <w:rPr>
+          <w:rFonts w:ascii="Segoe UI" w:eastAsia="Times New Roman" w:hAnsi="Segoe UI" w:cs="Segoe UI"/>
+          <w:b/>
+          <w:bCs/>
+          <w:color w:val="0D0D0D"/>
+          <w:sz w:val="24"/>
+          <w:szCs w:val="24"/>
+          <w:lang w:eastAsia="en-IN"/>
+        </w:rPr>
+        <w:t xml:space="preserve"> said:</w:t>
       </w:r>
     </w:p>
     <w:p>
@@ -4647,15 +5137,27 @@
           <w:lang w:eastAsia="en-IN"/>
         </w:rPr>
       </w:pPr>
-      <w:r>
-        <w:rPr>
-          <w:rFonts w:ascii="Segoe UI" w:eastAsia="Times New Roman" w:hAnsi="Segoe UI" w:cs="Segoe UI"/>
-          <w:color w:val="0D0D0D"/>
-          <w:sz w:val="27"/>
-          <w:szCs w:val="27"/>
-          <w:lang w:eastAsia="en-IN"/>
-        </w:rPr>
-        <w:t>Fiber: ~8–10 g</w:t>
+      <w:proofErr w:type="spellStart"/>
+      <w:r>
+        <w:rPr>
+          <w:rFonts w:ascii="Segoe UI" w:eastAsia="Times New Roman" w:hAnsi="Segoe UI" w:cs="Segoe UI"/>
+          <w:color w:val="0D0D0D"/>
+          <w:sz w:val="27"/>
+          <w:szCs w:val="27"/>
+          <w:lang w:eastAsia="en-IN"/>
+        </w:rPr>
+        <w:t>Fiber</w:t>
+      </w:r>
+      <w:proofErr w:type="spellEnd"/>
+      <w:r>
+        <w:rPr>
+          <w:rFonts w:ascii="Segoe UI" w:eastAsia="Times New Roman" w:hAnsi="Segoe UI" w:cs="Segoe UI"/>
+          <w:color w:val="0D0D0D"/>
+          <w:sz w:val="27"/>
+          <w:szCs w:val="27"/>
+          <w:lang w:eastAsia="en-IN"/>
+        </w:rPr>
+        <w:t>: ~8–10 g</w:t>
       </w:r>
     </w:p>
     <w:p>
@@ -4826,7 +5328,29 @@
           <w:szCs w:val="27"/>
           <w:lang w:eastAsia="en-IN"/>
         </w:rPr>
-        <w:t>forget chapaties tell me what is not there in my diet</w:t>
+        <w:t xml:space="preserve">forget </w:t>
+      </w:r>
+      <w:proofErr w:type="spellStart"/>
+      <w:r>
+        <w:rPr>
+          <w:rFonts w:ascii="Segoe UI" w:eastAsia="Times New Roman" w:hAnsi="Segoe UI" w:cs="Segoe UI"/>
+          <w:color w:val="0D0D0D"/>
+          <w:sz w:val="27"/>
+          <w:szCs w:val="27"/>
+          <w:lang w:eastAsia="en-IN"/>
+        </w:rPr>
+        <w:t>chapaties</w:t>
+      </w:r>
+      <w:proofErr w:type="spellEnd"/>
+      <w:r>
+        <w:rPr>
+          <w:rFonts w:ascii="Segoe UI" w:eastAsia="Times New Roman" w:hAnsi="Segoe UI" w:cs="Segoe UI"/>
+          <w:color w:val="0D0D0D"/>
+          <w:sz w:val="27"/>
+          <w:szCs w:val="27"/>
+          <w:lang w:eastAsia="en-IN"/>
+        </w:rPr>
+        <w:t xml:space="preserve"> tell me what is not there in my diet</w:t>
       </w:r>
     </w:p>
     <w:p>
@@ -4848,6 +5372,7 @@
           <w:lang w:eastAsia="en-IN"/>
         </w:rPr>
       </w:pPr>
+      <w:proofErr w:type="spellStart"/>
       <w:r>
         <w:rPr>
           <w:rFonts w:ascii="Segoe UI" w:eastAsia="Times New Roman" w:hAnsi="Segoe UI" w:cs="Segoe UI"/>
@@ -4858,7 +5383,20 @@
           <w:szCs w:val="24"/>
           <w:lang w:eastAsia="en-IN"/>
         </w:rPr>
-        <w:t>ChatGPT said:</w:t>
+        <w:t>ChatGPT</w:t>
+      </w:r>
+      <w:proofErr w:type="spellEnd"/>
+      <w:r>
+        <w:rPr>
+          <w:rFonts w:ascii="Segoe UI" w:eastAsia="Times New Roman" w:hAnsi="Segoe UI" w:cs="Segoe UI"/>
+          <w:b/>
+          <w:bCs/>
+          <w:color w:val="0D0D0D"/>
+          <w:sz w:val="24"/>
+          <w:szCs w:val="24"/>
+          <w:lang w:eastAsia="en-IN"/>
+        </w:rPr>
+        <w:t xml:space="preserve"> said:</w:t>
       </w:r>
     </w:p>
     <w:p>
@@ -4904,7 +5442,29 @@
           <w:szCs w:val="27"/>
           <w:lang w:eastAsia="en-IN"/>
         </w:rPr>
-        <w:t> and has a decent amount of fiber, but if this is what you eat most days, there are some nutritional gaps.</w:t>
+        <w:t xml:space="preserve"> and has a decent amount of </w:t>
+      </w:r>
+      <w:proofErr w:type="spellStart"/>
+      <w:r>
+        <w:rPr>
+          <w:rFonts w:ascii="Segoe UI" w:eastAsia="Times New Roman" w:hAnsi="Segoe UI" w:cs="Segoe UI"/>
+          <w:color w:val="0D0D0D"/>
+          <w:sz w:val="27"/>
+          <w:szCs w:val="27"/>
+          <w:lang w:eastAsia="en-IN"/>
+        </w:rPr>
+        <w:t>fiber</w:t>
+      </w:r>
+      <w:proofErr w:type="spellEnd"/>
+      <w:r>
+        <w:rPr>
+          <w:rFonts w:ascii="Segoe UI" w:eastAsia="Times New Roman" w:hAnsi="Segoe UI" w:cs="Segoe UI"/>
+          <w:color w:val="0D0D0D"/>
+          <w:sz w:val="27"/>
+          <w:szCs w:val="27"/>
+          <w:lang w:eastAsia="en-IN"/>
+        </w:rPr>
+        <w:t>, but if this is what you eat most days, there are some nutritional gaps.</w:t>
       </w:r>
     </w:p>
     <w:p>
@@ -5218,7 +5778,33 @@
           <w:szCs w:val="27"/>
           <w:lang w:eastAsia="en-IN"/>
         </w:rPr>
-        <w:t>carrots, spinach, pumpkin, or other colorful vegetables</w:t>
+        <w:t xml:space="preserve">carrots, spinach, pumpkin, or other </w:t>
+      </w:r>
+      <w:proofErr w:type="spellStart"/>
+      <w:r>
+        <w:rPr>
+          <w:rFonts w:ascii="Segoe UI" w:eastAsia="Times New Roman" w:hAnsi="Segoe UI" w:cs="Segoe UI"/>
+          <w:b/>
+          <w:bCs/>
+          <w:color w:val="0D0D0D"/>
+          <w:sz w:val="27"/>
+          <w:szCs w:val="27"/>
+          <w:lang w:eastAsia="en-IN"/>
+        </w:rPr>
+        <w:t>colorful</w:t>
+      </w:r>
+      <w:proofErr w:type="spellEnd"/>
+      <w:r>
+        <w:rPr>
+          <w:rFonts w:ascii="Segoe UI" w:eastAsia="Times New Roman" w:hAnsi="Segoe UI" w:cs="Segoe UI"/>
+          <w:b/>
+          <w:bCs/>
+          <w:color w:val="0D0D0D"/>
+          <w:sz w:val="27"/>
+          <w:szCs w:val="27"/>
+          <w:lang w:eastAsia="en-IN"/>
+        </w:rPr>
+        <w:t xml:space="preserve"> vegetables</w:t>
       </w:r>
       <w:r>
         <w:rPr>
@@ -5389,7 +5975,29 @@
           <w:szCs w:val="27"/>
           <w:lang w:eastAsia="en-IN"/>
         </w:rPr>
-        <w:t> Cucumber + beetroot isn't enough variety long-term. Aim for several different-colored vegetables.</w:t>
+        <w:t> Cucumber + beetroot isn't enough variety long-term. Aim for several different-</w:t>
+      </w:r>
+      <w:proofErr w:type="spellStart"/>
+      <w:r>
+        <w:rPr>
+          <w:rFonts w:ascii="Segoe UI" w:eastAsia="Times New Roman" w:hAnsi="Segoe UI" w:cs="Segoe UI"/>
+          <w:color w:val="0D0D0D"/>
+          <w:sz w:val="27"/>
+          <w:szCs w:val="27"/>
+          <w:lang w:eastAsia="en-IN"/>
+        </w:rPr>
+        <w:t>colored</w:t>
+      </w:r>
+      <w:proofErr w:type="spellEnd"/>
+      <w:r>
+        <w:rPr>
+          <w:rFonts w:ascii="Segoe UI" w:eastAsia="Times New Roman" w:hAnsi="Segoe UI" w:cs="Segoe UI"/>
+          <w:color w:val="0D0D0D"/>
+          <w:sz w:val="27"/>
+          <w:szCs w:val="27"/>
+          <w:lang w:eastAsia="en-IN"/>
+        </w:rPr>
+        <w:t xml:space="preserve"> vegetables.</w:t>
       </w:r>
     </w:p>
     <w:p>
@@ -5659,15 +6267,93 @@
           <w:lang w:eastAsia="en-IN"/>
         </w:rPr>
       </w:pPr>
-      <w:r>
-        <w:rPr>
-          <w:rFonts w:ascii="Segoe UI" w:eastAsia="Times New Roman" w:hAnsi="Segoe UI" w:cs="Segoe UI"/>
-          <w:color w:val="0D0D0D"/>
-          <w:sz w:val="27"/>
-          <w:szCs w:val="27"/>
-          <w:lang w:eastAsia="en-IN"/>
-        </w:rPr>
-        <w:t>i am following fat loss and my maintance calories are around 3100 tell me is this will be suitable for fatloss and also i am eating in window of 16-8 fast my body fat is around 20percent and my current weight is 80 kg tell me how much months does it take to go till 13 percent</w:t>
+      <w:proofErr w:type="spellStart"/>
+      <w:r>
+        <w:rPr>
+          <w:rFonts w:ascii="Segoe UI" w:eastAsia="Times New Roman" w:hAnsi="Segoe UI" w:cs="Segoe UI"/>
+          <w:color w:val="0D0D0D"/>
+          <w:sz w:val="27"/>
+          <w:szCs w:val="27"/>
+          <w:lang w:eastAsia="en-IN"/>
+        </w:rPr>
+        <w:t>i</w:t>
+      </w:r>
+      <w:proofErr w:type="spellEnd"/>
+      <w:r>
+        <w:rPr>
+          <w:rFonts w:ascii="Segoe UI" w:eastAsia="Times New Roman" w:hAnsi="Segoe UI" w:cs="Segoe UI"/>
+          <w:color w:val="0D0D0D"/>
+          <w:sz w:val="27"/>
+          <w:szCs w:val="27"/>
+          <w:lang w:eastAsia="en-IN"/>
+        </w:rPr>
+        <w:t xml:space="preserve"> am following fat loss and my </w:t>
+      </w:r>
+      <w:proofErr w:type="spellStart"/>
+      <w:r>
+        <w:rPr>
+          <w:rFonts w:ascii="Segoe UI" w:eastAsia="Times New Roman" w:hAnsi="Segoe UI" w:cs="Segoe UI"/>
+          <w:color w:val="0D0D0D"/>
+          <w:sz w:val="27"/>
+          <w:szCs w:val="27"/>
+          <w:lang w:eastAsia="en-IN"/>
+        </w:rPr>
+        <w:t>maintance</w:t>
+      </w:r>
+      <w:proofErr w:type="spellEnd"/>
+      <w:r>
+        <w:rPr>
+          <w:rFonts w:ascii="Segoe UI" w:eastAsia="Times New Roman" w:hAnsi="Segoe UI" w:cs="Segoe UI"/>
+          <w:color w:val="0D0D0D"/>
+          <w:sz w:val="27"/>
+          <w:szCs w:val="27"/>
+          <w:lang w:eastAsia="en-IN"/>
+        </w:rPr>
+        <w:t xml:space="preserve"> calories are around 3100 tell me is this will be suitable for </w:t>
+      </w:r>
+      <w:proofErr w:type="spellStart"/>
+      <w:r>
+        <w:rPr>
+          <w:rFonts w:ascii="Segoe UI" w:eastAsia="Times New Roman" w:hAnsi="Segoe UI" w:cs="Segoe UI"/>
+          <w:color w:val="0D0D0D"/>
+          <w:sz w:val="27"/>
+          <w:szCs w:val="27"/>
+          <w:lang w:eastAsia="en-IN"/>
+        </w:rPr>
+        <w:t>fatloss</w:t>
+      </w:r>
+      <w:proofErr w:type="spellEnd"/>
+      <w:r>
+        <w:rPr>
+          <w:rFonts w:ascii="Segoe UI" w:eastAsia="Times New Roman" w:hAnsi="Segoe UI" w:cs="Segoe UI"/>
+          <w:color w:val="0D0D0D"/>
+          <w:sz w:val="27"/>
+          <w:szCs w:val="27"/>
+          <w:lang w:eastAsia="en-IN"/>
+        </w:rPr>
+        <w:t xml:space="preserve"> and also </w:t>
+      </w:r>
+      <w:proofErr w:type="spellStart"/>
+      <w:r>
+        <w:rPr>
+          <w:rFonts w:ascii="Segoe UI" w:eastAsia="Times New Roman" w:hAnsi="Segoe UI" w:cs="Segoe UI"/>
+          <w:color w:val="0D0D0D"/>
+          <w:sz w:val="27"/>
+          <w:szCs w:val="27"/>
+          <w:lang w:eastAsia="en-IN"/>
+        </w:rPr>
+        <w:t>i</w:t>
+      </w:r>
+      <w:proofErr w:type="spellEnd"/>
+      <w:r>
+        <w:rPr>
+          <w:rFonts w:ascii="Segoe UI" w:eastAsia="Times New Roman" w:hAnsi="Segoe UI" w:cs="Segoe UI"/>
+          <w:color w:val="0D0D0D"/>
+          <w:sz w:val="27"/>
+          <w:szCs w:val="27"/>
+          <w:lang w:eastAsia="en-IN"/>
+        </w:rPr>
+        <w:t xml:space="preserve"> am eating in window of 16-8 fast my body fat is around 20percent and my current weight is 80 kg tell me how much months does it take to go till 13 percent</w:t>
       </w:r>
     </w:p>
     <w:p>
@@ -5689,6 +6375,7 @@
           <w:lang w:eastAsia="en-IN"/>
         </w:rPr>
       </w:pPr>
+      <w:proofErr w:type="spellStart"/>
       <w:r>
         <w:rPr>
           <w:rFonts w:ascii="Segoe UI" w:eastAsia="Times New Roman" w:hAnsi="Segoe UI" w:cs="Segoe UI"/>
@@ -5699,7 +6386,20 @@
           <w:szCs w:val="24"/>
           <w:lang w:eastAsia="en-IN"/>
         </w:rPr>
-        <w:t>ChatGPT said:</w:t>
+        <w:t>ChatGPT</w:t>
+      </w:r>
+      <w:proofErr w:type="spellEnd"/>
+      <w:r>
+        <w:rPr>
+          <w:rFonts w:ascii="Segoe UI" w:eastAsia="Times New Roman" w:hAnsi="Segoe UI" w:cs="Segoe UI"/>
+          <w:b/>
+          <w:bCs/>
+          <w:color w:val="0D0D0D"/>
+          <w:sz w:val="24"/>
+          <w:szCs w:val="24"/>
+          <w:lang w:eastAsia="en-IN"/>
+        </w:rPr>
+        <w:t xml:space="preserve"> said:</w:t>
       </w:r>
     </w:p>
     <w:p>
@@ -7517,15 +8217,27 @@
                 <w:lang w:eastAsia="en-IN"/>
               </w:rPr>
             </w:pPr>
-            <w:r>
-              <w:rPr>
-                <w:rFonts w:ascii="Times New Roman" w:eastAsia="Times New Roman" w:hAnsi="Times New Roman" w:cs="Times New Roman"/>
-                <w:color w:val="0D0D0D"/>
-                <w:sz w:val="24"/>
-                <w:szCs w:val="24"/>
-                <w:lang w:eastAsia="en-IN"/>
-              </w:rPr>
-              <w:t>Verka Green milk 200 ml</w:t>
+            <w:proofErr w:type="spellStart"/>
+            <w:r>
+              <w:rPr>
+                <w:rFonts w:ascii="Times New Roman" w:eastAsia="Times New Roman" w:hAnsi="Times New Roman" w:cs="Times New Roman"/>
+                <w:color w:val="0D0D0D"/>
+                <w:sz w:val="24"/>
+                <w:szCs w:val="24"/>
+                <w:lang w:eastAsia="en-IN"/>
+              </w:rPr>
+              <w:t>Verka</w:t>
+            </w:r>
+            <w:proofErr w:type="spellEnd"/>
+            <w:r>
+              <w:rPr>
+                <w:rFonts w:ascii="Times New Roman" w:eastAsia="Times New Roman" w:hAnsi="Times New Roman" w:cs="Times New Roman"/>
+                <w:color w:val="0D0D0D"/>
+                <w:sz w:val="24"/>
+                <w:szCs w:val="24"/>
+                <w:lang w:eastAsia="en-IN"/>
+              </w:rPr>
+              <w:t xml:space="preserve"> Green milk 200 ml</w:t>
             </w:r>
           </w:p>
         </w:tc>
@@ -7619,15 +8331,49 @@
                 <w:lang w:eastAsia="en-IN"/>
               </w:rPr>
             </w:pPr>
-            <w:r>
-              <w:rPr>
-                <w:rFonts w:ascii="Times New Roman" w:eastAsia="Times New Roman" w:hAnsi="Times New Roman" w:cs="Times New Roman"/>
-                <w:color w:val="0D0D0D"/>
-                <w:sz w:val="24"/>
-                <w:szCs w:val="24"/>
-                <w:lang w:eastAsia="en-IN"/>
-              </w:rPr>
-              <w:t>Verka dahi 2</w:t>
+            <w:proofErr w:type="spellStart"/>
+            <w:r>
+              <w:rPr>
+                <w:rFonts w:ascii="Times New Roman" w:eastAsia="Times New Roman" w:hAnsi="Times New Roman" w:cs="Times New Roman"/>
+                <w:color w:val="0D0D0D"/>
+                <w:sz w:val="24"/>
+                <w:szCs w:val="24"/>
+                <w:lang w:eastAsia="en-IN"/>
+              </w:rPr>
+              <w:t>Verka</w:t>
+            </w:r>
+            <w:proofErr w:type="spellEnd"/>
+            <w:r>
+              <w:rPr>
+                <w:rFonts w:ascii="Times New Roman" w:eastAsia="Times New Roman" w:hAnsi="Times New Roman" w:cs="Times New Roman"/>
+                <w:color w:val="0D0D0D"/>
+                <w:sz w:val="24"/>
+                <w:szCs w:val="24"/>
+                <w:lang w:eastAsia="en-IN"/>
+              </w:rPr>
+              <w:t xml:space="preserve"> </w:t>
+            </w:r>
+            <w:proofErr w:type="spellStart"/>
+            <w:r>
+              <w:rPr>
+                <w:rFonts w:ascii="Times New Roman" w:eastAsia="Times New Roman" w:hAnsi="Times New Roman" w:cs="Times New Roman"/>
+                <w:color w:val="0D0D0D"/>
+                <w:sz w:val="24"/>
+                <w:szCs w:val="24"/>
+                <w:lang w:eastAsia="en-IN"/>
+              </w:rPr>
+              <w:t>dahi</w:t>
+            </w:r>
+            <w:proofErr w:type="spellEnd"/>
+            <w:r>
+              <w:rPr>
+                <w:rFonts w:ascii="Times New Roman" w:eastAsia="Times New Roman" w:hAnsi="Times New Roman" w:cs="Times New Roman"/>
+                <w:color w:val="0D0D0D"/>
+                <w:sz w:val="24"/>
+                <w:szCs w:val="24"/>
+                <w:lang w:eastAsia="en-IN"/>
+              </w:rPr>
+              <w:t xml:space="preserve"> 2</w:t>
             </w:r>
             <w:r>
               <w:rPr>
@@ -7841,7 +8587,29 @@
                 <w:szCs w:val="24"/>
                 <w:lang w:eastAsia="en-IN"/>
               </w:rPr>
-              <w:t xml:space="preserve">5 whole egg bhurji (added </w:t>
+              <w:t xml:space="preserve">5 whole egg </w:t>
+            </w:r>
+            <w:proofErr w:type="spellStart"/>
+            <w:r>
+              <w:rPr>
+                <w:rFonts w:ascii="Times New Roman" w:eastAsia="Times New Roman" w:hAnsi="Times New Roman" w:cs="Times New Roman"/>
+                <w:color w:val="0D0D0D"/>
+                <w:sz w:val="24"/>
+                <w:szCs w:val="24"/>
+                <w:lang w:eastAsia="en-IN"/>
+              </w:rPr>
+              <w:t>bhurji</w:t>
+            </w:r>
+            <w:proofErr w:type="spellEnd"/>
+            <w:r>
+              <w:rPr>
+                <w:rFonts w:ascii="Times New Roman" w:eastAsia="Times New Roman" w:hAnsi="Times New Roman" w:cs="Times New Roman"/>
+                <w:color w:val="0D0D0D"/>
+                <w:sz w:val="24"/>
+                <w:szCs w:val="24"/>
+                <w:lang w:eastAsia="en-IN"/>
+              </w:rPr>
+              <w:t xml:space="preserve"> (added </w:t>
             </w:r>
             <w:r>
               <w:rPr>
@@ -7894,29 +8662,85 @@
                 <w:szCs w:val="24"/>
                 <w:lang w:eastAsia="en-IN"/>
               </w:rPr>
-              <w:t>One katori dahi</w:t>
-            </w:r>
-          </w:p>
-          <w:p>
-            <w:pPr>
-              <w:spacing w:after="0" w:line="240" w:lineRule="auto"/>
-              <w:rPr>
-                <w:rFonts w:ascii="Times New Roman" w:eastAsia="Times New Roman" w:hAnsi="Times New Roman" w:cs="Times New Roman"/>
-                <w:color w:val="0D0D0D"/>
-                <w:sz w:val="24"/>
-                <w:szCs w:val="24"/>
-                <w:lang w:eastAsia="en-IN"/>
-              </w:rPr>
-            </w:pPr>
-            <w:r>
-              <w:rPr>
-                <w:rFonts w:ascii="Times New Roman" w:eastAsia="Times New Roman" w:hAnsi="Times New Roman" w:cs="Times New Roman"/>
-                <w:color w:val="0D0D0D"/>
-                <w:sz w:val="24"/>
-                <w:szCs w:val="24"/>
-                <w:lang w:eastAsia="en-IN"/>
-              </w:rPr>
-              <w:t>One katori dal</w:t>
+              <w:t xml:space="preserve">One </w:t>
+            </w:r>
+            <w:proofErr w:type="spellStart"/>
+            <w:r>
+              <w:rPr>
+                <w:rFonts w:ascii="Times New Roman" w:eastAsia="Times New Roman" w:hAnsi="Times New Roman" w:cs="Times New Roman"/>
+                <w:color w:val="0D0D0D"/>
+                <w:sz w:val="24"/>
+                <w:szCs w:val="24"/>
+                <w:lang w:eastAsia="en-IN"/>
+              </w:rPr>
+              <w:t>katori</w:t>
+            </w:r>
+            <w:proofErr w:type="spellEnd"/>
+            <w:r>
+              <w:rPr>
+                <w:rFonts w:ascii="Times New Roman" w:eastAsia="Times New Roman" w:hAnsi="Times New Roman" w:cs="Times New Roman"/>
+                <w:color w:val="0D0D0D"/>
+                <w:sz w:val="24"/>
+                <w:szCs w:val="24"/>
+                <w:lang w:eastAsia="en-IN"/>
+              </w:rPr>
+              <w:t xml:space="preserve"> </w:t>
+            </w:r>
+            <w:proofErr w:type="spellStart"/>
+            <w:r>
+              <w:rPr>
+                <w:rFonts w:ascii="Times New Roman" w:eastAsia="Times New Roman" w:hAnsi="Times New Roman" w:cs="Times New Roman"/>
+                <w:color w:val="0D0D0D"/>
+                <w:sz w:val="24"/>
+                <w:szCs w:val="24"/>
+                <w:lang w:eastAsia="en-IN"/>
+              </w:rPr>
+              <w:t>dahi</w:t>
+            </w:r>
+            <w:proofErr w:type="spellEnd"/>
+          </w:p>
+          <w:p>
+            <w:pPr>
+              <w:spacing w:after="0" w:line="240" w:lineRule="auto"/>
+              <w:rPr>
+                <w:rFonts w:ascii="Times New Roman" w:eastAsia="Times New Roman" w:hAnsi="Times New Roman" w:cs="Times New Roman"/>
+                <w:color w:val="0D0D0D"/>
+                <w:sz w:val="24"/>
+                <w:szCs w:val="24"/>
+                <w:lang w:eastAsia="en-IN"/>
+              </w:rPr>
+            </w:pPr>
+            <w:r>
+              <w:rPr>
+                <w:rFonts w:ascii="Times New Roman" w:eastAsia="Times New Roman" w:hAnsi="Times New Roman" w:cs="Times New Roman"/>
+                <w:color w:val="0D0D0D"/>
+                <w:sz w:val="24"/>
+                <w:szCs w:val="24"/>
+                <w:lang w:eastAsia="en-IN"/>
+              </w:rPr>
+              <w:t xml:space="preserve">One </w:t>
+            </w:r>
+            <w:proofErr w:type="spellStart"/>
+            <w:r>
+              <w:rPr>
+                <w:rFonts w:ascii="Times New Roman" w:eastAsia="Times New Roman" w:hAnsi="Times New Roman" w:cs="Times New Roman"/>
+                <w:color w:val="0D0D0D"/>
+                <w:sz w:val="24"/>
+                <w:szCs w:val="24"/>
+                <w:lang w:eastAsia="en-IN"/>
+              </w:rPr>
+              <w:t>katori</w:t>
+            </w:r>
+            <w:proofErr w:type="spellEnd"/>
+            <w:r>
+              <w:rPr>
+                <w:rFonts w:ascii="Times New Roman" w:eastAsia="Times New Roman" w:hAnsi="Times New Roman" w:cs="Times New Roman"/>
+                <w:color w:val="0D0D0D"/>
+                <w:sz w:val="24"/>
+                <w:szCs w:val="24"/>
+                <w:lang w:eastAsia="en-IN"/>
+              </w:rPr>
+              <w:t xml:space="preserve"> dal</w:t>
             </w:r>
           </w:p>
         </w:tc>
@@ -8041,8 +8865,20 @@
                 <w:szCs w:val="52"/>
                 <w:lang w:eastAsia="en-IN"/>
               </w:rPr>
-              <w:t>Current vegitarian</w:t>
-            </w:r>
+              <w:t xml:space="preserve">Current </w:t>
+            </w:r>
+            <w:proofErr w:type="spellStart"/>
+            <w:r>
+              <w:rPr>
+                <w:rFonts w:ascii="Times New Roman" w:eastAsia="Times New Roman" w:hAnsi="Times New Roman" w:cs="Times New Roman"/>
+                <w:color w:val="0D0D0D"/>
+                <w:sz w:val="52"/>
+                <w:szCs w:val="52"/>
+                <w:lang w:eastAsia="en-IN"/>
+              </w:rPr>
+              <w:t>vegitarian</w:t>
+            </w:r>
+            <w:proofErr w:type="spellEnd"/>
           </w:p>
         </w:tc>
       </w:tr>
@@ -8479,6 +9315,7 @@
                 <w:lang w:eastAsia="en-IN"/>
               </w:rPr>
             </w:pPr>
+            <w:proofErr w:type="spellStart"/>
             <w:r>
               <w:rPr>
                 <w:rFonts w:ascii="Times New Roman" w:eastAsia="Times New Roman" w:hAnsi="Times New Roman" w:cs="Times New Roman"/>
@@ -8488,7 +9325,19 @@
                 <w:szCs w:val="24"/>
                 <w:lang w:eastAsia="en-IN"/>
               </w:rPr>
-              <w:t>Verka Green Milk</w:t>
+              <w:t>Verka</w:t>
+            </w:r>
+            <w:proofErr w:type="spellEnd"/>
+            <w:r>
+              <w:rPr>
+                <w:rFonts w:ascii="Times New Roman" w:eastAsia="Times New Roman" w:hAnsi="Times New Roman" w:cs="Times New Roman"/>
+                <w:b/>
+                <w:bCs/>
+                <w:sz w:val="24"/>
+                <w:szCs w:val="24"/>
+                <w:lang w:eastAsia="en-IN"/>
+              </w:rPr>
+              <w:t xml:space="preserve"> Green Milk</w:t>
             </w:r>
             <w:r>
               <w:rPr>
@@ -9004,6 +9853,7 @@
                 <w:lang w:eastAsia="en-IN"/>
               </w:rPr>
             </w:pPr>
+            <w:proofErr w:type="spellStart"/>
             <w:r>
               <w:rPr>
                 <w:rFonts w:ascii="Times New Roman" w:eastAsia="Times New Roman" w:hAnsi="Times New Roman" w:cs="Times New Roman"/>
@@ -9014,8 +9864,33 @@
                 <w:lang w:eastAsia="en-IN"/>
               </w:rPr>
               <w:lastRenderedPageBreak/>
-              <w:t>Verka Dahi</w:t>
-            </w:r>
+              <w:t>Verka</w:t>
+            </w:r>
+            <w:proofErr w:type="spellEnd"/>
+            <w:r>
+              <w:rPr>
+                <w:rFonts w:ascii="Times New Roman" w:eastAsia="Times New Roman" w:hAnsi="Times New Roman" w:cs="Times New Roman"/>
+                <w:b/>
+                <w:bCs/>
+                <w:sz w:val="24"/>
+                <w:szCs w:val="24"/>
+                <w:lang w:eastAsia="en-IN"/>
+              </w:rPr>
+              <w:t xml:space="preserve"> </w:t>
+            </w:r>
+            <w:proofErr w:type="spellStart"/>
+            <w:r>
+              <w:rPr>
+                <w:rFonts w:ascii="Times New Roman" w:eastAsia="Times New Roman" w:hAnsi="Times New Roman" w:cs="Times New Roman"/>
+                <w:b/>
+                <w:bCs/>
+                <w:sz w:val="24"/>
+                <w:szCs w:val="24"/>
+                <w:lang w:eastAsia="en-IN"/>
+              </w:rPr>
+              <w:t>Dahi</w:t>
+            </w:r>
+            <w:proofErr w:type="spellEnd"/>
             <w:r>
               <w:rPr>
                 <w:rFonts w:ascii="Times New Roman" w:eastAsia="Times New Roman" w:hAnsi="Times New Roman" w:cs="Times New Roman"/>
@@ -10620,7 +11495,79 @@
           <w:szCs w:val="24"/>
           <w:lang w:eastAsia="en-IN"/>
         </w:rPr>
-        <w:t>(Note: In this list, you mentioned "5 whole eggs" and separately "5 whole egg bhurji (added Desi ghee 1 tbsp)". I am assuming these are your main egg meals for the day, totaling 10 eggs, or please let me know if the first line was just a general mention of eggs included in the bhurji! For safety, I've calculated them as listed).</w:t>
+        <w:t xml:space="preserve">(Note: In this list, you mentioned "5 whole eggs" and separately "5 whole egg </w:t>
+      </w:r>
+      <w:proofErr w:type="spellStart"/>
+      <w:r>
+        <w:rPr>
+          <w:rFonts w:ascii="Times New Roman" w:eastAsia="Times New Roman" w:hAnsi="Times New Roman" w:cs="Times New Roman"/>
+          <w:i/>
+          <w:iCs/>
+          <w:sz w:val="24"/>
+          <w:szCs w:val="24"/>
+          <w:lang w:eastAsia="en-IN"/>
+        </w:rPr>
+        <w:t>bhurji</w:t>
+      </w:r>
+      <w:proofErr w:type="spellEnd"/>
+      <w:r>
+        <w:rPr>
+          <w:rFonts w:ascii="Times New Roman" w:eastAsia="Times New Roman" w:hAnsi="Times New Roman" w:cs="Times New Roman"/>
+          <w:i/>
+          <w:iCs/>
+          <w:sz w:val="24"/>
+          <w:szCs w:val="24"/>
+          <w:lang w:eastAsia="en-IN"/>
+        </w:rPr>
+        <w:t xml:space="preserve"> (added Desi ghee 1 tbsp)". I am assuming these are your main egg meals for the day, </w:t>
+      </w:r>
+      <w:proofErr w:type="spellStart"/>
+      <w:r>
+        <w:rPr>
+          <w:rFonts w:ascii="Times New Roman" w:eastAsia="Times New Roman" w:hAnsi="Times New Roman" w:cs="Times New Roman"/>
+          <w:i/>
+          <w:iCs/>
+          <w:sz w:val="24"/>
+          <w:szCs w:val="24"/>
+          <w:lang w:eastAsia="en-IN"/>
+        </w:rPr>
+        <w:t>totaling</w:t>
+      </w:r>
+      <w:proofErr w:type="spellEnd"/>
+      <w:r>
+        <w:rPr>
+          <w:rFonts w:ascii="Times New Roman" w:eastAsia="Times New Roman" w:hAnsi="Times New Roman" w:cs="Times New Roman"/>
+          <w:i/>
+          <w:iCs/>
+          <w:sz w:val="24"/>
+          <w:szCs w:val="24"/>
+          <w:lang w:eastAsia="en-IN"/>
+        </w:rPr>
+        <w:t xml:space="preserve"> 10 eggs, or please let me know if the first line was just a general mention of eggs included in the </w:t>
+      </w:r>
+      <w:proofErr w:type="spellStart"/>
+      <w:r>
+        <w:rPr>
+          <w:rFonts w:ascii="Times New Roman" w:eastAsia="Times New Roman" w:hAnsi="Times New Roman" w:cs="Times New Roman"/>
+          <w:i/>
+          <w:iCs/>
+          <w:sz w:val="24"/>
+          <w:szCs w:val="24"/>
+          <w:lang w:eastAsia="en-IN"/>
+        </w:rPr>
+        <w:t>bhurji</w:t>
+      </w:r>
+      <w:proofErr w:type="spellEnd"/>
+      <w:r>
+        <w:rPr>
+          <w:rFonts w:ascii="Times New Roman" w:eastAsia="Times New Roman" w:hAnsi="Times New Roman" w:cs="Times New Roman"/>
+          <w:i/>
+          <w:iCs/>
+          <w:sz w:val="24"/>
+          <w:szCs w:val="24"/>
+          <w:lang w:eastAsia="en-IN"/>
+        </w:rPr>
+        <w:t>! For safety, I've calculated them as listed).</w:t>
       </w:r>
     </w:p>
     <w:p>
@@ -11193,6 +12140,7 @@
                 <w:lang w:eastAsia="en-IN"/>
               </w:rPr>
             </w:pPr>
+            <w:proofErr w:type="spellStart"/>
             <w:r>
               <w:rPr>
                 <w:rFonts w:ascii="Times New Roman" w:eastAsia="Times New Roman" w:hAnsi="Times New Roman" w:cs="Times New Roman"/>
@@ -11202,7 +12150,19 @@
                 <w:szCs w:val="24"/>
                 <w:lang w:eastAsia="en-IN"/>
               </w:rPr>
-              <w:t>Verka Green Milk</w:t>
+              <w:t>Verka</w:t>
+            </w:r>
+            <w:proofErr w:type="spellEnd"/>
+            <w:r>
+              <w:rPr>
+                <w:rFonts w:ascii="Times New Roman" w:eastAsia="Times New Roman" w:hAnsi="Times New Roman" w:cs="Times New Roman"/>
+                <w:b/>
+                <w:bCs/>
+                <w:sz w:val="24"/>
+                <w:szCs w:val="24"/>
+                <w:lang w:eastAsia="en-IN"/>
+              </w:rPr>
+              <w:t xml:space="preserve"> Green Milk</w:t>
             </w:r>
           </w:p>
         </w:tc>
@@ -11926,6 +12886,7 @@
                 <w:lang w:eastAsia="en-IN"/>
               </w:rPr>
             </w:pPr>
+            <w:proofErr w:type="spellStart"/>
             <w:r>
               <w:rPr>
                 <w:rFonts w:ascii="Times New Roman" w:eastAsia="Times New Roman" w:hAnsi="Times New Roman" w:cs="Times New Roman"/>
@@ -11935,8 +12896,33 @@
                 <w:szCs w:val="24"/>
                 <w:lang w:eastAsia="en-IN"/>
               </w:rPr>
-              <w:t>Verka Dahi</w:t>
-            </w:r>
+              <w:t>Verka</w:t>
+            </w:r>
+            <w:proofErr w:type="spellEnd"/>
+            <w:r>
+              <w:rPr>
+                <w:rFonts w:ascii="Times New Roman" w:eastAsia="Times New Roman" w:hAnsi="Times New Roman" w:cs="Times New Roman"/>
+                <w:b/>
+                <w:bCs/>
+                <w:sz w:val="24"/>
+                <w:szCs w:val="24"/>
+                <w:lang w:eastAsia="en-IN"/>
+              </w:rPr>
+              <w:t xml:space="preserve"> </w:t>
+            </w:r>
+            <w:proofErr w:type="spellStart"/>
+            <w:r>
+              <w:rPr>
+                <w:rFonts w:ascii="Times New Roman" w:eastAsia="Times New Roman" w:hAnsi="Times New Roman" w:cs="Times New Roman"/>
+                <w:b/>
+                <w:bCs/>
+                <w:sz w:val="24"/>
+                <w:szCs w:val="24"/>
+                <w:lang w:eastAsia="en-IN"/>
+              </w:rPr>
+              <w:t>Dahi</w:t>
+            </w:r>
+            <w:proofErr w:type="spellEnd"/>
           </w:p>
         </w:tc>
         <w:tc>
@@ -12908,7 +13894,31 @@
                 <w:szCs w:val="24"/>
                 <w:lang w:eastAsia="en-IN"/>
               </w:rPr>
-              <w:t>Whole Egg Bhurji (5 eggs)</w:t>
+              <w:t xml:space="preserve">Whole Egg </w:t>
+            </w:r>
+            <w:proofErr w:type="spellStart"/>
+            <w:r>
+              <w:rPr>
+                <w:rFonts w:ascii="Times New Roman" w:eastAsia="Times New Roman" w:hAnsi="Times New Roman" w:cs="Times New Roman"/>
+                <w:b/>
+                <w:bCs/>
+                <w:sz w:val="24"/>
+                <w:szCs w:val="24"/>
+                <w:lang w:eastAsia="en-IN"/>
+              </w:rPr>
+              <w:t>Bhurji</w:t>
+            </w:r>
+            <w:proofErr w:type="spellEnd"/>
+            <w:r>
+              <w:rPr>
+                <w:rFonts w:ascii="Times New Roman" w:eastAsia="Times New Roman" w:hAnsi="Times New Roman" w:cs="Times New Roman"/>
+                <w:b/>
+                <w:bCs/>
+                <w:sz w:val="24"/>
+                <w:szCs w:val="24"/>
+                <w:lang w:eastAsia="en-IN"/>
+              </w:rPr>
+              <w:t xml:space="preserve"> (5 eggs)</w:t>
             </w:r>
           </w:p>
         </w:tc>
@@ -13158,7 +14168,27 @@
                 <w:szCs w:val="24"/>
                 <w:lang w:eastAsia="en-IN"/>
               </w:rPr>
-              <w:t xml:space="preserve"> (added to bhurji)</w:t>
+              <w:t xml:space="preserve"> (added to </w:t>
+            </w:r>
+            <w:proofErr w:type="spellStart"/>
+            <w:r>
+              <w:rPr>
+                <w:rFonts w:ascii="Times New Roman" w:eastAsia="Times New Roman" w:hAnsi="Times New Roman" w:cs="Times New Roman"/>
+                <w:sz w:val="24"/>
+                <w:szCs w:val="24"/>
+                <w:lang w:eastAsia="en-IN"/>
+              </w:rPr>
+              <w:t>bhurji</w:t>
+            </w:r>
+            <w:proofErr w:type="spellEnd"/>
+            <w:r>
+              <w:rPr>
+                <w:rFonts w:ascii="Times New Roman" w:eastAsia="Times New Roman" w:hAnsi="Times New Roman" w:cs="Times New Roman"/>
+                <w:sz w:val="24"/>
+                <w:szCs w:val="24"/>
+                <w:lang w:eastAsia="en-IN"/>
+              </w:rPr>
+              <w:t>)</w:t>
             </w:r>
           </w:p>
         </w:tc>
@@ -13390,6 +14420,7 @@
                 <w:lang w:eastAsia="en-IN"/>
               </w:rPr>
             </w:pPr>
+            <w:proofErr w:type="spellStart"/>
             <w:r>
               <w:rPr>
                 <w:rFonts w:ascii="Times New Roman" w:eastAsia="Times New Roman" w:hAnsi="Times New Roman" w:cs="Times New Roman"/>
@@ -13401,14 +14432,35 @@
               </w:rPr>
               <w:t>Dahi</w:t>
             </w:r>
-            <w:r>
-              <w:rPr>
-                <w:rFonts w:ascii="Times New Roman" w:eastAsia="Times New Roman" w:hAnsi="Times New Roman" w:cs="Times New Roman"/>
-                <w:sz w:val="24"/>
-                <w:szCs w:val="24"/>
-                <w:lang w:eastAsia="en-IN"/>
-              </w:rPr>
-              <w:t xml:space="preserve"> (One katori / ~150 g)</w:t>
+            <w:proofErr w:type="spellEnd"/>
+            <w:r>
+              <w:rPr>
+                <w:rFonts w:ascii="Times New Roman" w:eastAsia="Times New Roman" w:hAnsi="Times New Roman" w:cs="Times New Roman"/>
+                <w:sz w:val="24"/>
+                <w:szCs w:val="24"/>
+                <w:lang w:eastAsia="en-IN"/>
+              </w:rPr>
+              <w:t xml:space="preserve"> (One </w:t>
+            </w:r>
+            <w:proofErr w:type="spellStart"/>
+            <w:r>
+              <w:rPr>
+                <w:rFonts w:ascii="Times New Roman" w:eastAsia="Times New Roman" w:hAnsi="Times New Roman" w:cs="Times New Roman"/>
+                <w:sz w:val="24"/>
+                <w:szCs w:val="24"/>
+                <w:lang w:eastAsia="en-IN"/>
+              </w:rPr>
+              <w:t>katori</w:t>
+            </w:r>
+            <w:proofErr w:type="spellEnd"/>
+            <w:r>
+              <w:rPr>
+                <w:rFonts w:ascii="Times New Roman" w:eastAsia="Times New Roman" w:hAnsi="Times New Roman" w:cs="Times New Roman"/>
+                <w:sz w:val="24"/>
+                <w:szCs w:val="24"/>
+                <w:lang w:eastAsia="en-IN"/>
+              </w:rPr>
+              <w:t xml:space="preserve"> / ~150 g)</w:t>
             </w:r>
           </w:p>
         </w:tc>
@@ -13447,8 +14499,19 @@
                 <w:szCs w:val="24"/>
                 <w:lang w:eastAsia="en-IN"/>
               </w:rPr>
-              <w:t>1 katori</w:t>
-            </w:r>
+              <w:t xml:space="preserve">1 </w:t>
+            </w:r>
+            <w:proofErr w:type="spellStart"/>
+            <w:r>
+              <w:rPr>
+                <w:rFonts w:ascii="Times New Roman" w:eastAsia="Times New Roman" w:hAnsi="Times New Roman" w:cs="Times New Roman"/>
+                <w:sz w:val="24"/>
+                <w:szCs w:val="24"/>
+                <w:lang w:eastAsia="en-IN"/>
+              </w:rPr>
+              <w:t>katori</w:t>
+            </w:r>
+            <w:proofErr w:type="spellEnd"/>
           </w:p>
         </w:tc>
         <w:tc>
@@ -13658,7 +14721,27 @@
                 <w:szCs w:val="24"/>
                 <w:lang w:eastAsia="en-IN"/>
               </w:rPr>
-              <w:t xml:space="preserve"> (One katori cooked / ~150 g)</w:t>
+              <w:t xml:space="preserve"> (One </w:t>
+            </w:r>
+            <w:proofErr w:type="spellStart"/>
+            <w:r>
+              <w:rPr>
+                <w:rFonts w:ascii="Times New Roman" w:eastAsia="Times New Roman" w:hAnsi="Times New Roman" w:cs="Times New Roman"/>
+                <w:sz w:val="24"/>
+                <w:szCs w:val="24"/>
+                <w:lang w:eastAsia="en-IN"/>
+              </w:rPr>
+              <w:t>katori</w:t>
+            </w:r>
+            <w:proofErr w:type="spellEnd"/>
+            <w:r>
+              <w:rPr>
+                <w:rFonts w:ascii="Times New Roman" w:eastAsia="Times New Roman" w:hAnsi="Times New Roman" w:cs="Times New Roman"/>
+                <w:sz w:val="24"/>
+                <w:szCs w:val="24"/>
+                <w:lang w:eastAsia="en-IN"/>
+              </w:rPr>
+              <w:t xml:space="preserve"> cooked / ~150 g)</w:t>
             </w:r>
           </w:p>
         </w:tc>
@@ -13697,8 +14780,19 @@
                 <w:szCs w:val="24"/>
                 <w:lang w:eastAsia="en-IN"/>
               </w:rPr>
-              <w:t>1 katori</w:t>
-            </w:r>
+              <w:t xml:space="preserve">1 </w:t>
+            </w:r>
+            <w:proofErr w:type="spellStart"/>
+            <w:r>
+              <w:rPr>
+                <w:rFonts w:ascii="Times New Roman" w:eastAsia="Times New Roman" w:hAnsi="Times New Roman" w:cs="Times New Roman"/>
+                <w:sz w:val="24"/>
+                <w:szCs w:val="24"/>
+                <w:lang w:eastAsia="en-IN"/>
+              </w:rPr>
+              <w:t>katori</w:t>
+            </w:r>
+            <w:proofErr w:type="spellEnd"/>
           </w:p>
         </w:tc>
         <w:tc>
@@ -14561,6 +15655,7 @@
           <w:lang w:eastAsia="en-IN"/>
         </w:rPr>
       </w:pPr>
+      <w:proofErr w:type="spellStart"/>
       <w:r>
         <w:rPr>
           <w:rFonts w:ascii="Times New Roman" w:eastAsia="Times New Roman" w:hAnsi="Times New Roman" w:cs="Times New Roman"/>
@@ -14570,7 +15665,19 @@
           <w:szCs w:val="24"/>
           <w:lang w:eastAsia="en-IN"/>
         </w:rPr>
-        <w:t>Preffered one</w:t>
+        <w:t>Preffered</w:t>
+      </w:r>
+      <w:proofErr w:type="spellEnd"/>
+      <w:r>
+        <w:rPr>
+          <w:rFonts w:ascii="Times New Roman" w:eastAsia="Times New Roman" w:hAnsi="Times New Roman" w:cs="Times New Roman"/>
+          <w:b/>
+          <w:bCs/>
+          <w:sz w:val="24"/>
+          <w:szCs w:val="24"/>
+          <w:lang w:eastAsia="en-IN"/>
+        </w:rPr>
+        <w:t xml:space="preserve"> one</w:t>
       </w:r>
     </w:p>
     <w:tbl>
@@ -14768,15 +15875,27 @@
                 <w:lang w:eastAsia="en-IN"/>
               </w:rPr>
             </w:pPr>
-            <w:r>
-              <w:rPr>
-                <w:rFonts w:ascii="Times New Roman" w:eastAsia="Times New Roman" w:hAnsi="Times New Roman" w:cs="Times New Roman"/>
-                <w:color w:val="0D0D0D"/>
-                <w:sz w:val="24"/>
-                <w:szCs w:val="24"/>
-                <w:lang w:eastAsia="en-IN"/>
-              </w:rPr>
-              <w:t>Verka Green milk 200 ml</w:t>
+            <w:proofErr w:type="spellStart"/>
+            <w:r>
+              <w:rPr>
+                <w:rFonts w:ascii="Times New Roman" w:eastAsia="Times New Roman" w:hAnsi="Times New Roman" w:cs="Times New Roman"/>
+                <w:color w:val="0D0D0D"/>
+                <w:sz w:val="24"/>
+                <w:szCs w:val="24"/>
+                <w:lang w:eastAsia="en-IN"/>
+              </w:rPr>
+              <w:t>Verka</w:t>
+            </w:r>
+            <w:proofErr w:type="spellEnd"/>
+            <w:r>
+              <w:rPr>
+                <w:rFonts w:ascii="Times New Roman" w:eastAsia="Times New Roman" w:hAnsi="Times New Roman" w:cs="Times New Roman"/>
+                <w:color w:val="0D0D0D"/>
+                <w:sz w:val="24"/>
+                <w:szCs w:val="24"/>
+                <w:lang w:eastAsia="en-IN"/>
+              </w:rPr>
+              <w:t xml:space="preserve"> Green milk 200 ml</w:t>
             </w:r>
           </w:p>
         </w:tc>
@@ -15692,15 +16811,49 @@
                 <w:lang w:eastAsia="en-IN"/>
               </w:rPr>
             </w:pPr>
-            <w:r>
-              <w:rPr>
-                <w:rFonts w:ascii="Times New Roman" w:eastAsia="Times New Roman" w:hAnsi="Times New Roman" w:cs="Times New Roman"/>
-                <w:color w:val="0D0D0D"/>
-                <w:sz w:val="24"/>
-                <w:szCs w:val="24"/>
-                <w:lang w:eastAsia="en-IN"/>
-              </w:rPr>
-              <w:t>Verka dahi 250 g</w:t>
+            <w:proofErr w:type="spellStart"/>
+            <w:r>
+              <w:rPr>
+                <w:rFonts w:ascii="Times New Roman" w:eastAsia="Times New Roman" w:hAnsi="Times New Roman" w:cs="Times New Roman"/>
+                <w:color w:val="0D0D0D"/>
+                <w:sz w:val="24"/>
+                <w:szCs w:val="24"/>
+                <w:lang w:eastAsia="en-IN"/>
+              </w:rPr>
+              <w:t>Verka</w:t>
+            </w:r>
+            <w:proofErr w:type="spellEnd"/>
+            <w:r>
+              <w:rPr>
+                <w:rFonts w:ascii="Times New Roman" w:eastAsia="Times New Roman" w:hAnsi="Times New Roman" w:cs="Times New Roman"/>
+                <w:color w:val="0D0D0D"/>
+                <w:sz w:val="24"/>
+                <w:szCs w:val="24"/>
+                <w:lang w:eastAsia="en-IN"/>
+              </w:rPr>
+              <w:t xml:space="preserve"> </w:t>
+            </w:r>
+            <w:proofErr w:type="spellStart"/>
+            <w:r>
+              <w:rPr>
+                <w:rFonts w:ascii="Times New Roman" w:eastAsia="Times New Roman" w:hAnsi="Times New Roman" w:cs="Times New Roman"/>
+                <w:color w:val="0D0D0D"/>
+                <w:sz w:val="24"/>
+                <w:szCs w:val="24"/>
+                <w:lang w:eastAsia="en-IN"/>
+              </w:rPr>
+              <w:t>dahi</w:t>
+            </w:r>
+            <w:proofErr w:type="spellEnd"/>
+            <w:r>
+              <w:rPr>
+                <w:rFonts w:ascii="Times New Roman" w:eastAsia="Times New Roman" w:hAnsi="Times New Roman" w:cs="Times New Roman"/>
+                <w:color w:val="0D0D0D"/>
+                <w:sz w:val="24"/>
+                <w:szCs w:val="24"/>
+                <w:lang w:eastAsia="en-IN"/>
+              </w:rPr>
+              <w:t xml:space="preserve"> 250 g</w:t>
             </w:r>
           </w:p>
         </w:tc>
@@ -16904,6 +18057,4324 @@
         </w:tc>
       </w:tr>
     </w:tbl>
+    <w:p/>
+    <w:p/>
+    <w:p/>
+    <w:p/>
+    <w:p>
+      <w:pPr>
+        <w:pStyle w:val="Heading3"/>
+      </w:pPr>
+      <w:r>
+        <w:lastRenderedPageBreak/>
+        <w:t xml:space="preserve">                </w:t>
+      </w:r>
+      <w:r>
+        <w:t>1. Item-by-Item Nutritional Chart</w:t>
+      </w:r>
+    </w:p>
+    <w:tbl>
+      <w:tblPr>
+        <w:tblW w:w="0" w:type="auto"/>
+        <w:tblCellSpacing w:w="15" w:type="dxa"/>
+        <w:tblCellMar>
+          <w:top w:w="15" w:type="dxa"/>
+          <w:left w:w="15" w:type="dxa"/>
+          <w:bottom w:w="15" w:type="dxa"/>
+          <w:right w:w="15" w:type="dxa"/>
+        </w:tblCellMar>
+        <w:tblLook w:val="04A0" w:firstRow="1" w:lastRow="0" w:firstColumn="1" w:lastColumn="0" w:noHBand="0" w:noVBand="1"/>
+      </w:tblPr>
+      <w:tblGrid>
+        <w:gridCol w:w="2254"/>
+        <w:gridCol w:w="1632"/>
+        <w:gridCol w:w="1585"/>
+        <w:gridCol w:w="1344"/>
+        <w:gridCol w:w="1211"/>
+        <w:gridCol w:w="984"/>
+      </w:tblGrid>
+      <w:tr>
+        <w:trPr>
+          <w:tblHeader/>
+          <w:tblCellSpacing w:w="15" w:type="dxa"/>
+        </w:trPr>
+        <w:tc>
+          <w:tcPr>
+            <w:tcW w:w="0" w:type="auto"/>
+            <w:tcBorders>
+              <w:top w:val="single" w:sz="6" w:space="0" w:color="C4C7C5"/>
+              <w:left w:val="single" w:sz="6" w:space="0" w:color="C4C7C5"/>
+              <w:bottom w:val="single" w:sz="6" w:space="0" w:color="C4C7C5"/>
+              <w:right w:val="single" w:sz="6" w:space="0" w:color="C4C7C5"/>
+            </w:tcBorders>
+            <w:tcMar>
+              <w:top w:w="120" w:type="dxa"/>
+              <w:left w:w="180" w:type="dxa"/>
+              <w:bottom w:w="120" w:type="dxa"/>
+              <w:right w:w="180" w:type="dxa"/>
+            </w:tcMar>
+            <w:vAlign w:val="center"/>
+            <w:hideMark/>
+          </w:tcPr>
+          <w:p>
+            <w:pPr>
+              <w:spacing w:after="480" w:line="240" w:lineRule="auto"/>
+              <w:rPr>
+                <w:rFonts w:ascii="Times New Roman" w:eastAsia="Times New Roman" w:hAnsi="Times New Roman" w:cs="Times New Roman"/>
+                <w:sz w:val="24"/>
+                <w:szCs w:val="24"/>
+                <w:lang w:eastAsia="en-IN"/>
+              </w:rPr>
+            </w:pPr>
+            <w:r>
+              <w:rPr>
+                <w:rFonts w:ascii="Times New Roman" w:eastAsia="Times New Roman" w:hAnsi="Times New Roman" w:cs="Times New Roman"/>
+                <w:b/>
+                <w:bCs/>
+                <w:sz w:val="24"/>
+                <w:szCs w:val="24"/>
+                <w:lang w:eastAsia="en-IN"/>
+              </w:rPr>
+              <w:t>Food Item</w:t>
+            </w:r>
+          </w:p>
+        </w:tc>
+        <w:tc>
+          <w:tcPr>
+            <w:tcW w:w="0" w:type="auto"/>
+            <w:tcBorders>
+              <w:top w:val="single" w:sz="6" w:space="0" w:color="C4C7C5"/>
+              <w:left w:val="single" w:sz="6" w:space="0" w:color="C4C7C5"/>
+              <w:bottom w:val="single" w:sz="6" w:space="0" w:color="C4C7C5"/>
+              <w:right w:val="single" w:sz="6" w:space="0" w:color="C4C7C5"/>
+            </w:tcBorders>
+            <w:tcMar>
+              <w:top w:w="120" w:type="dxa"/>
+              <w:left w:w="180" w:type="dxa"/>
+              <w:bottom w:w="120" w:type="dxa"/>
+              <w:right w:w="180" w:type="dxa"/>
+            </w:tcMar>
+            <w:vAlign w:val="center"/>
+            <w:hideMark/>
+          </w:tcPr>
+          <w:p>
+            <w:pPr>
+              <w:spacing w:after="480" w:line="240" w:lineRule="auto"/>
+              <w:rPr>
+                <w:rFonts w:ascii="Times New Roman" w:eastAsia="Times New Roman" w:hAnsi="Times New Roman" w:cs="Times New Roman"/>
+                <w:sz w:val="24"/>
+                <w:szCs w:val="24"/>
+                <w:lang w:eastAsia="en-IN"/>
+              </w:rPr>
+            </w:pPr>
+            <w:r>
+              <w:rPr>
+                <w:rFonts w:ascii="Times New Roman" w:eastAsia="Times New Roman" w:hAnsi="Times New Roman" w:cs="Times New Roman"/>
+                <w:b/>
+                <w:bCs/>
+                <w:sz w:val="24"/>
+                <w:szCs w:val="24"/>
+                <w:lang w:eastAsia="en-IN"/>
+              </w:rPr>
+              <w:t>Quantity</w:t>
+            </w:r>
+          </w:p>
+        </w:tc>
+        <w:tc>
+          <w:tcPr>
+            <w:tcW w:w="0" w:type="auto"/>
+            <w:tcBorders>
+              <w:top w:val="single" w:sz="6" w:space="0" w:color="C4C7C5"/>
+              <w:left w:val="single" w:sz="6" w:space="0" w:color="C4C7C5"/>
+              <w:bottom w:val="single" w:sz="6" w:space="0" w:color="C4C7C5"/>
+              <w:right w:val="single" w:sz="6" w:space="0" w:color="C4C7C5"/>
+            </w:tcBorders>
+            <w:tcMar>
+              <w:top w:w="120" w:type="dxa"/>
+              <w:left w:w="180" w:type="dxa"/>
+              <w:bottom w:w="120" w:type="dxa"/>
+              <w:right w:w="180" w:type="dxa"/>
+            </w:tcMar>
+            <w:vAlign w:val="center"/>
+            <w:hideMark/>
+          </w:tcPr>
+          <w:p>
+            <w:pPr>
+              <w:spacing w:after="480" w:line="240" w:lineRule="auto"/>
+              <w:rPr>
+                <w:rFonts w:ascii="Times New Roman" w:eastAsia="Times New Roman" w:hAnsi="Times New Roman" w:cs="Times New Roman"/>
+                <w:sz w:val="24"/>
+                <w:szCs w:val="24"/>
+                <w:lang w:eastAsia="en-IN"/>
+              </w:rPr>
+            </w:pPr>
+            <w:r>
+              <w:rPr>
+                <w:rFonts w:ascii="Times New Roman" w:eastAsia="Times New Roman" w:hAnsi="Times New Roman" w:cs="Times New Roman"/>
+                <w:b/>
+                <w:bCs/>
+                <w:sz w:val="24"/>
+                <w:szCs w:val="24"/>
+                <w:lang w:eastAsia="en-IN"/>
+              </w:rPr>
+              <w:t>Calories (kcal)</w:t>
+            </w:r>
+          </w:p>
+        </w:tc>
+        <w:tc>
+          <w:tcPr>
+            <w:tcW w:w="0" w:type="auto"/>
+            <w:tcBorders>
+              <w:top w:val="single" w:sz="6" w:space="0" w:color="C4C7C5"/>
+              <w:left w:val="single" w:sz="6" w:space="0" w:color="C4C7C5"/>
+              <w:bottom w:val="single" w:sz="6" w:space="0" w:color="C4C7C5"/>
+              <w:right w:val="single" w:sz="6" w:space="0" w:color="C4C7C5"/>
+            </w:tcBorders>
+            <w:tcMar>
+              <w:top w:w="120" w:type="dxa"/>
+              <w:left w:w="180" w:type="dxa"/>
+              <w:bottom w:w="120" w:type="dxa"/>
+              <w:right w:w="180" w:type="dxa"/>
+            </w:tcMar>
+            <w:vAlign w:val="center"/>
+            <w:hideMark/>
+          </w:tcPr>
+          <w:p>
+            <w:pPr>
+              <w:spacing w:after="480" w:line="240" w:lineRule="auto"/>
+              <w:rPr>
+                <w:rFonts w:ascii="Times New Roman" w:eastAsia="Times New Roman" w:hAnsi="Times New Roman" w:cs="Times New Roman"/>
+                <w:sz w:val="24"/>
+                <w:szCs w:val="24"/>
+                <w:lang w:eastAsia="en-IN"/>
+              </w:rPr>
+            </w:pPr>
+            <w:r>
+              <w:rPr>
+                <w:rFonts w:ascii="Times New Roman" w:eastAsia="Times New Roman" w:hAnsi="Times New Roman" w:cs="Times New Roman"/>
+                <w:b/>
+                <w:bCs/>
+                <w:sz w:val="24"/>
+                <w:szCs w:val="24"/>
+                <w:lang w:eastAsia="en-IN"/>
+              </w:rPr>
+              <w:t>Protein (g)</w:t>
+            </w:r>
+          </w:p>
+        </w:tc>
+        <w:tc>
+          <w:tcPr>
+            <w:tcW w:w="0" w:type="auto"/>
+            <w:tcBorders>
+              <w:top w:val="single" w:sz="6" w:space="0" w:color="C4C7C5"/>
+              <w:left w:val="single" w:sz="6" w:space="0" w:color="C4C7C5"/>
+              <w:bottom w:val="single" w:sz="6" w:space="0" w:color="C4C7C5"/>
+              <w:right w:val="single" w:sz="6" w:space="0" w:color="C4C7C5"/>
+            </w:tcBorders>
+            <w:tcMar>
+              <w:top w:w="120" w:type="dxa"/>
+              <w:left w:w="180" w:type="dxa"/>
+              <w:bottom w:w="120" w:type="dxa"/>
+              <w:right w:w="180" w:type="dxa"/>
+            </w:tcMar>
+            <w:vAlign w:val="center"/>
+            <w:hideMark/>
+          </w:tcPr>
+          <w:p>
+            <w:pPr>
+              <w:spacing w:after="480" w:line="240" w:lineRule="auto"/>
+              <w:rPr>
+                <w:rFonts w:ascii="Times New Roman" w:eastAsia="Times New Roman" w:hAnsi="Times New Roman" w:cs="Times New Roman"/>
+                <w:sz w:val="24"/>
+                <w:szCs w:val="24"/>
+                <w:lang w:eastAsia="en-IN"/>
+              </w:rPr>
+            </w:pPr>
+            <w:r>
+              <w:rPr>
+                <w:rFonts w:ascii="Times New Roman" w:eastAsia="Times New Roman" w:hAnsi="Times New Roman" w:cs="Times New Roman"/>
+                <w:b/>
+                <w:bCs/>
+                <w:sz w:val="24"/>
+                <w:szCs w:val="24"/>
+                <w:lang w:eastAsia="en-IN"/>
+              </w:rPr>
+              <w:t>Carbs (g)</w:t>
+            </w:r>
+          </w:p>
+        </w:tc>
+        <w:tc>
+          <w:tcPr>
+            <w:tcW w:w="0" w:type="auto"/>
+            <w:tcBorders>
+              <w:top w:val="single" w:sz="6" w:space="0" w:color="C4C7C5"/>
+              <w:left w:val="single" w:sz="6" w:space="0" w:color="C4C7C5"/>
+              <w:bottom w:val="single" w:sz="6" w:space="0" w:color="C4C7C5"/>
+              <w:right w:val="single" w:sz="6" w:space="0" w:color="C4C7C5"/>
+            </w:tcBorders>
+            <w:tcMar>
+              <w:top w:w="120" w:type="dxa"/>
+              <w:left w:w="180" w:type="dxa"/>
+              <w:bottom w:w="120" w:type="dxa"/>
+              <w:right w:w="180" w:type="dxa"/>
+            </w:tcMar>
+            <w:vAlign w:val="center"/>
+            <w:hideMark/>
+          </w:tcPr>
+          <w:p>
+            <w:pPr>
+              <w:spacing w:after="480" w:line="240" w:lineRule="auto"/>
+              <w:rPr>
+                <w:rFonts w:ascii="Times New Roman" w:eastAsia="Times New Roman" w:hAnsi="Times New Roman" w:cs="Times New Roman"/>
+                <w:sz w:val="24"/>
+                <w:szCs w:val="24"/>
+                <w:lang w:eastAsia="en-IN"/>
+              </w:rPr>
+            </w:pPr>
+            <w:r>
+              <w:rPr>
+                <w:rFonts w:ascii="Times New Roman" w:eastAsia="Times New Roman" w:hAnsi="Times New Roman" w:cs="Times New Roman"/>
+                <w:b/>
+                <w:bCs/>
+                <w:sz w:val="24"/>
+                <w:szCs w:val="24"/>
+                <w:lang w:eastAsia="en-IN"/>
+              </w:rPr>
+              <w:t>Fat (g)</w:t>
+            </w:r>
+          </w:p>
+        </w:tc>
+      </w:tr>
+      <w:tr>
+        <w:trPr>
+          <w:tblCellSpacing w:w="15" w:type="dxa"/>
+        </w:trPr>
+        <w:tc>
+          <w:tcPr>
+            <w:tcW w:w="0" w:type="auto"/>
+            <w:tcBorders>
+              <w:top w:val="single" w:sz="6" w:space="0" w:color="C4C7C5"/>
+              <w:left w:val="single" w:sz="6" w:space="0" w:color="C4C7C5"/>
+              <w:bottom w:val="single" w:sz="6" w:space="0" w:color="C4C7C5"/>
+              <w:right w:val="single" w:sz="6" w:space="0" w:color="C4C7C5"/>
+            </w:tcBorders>
+            <w:tcMar>
+              <w:top w:w="120" w:type="dxa"/>
+              <w:left w:w="180" w:type="dxa"/>
+              <w:bottom w:w="120" w:type="dxa"/>
+              <w:right w:w="180" w:type="dxa"/>
+            </w:tcMar>
+            <w:vAlign w:val="center"/>
+            <w:hideMark/>
+          </w:tcPr>
+          <w:p>
+            <w:pPr>
+              <w:spacing w:after="480" w:line="240" w:lineRule="auto"/>
+              <w:rPr>
+                <w:rFonts w:ascii="Times New Roman" w:eastAsia="Times New Roman" w:hAnsi="Times New Roman" w:cs="Times New Roman"/>
+                <w:sz w:val="24"/>
+                <w:szCs w:val="24"/>
+                <w:lang w:eastAsia="en-IN"/>
+              </w:rPr>
+            </w:pPr>
+            <w:r>
+              <w:rPr>
+                <w:rFonts w:ascii="Times New Roman" w:eastAsia="Times New Roman" w:hAnsi="Times New Roman" w:cs="Times New Roman"/>
+                <w:b/>
+                <w:bCs/>
+                <w:sz w:val="24"/>
+                <w:szCs w:val="24"/>
+                <w:lang w:eastAsia="en-IN"/>
+              </w:rPr>
+              <w:t>Oats</w:t>
+            </w:r>
+          </w:p>
+        </w:tc>
+        <w:tc>
+          <w:tcPr>
+            <w:tcW w:w="0" w:type="auto"/>
+            <w:tcBorders>
+              <w:top w:val="single" w:sz="6" w:space="0" w:color="C4C7C5"/>
+              <w:left w:val="single" w:sz="6" w:space="0" w:color="C4C7C5"/>
+              <w:bottom w:val="single" w:sz="6" w:space="0" w:color="C4C7C5"/>
+              <w:right w:val="single" w:sz="6" w:space="0" w:color="C4C7C5"/>
+            </w:tcBorders>
+            <w:tcMar>
+              <w:top w:w="120" w:type="dxa"/>
+              <w:left w:w="180" w:type="dxa"/>
+              <w:bottom w:w="120" w:type="dxa"/>
+              <w:right w:w="180" w:type="dxa"/>
+            </w:tcMar>
+            <w:vAlign w:val="center"/>
+            <w:hideMark/>
+          </w:tcPr>
+          <w:p>
+            <w:pPr>
+              <w:spacing w:after="480" w:line="240" w:lineRule="auto"/>
+              <w:rPr>
+                <w:rFonts w:ascii="Times New Roman" w:eastAsia="Times New Roman" w:hAnsi="Times New Roman" w:cs="Times New Roman"/>
+                <w:sz w:val="24"/>
+                <w:szCs w:val="24"/>
+                <w:lang w:eastAsia="en-IN"/>
+              </w:rPr>
+            </w:pPr>
+            <w:r>
+              <w:rPr>
+                <w:rFonts w:ascii="Times New Roman" w:eastAsia="Times New Roman" w:hAnsi="Times New Roman" w:cs="Times New Roman"/>
+                <w:sz w:val="24"/>
+                <w:szCs w:val="24"/>
+                <w:lang w:eastAsia="en-IN"/>
+              </w:rPr>
+              <w:t>50 g</w:t>
+            </w:r>
+          </w:p>
+        </w:tc>
+        <w:tc>
+          <w:tcPr>
+            <w:tcW w:w="0" w:type="auto"/>
+            <w:tcBorders>
+              <w:top w:val="single" w:sz="6" w:space="0" w:color="C4C7C5"/>
+              <w:left w:val="single" w:sz="6" w:space="0" w:color="C4C7C5"/>
+              <w:bottom w:val="single" w:sz="6" w:space="0" w:color="C4C7C5"/>
+              <w:right w:val="single" w:sz="6" w:space="0" w:color="C4C7C5"/>
+            </w:tcBorders>
+            <w:tcMar>
+              <w:top w:w="120" w:type="dxa"/>
+              <w:left w:w="180" w:type="dxa"/>
+              <w:bottom w:w="120" w:type="dxa"/>
+              <w:right w:w="180" w:type="dxa"/>
+            </w:tcMar>
+            <w:vAlign w:val="center"/>
+            <w:hideMark/>
+          </w:tcPr>
+          <w:p>
+            <w:pPr>
+              <w:spacing w:after="480" w:line="240" w:lineRule="auto"/>
+              <w:rPr>
+                <w:rFonts w:ascii="Times New Roman" w:eastAsia="Times New Roman" w:hAnsi="Times New Roman" w:cs="Times New Roman"/>
+                <w:sz w:val="24"/>
+                <w:szCs w:val="24"/>
+                <w:lang w:eastAsia="en-IN"/>
+              </w:rPr>
+            </w:pPr>
+            <w:r>
+              <w:rPr>
+                <w:rFonts w:ascii="Times New Roman" w:eastAsia="Times New Roman" w:hAnsi="Times New Roman" w:cs="Times New Roman"/>
+                <w:sz w:val="24"/>
+                <w:szCs w:val="24"/>
+                <w:lang w:eastAsia="en-IN"/>
+              </w:rPr>
+              <w:t>190</w:t>
+            </w:r>
+          </w:p>
+        </w:tc>
+        <w:tc>
+          <w:tcPr>
+            <w:tcW w:w="0" w:type="auto"/>
+            <w:tcBorders>
+              <w:top w:val="single" w:sz="6" w:space="0" w:color="C4C7C5"/>
+              <w:left w:val="single" w:sz="6" w:space="0" w:color="C4C7C5"/>
+              <w:bottom w:val="single" w:sz="6" w:space="0" w:color="C4C7C5"/>
+              <w:right w:val="single" w:sz="6" w:space="0" w:color="C4C7C5"/>
+            </w:tcBorders>
+            <w:tcMar>
+              <w:top w:w="120" w:type="dxa"/>
+              <w:left w:w="180" w:type="dxa"/>
+              <w:bottom w:w="120" w:type="dxa"/>
+              <w:right w:w="180" w:type="dxa"/>
+            </w:tcMar>
+            <w:vAlign w:val="center"/>
+            <w:hideMark/>
+          </w:tcPr>
+          <w:p>
+            <w:pPr>
+              <w:spacing w:after="480" w:line="240" w:lineRule="auto"/>
+              <w:rPr>
+                <w:rFonts w:ascii="Times New Roman" w:eastAsia="Times New Roman" w:hAnsi="Times New Roman" w:cs="Times New Roman"/>
+                <w:sz w:val="24"/>
+                <w:szCs w:val="24"/>
+                <w:lang w:eastAsia="en-IN"/>
+              </w:rPr>
+            </w:pPr>
+            <w:r>
+              <w:rPr>
+                <w:rFonts w:ascii="Times New Roman" w:eastAsia="Times New Roman" w:hAnsi="Times New Roman" w:cs="Times New Roman"/>
+                <w:sz w:val="24"/>
+                <w:szCs w:val="24"/>
+                <w:lang w:eastAsia="en-IN"/>
+              </w:rPr>
+              <w:t>8</w:t>
+            </w:r>
+          </w:p>
+        </w:tc>
+        <w:tc>
+          <w:tcPr>
+            <w:tcW w:w="0" w:type="auto"/>
+            <w:tcBorders>
+              <w:top w:val="single" w:sz="6" w:space="0" w:color="C4C7C5"/>
+              <w:left w:val="single" w:sz="6" w:space="0" w:color="C4C7C5"/>
+              <w:bottom w:val="single" w:sz="6" w:space="0" w:color="C4C7C5"/>
+              <w:right w:val="single" w:sz="6" w:space="0" w:color="C4C7C5"/>
+            </w:tcBorders>
+            <w:tcMar>
+              <w:top w:w="120" w:type="dxa"/>
+              <w:left w:w="180" w:type="dxa"/>
+              <w:bottom w:w="120" w:type="dxa"/>
+              <w:right w:w="180" w:type="dxa"/>
+            </w:tcMar>
+            <w:vAlign w:val="center"/>
+            <w:hideMark/>
+          </w:tcPr>
+          <w:p>
+            <w:pPr>
+              <w:spacing w:after="480" w:line="240" w:lineRule="auto"/>
+              <w:rPr>
+                <w:rFonts w:ascii="Times New Roman" w:eastAsia="Times New Roman" w:hAnsi="Times New Roman" w:cs="Times New Roman"/>
+                <w:sz w:val="24"/>
+                <w:szCs w:val="24"/>
+                <w:lang w:eastAsia="en-IN"/>
+              </w:rPr>
+            </w:pPr>
+            <w:r>
+              <w:rPr>
+                <w:rFonts w:ascii="Times New Roman" w:eastAsia="Times New Roman" w:hAnsi="Times New Roman" w:cs="Times New Roman"/>
+                <w:sz w:val="24"/>
+                <w:szCs w:val="24"/>
+                <w:lang w:eastAsia="en-IN"/>
+              </w:rPr>
+              <w:t>32</w:t>
+            </w:r>
+          </w:p>
+        </w:tc>
+        <w:tc>
+          <w:tcPr>
+            <w:tcW w:w="0" w:type="auto"/>
+            <w:tcBorders>
+              <w:top w:val="single" w:sz="6" w:space="0" w:color="C4C7C5"/>
+              <w:left w:val="single" w:sz="6" w:space="0" w:color="C4C7C5"/>
+              <w:bottom w:val="single" w:sz="6" w:space="0" w:color="C4C7C5"/>
+              <w:right w:val="single" w:sz="6" w:space="0" w:color="C4C7C5"/>
+            </w:tcBorders>
+            <w:tcMar>
+              <w:top w:w="120" w:type="dxa"/>
+              <w:left w:w="180" w:type="dxa"/>
+              <w:bottom w:w="120" w:type="dxa"/>
+              <w:right w:w="180" w:type="dxa"/>
+            </w:tcMar>
+            <w:vAlign w:val="center"/>
+            <w:hideMark/>
+          </w:tcPr>
+          <w:p>
+            <w:pPr>
+              <w:spacing w:after="480" w:line="240" w:lineRule="auto"/>
+              <w:rPr>
+                <w:rFonts w:ascii="Times New Roman" w:eastAsia="Times New Roman" w:hAnsi="Times New Roman" w:cs="Times New Roman"/>
+                <w:sz w:val="24"/>
+                <w:szCs w:val="24"/>
+                <w:lang w:eastAsia="en-IN"/>
+              </w:rPr>
+            </w:pPr>
+            <w:r>
+              <w:rPr>
+                <w:rFonts w:ascii="Times New Roman" w:eastAsia="Times New Roman" w:hAnsi="Times New Roman" w:cs="Times New Roman"/>
+                <w:sz w:val="24"/>
+                <w:szCs w:val="24"/>
+                <w:lang w:eastAsia="en-IN"/>
+              </w:rPr>
+              <w:t>3.5</w:t>
+            </w:r>
+          </w:p>
+        </w:tc>
+      </w:tr>
+      <w:tr>
+        <w:trPr>
+          <w:tblCellSpacing w:w="15" w:type="dxa"/>
+        </w:trPr>
+        <w:tc>
+          <w:tcPr>
+            <w:tcW w:w="0" w:type="auto"/>
+            <w:tcBorders>
+              <w:top w:val="single" w:sz="6" w:space="0" w:color="C4C7C5"/>
+              <w:left w:val="single" w:sz="6" w:space="0" w:color="C4C7C5"/>
+              <w:bottom w:val="single" w:sz="6" w:space="0" w:color="C4C7C5"/>
+              <w:right w:val="single" w:sz="6" w:space="0" w:color="C4C7C5"/>
+            </w:tcBorders>
+            <w:tcMar>
+              <w:top w:w="120" w:type="dxa"/>
+              <w:left w:w="180" w:type="dxa"/>
+              <w:bottom w:w="120" w:type="dxa"/>
+              <w:right w:w="180" w:type="dxa"/>
+            </w:tcMar>
+            <w:vAlign w:val="center"/>
+            <w:hideMark/>
+          </w:tcPr>
+          <w:p>
+            <w:pPr>
+              <w:spacing w:after="480" w:line="240" w:lineRule="auto"/>
+              <w:rPr>
+                <w:rFonts w:ascii="Times New Roman" w:eastAsia="Times New Roman" w:hAnsi="Times New Roman" w:cs="Times New Roman"/>
+                <w:sz w:val="24"/>
+                <w:szCs w:val="24"/>
+                <w:lang w:eastAsia="en-IN"/>
+              </w:rPr>
+            </w:pPr>
+            <w:proofErr w:type="spellStart"/>
+            <w:r>
+              <w:rPr>
+                <w:rFonts w:ascii="Times New Roman" w:eastAsia="Times New Roman" w:hAnsi="Times New Roman" w:cs="Times New Roman"/>
+                <w:b/>
+                <w:bCs/>
+                <w:sz w:val="24"/>
+                <w:szCs w:val="24"/>
+                <w:lang w:eastAsia="en-IN"/>
+              </w:rPr>
+              <w:t>Verka</w:t>
+            </w:r>
+            <w:proofErr w:type="spellEnd"/>
+            <w:r>
+              <w:rPr>
+                <w:rFonts w:ascii="Times New Roman" w:eastAsia="Times New Roman" w:hAnsi="Times New Roman" w:cs="Times New Roman"/>
+                <w:b/>
+                <w:bCs/>
+                <w:sz w:val="24"/>
+                <w:szCs w:val="24"/>
+                <w:lang w:eastAsia="en-IN"/>
+              </w:rPr>
+              <w:t xml:space="preserve"> Green Milk</w:t>
+            </w:r>
+          </w:p>
+        </w:tc>
+        <w:tc>
+          <w:tcPr>
+            <w:tcW w:w="0" w:type="auto"/>
+            <w:tcBorders>
+              <w:top w:val="single" w:sz="6" w:space="0" w:color="C4C7C5"/>
+              <w:left w:val="single" w:sz="6" w:space="0" w:color="C4C7C5"/>
+              <w:bottom w:val="single" w:sz="6" w:space="0" w:color="C4C7C5"/>
+              <w:right w:val="single" w:sz="6" w:space="0" w:color="C4C7C5"/>
+            </w:tcBorders>
+            <w:tcMar>
+              <w:top w:w="120" w:type="dxa"/>
+              <w:left w:w="180" w:type="dxa"/>
+              <w:bottom w:w="120" w:type="dxa"/>
+              <w:right w:w="180" w:type="dxa"/>
+            </w:tcMar>
+            <w:vAlign w:val="center"/>
+            <w:hideMark/>
+          </w:tcPr>
+          <w:p>
+            <w:pPr>
+              <w:spacing w:after="480" w:line="240" w:lineRule="auto"/>
+              <w:rPr>
+                <w:rFonts w:ascii="Times New Roman" w:eastAsia="Times New Roman" w:hAnsi="Times New Roman" w:cs="Times New Roman"/>
+                <w:sz w:val="24"/>
+                <w:szCs w:val="24"/>
+                <w:lang w:eastAsia="en-IN"/>
+              </w:rPr>
+            </w:pPr>
+            <w:r>
+              <w:rPr>
+                <w:rFonts w:ascii="Times New Roman" w:eastAsia="Times New Roman" w:hAnsi="Times New Roman" w:cs="Times New Roman"/>
+                <w:sz w:val="24"/>
+                <w:szCs w:val="24"/>
+                <w:lang w:eastAsia="en-IN"/>
+              </w:rPr>
+              <w:t>200 ml</w:t>
+            </w:r>
+          </w:p>
+        </w:tc>
+        <w:tc>
+          <w:tcPr>
+            <w:tcW w:w="0" w:type="auto"/>
+            <w:tcBorders>
+              <w:top w:val="single" w:sz="6" w:space="0" w:color="C4C7C5"/>
+              <w:left w:val="single" w:sz="6" w:space="0" w:color="C4C7C5"/>
+              <w:bottom w:val="single" w:sz="6" w:space="0" w:color="C4C7C5"/>
+              <w:right w:val="single" w:sz="6" w:space="0" w:color="C4C7C5"/>
+            </w:tcBorders>
+            <w:tcMar>
+              <w:top w:w="120" w:type="dxa"/>
+              <w:left w:w="180" w:type="dxa"/>
+              <w:bottom w:w="120" w:type="dxa"/>
+              <w:right w:w="180" w:type="dxa"/>
+            </w:tcMar>
+            <w:vAlign w:val="center"/>
+            <w:hideMark/>
+          </w:tcPr>
+          <w:p>
+            <w:pPr>
+              <w:spacing w:after="480" w:line="240" w:lineRule="auto"/>
+              <w:rPr>
+                <w:rFonts w:ascii="Times New Roman" w:eastAsia="Times New Roman" w:hAnsi="Times New Roman" w:cs="Times New Roman"/>
+                <w:sz w:val="24"/>
+                <w:szCs w:val="24"/>
+                <w:lang w:eastAsia="en-IN"/>
+              </w:rPr>
+            </w:pPr>
+            <w:r>
+              <w:rPr>
+                <w:rFonts w:ascii="Times New Roman" w:eastAsia="Times New Roman" w:hAnsi="Times New Roman" w:cs="Times New Roman"/>
+                <w:sz w:val="24"/>
+                <w:szCs w:val="24"/>
+                <w:lang w:eastAsia="en-IN"/>
+              </w:rPr>
+              <w:t>120</w:t>
+            </w:r>
+          </w:p>
+        </w:tc>
+        <w:tc>
+          <w:tcPr>
+            <w:tcW w:w="0" w:type="auto"/>
+            <w:tcBorders>
+              <w:top w:val="single" w:sz="6" w:space="0" w:color="C4C7C5"/>
+              <w:left w:val="single" w:sz="6" w:space="0" w:color="C4C7C5"/>
+              <w:bottom w:val="single" w:sz="6" w:space="0" w:color="C4C7C5"/>
+              <w:right w:val="single" w:sz="6" w:space="0" w:color="C4C7C5"/>
+            </w:tcBorders>
+            <w:tcMar>
+              <w:top w:w="120" w:type="dxa"/>
+              <w:left w:w="180" w:type="dxa"/>
+              <w:bottom w:w="120" w:type="dxa"/>
+              <w:right w:w="180" w:type="dxa"/>
+            </w:tcMar>
+            <w:vAlign w:val="center"/>
+            <w:hideMark/>
+          </w:tcPr>
+          <w:p>
+            <w:pPr>
+              <w:spacing w:after="480" w:line="240" w:lineRule="auto"/>
+              <w:rPr>
+                <w:rFonts w:ascii="Times New Roman" w:eastAsia="Times New Roman" w:hAnsi="Times New Roman" w:cs="Times New Roman"/>
+                <w:sz w:val="24"/>
+                <w:szCs w:val="24"/>
+                <w:lang w:eastAsia="en-IN"/>
+              </w:rPr>
+            </w:pPr>
+            <w:r>
+              <w:rPr>
+                <w:rFonts w:ascii="Times New Roman" w:eastAsia="Times New Roman" w:hAnsi="Times New Roman" w:cs="Times New Roman"/>
+                <w:sz w:val="24"/>
+                <w:szCs w:val="24"/>
+                <w:lang w:eastAsia="en-IN"/>
+              </w:rPr>
+              <w:t>6</w:t>
+            </w:r>
+          </w:p>
+        </w:tc>
+        <w:tc>
+          <w:tcPr>
+            <w:tcW w:w="0" w:type="auto"/>
+            <w:tcBorders>
+              <w:top w:val="single" w:sz="6" w:space="0" w:color="C4C7C5"/>
+              <w:left w:val="single" w:sz="6" w:space="0" w:color="C4C7C5"/>
+              <w:bottom w:val="single" w:sz="6" w:space="0" w:color="C4C7C5"/>
+              <w:right w:val="single" w:sz="6" w:space="0" w:color="C4C7C5"/>
+            </w:tcBorders>
+            <w:tcMar>
+              <w:top w:w="120" w:type="dxa"/>
+              <w:left w:w="180" w:type="dxa"/>
+              <w:bottom w:w="120" w:type="dxa"/>
+              <w:right w:w="180" w:type="dxa"/>
+            </w:tcMar>
+            <w:vAlign w:val="center"/>
+            <w:hideMark/>
+          </w:tcPr>
+          <w:p>
+            <w:pPr>
+              <w:spacing w:after="480" w:line="240" w:lineRule="auto"/>
+              <w:rPr>
+                <w:rFonts w:ascii="Times New Roman" w:eastAsia="Times New Roman" w:hAnsi="Times New Roman" w:cs="Times New Roman"/>
+                <w:sz w:val="24"/>
+                <w:szCs w:val="24"/>
+                <w:lang w:eastAsia="en-IN"/>
+              </w:rPr>
+            </w:pPr>
+            <w:r>
+              <w:rPr>
+                <w:rFonts w:ascii="Times New Roman" w:eastAsia="Times New Roman" w:hAnsi="Times New Roman" w:cs="Times New Roman"/>
+                <w:sz w:val="24"/>
+                <w:szCs w:val="24"/>
+                <w:lang w:eastAsia="en-IN"/>
+              </w:rPr>
+              <w:t>9</w:t>
+            </w:r>
+          </w:p>
+        </w:tc>
+        <w:tc>
+          <w:tcPr>
+            <w:tcW w:w="0" w:type="auto"/>
+            <w:tcBorders>
+              <w:top w:val="single" w:sz="6" w:space="0" w:color="C4C7C5"/>
+              <w:left w:val="single" w:sz="6" w:space="0" w:color="C4C7C5"/>
+              <w:bottom w:val="single" w:sz="6" w:space="0" w:color="C4C7C5"/>
+              <w:right w:val="single" w:sz="6" w:space="0" w:color="C4C7C5"/>
+            </w:tcBorders>
+            <w:tcMar>
+              <w:top w:w="120" w:type="dxa"/>
+              <w:left w:w="180" w:type="dxa"/>
+              <w:bottom w:w="120" w:type="dxa"/>
+              <w:right w:w="180" w:type="dxa"/>
+            </w:tcMar>
+            <w:vAlign w:val="center"/>
+            <w:hideMark/>
+          </w:tcPr>
+          <w:p>
+            <w:pPr>
+              <w:spacing w:after="480" w:line="240" w:lineRule="auto"/>
+              <w:rPr>
+                <w:rFonts w:ascii="Times New Roman" w:eastAsia="Times New Roman" w:hAnsi="Times New Roman" w:cs="Times New Roman"/>
+                <w:sz w:val="24"/>
+                <w:szCs w:val="24"/>
+                <w:lang w:eastAsia="en-IN"/>
+              </w:rPr>
+            </w:pPr>
+            <w:r>
+              <w:rPr>
+                <w:rFonts w:ascii="Times New Roman" w:eastAsia="Times New Roman" w:hAnsi="Times New Roman" w:cs="Times New Roman"/>
+                <w:sz w:val="24"/>
+                <w:szCs w:val="24"/>
+                <w:lang w:eastAsia="en-IN"/>
+              </w:rPr>
+              <w:t>6.0</w:t>
+            </w:r>
+          </w:p>
+        </w:tc>
+      </w:tr>
+      <w:tr>
+        <w:trPr>
+          <w:tblCellSpacing w:w="15" w:type="dxa"/>
+        </w:trPr>
+        <w:tc>
+          <w:tcPr>
+            <w:tcW w:w="0" w:type="auto"/>
+            <w:tcBorders>
+              <w:top w:val="single" w:sz="6" w:space="0" w:color="C4C7C5"/>
+              <w:left w:val="single" w:sz="6" w:space="0" w:color="C4C7C5"/>
+              <w:bottom w:val="single" w:sz="6" w:space="0" w:color="C4C7C5"/>
+              <w:right w:val="single" w:sz="6" w:space="0" w:color="C4C7C5"/>
+            </w:tcBorders>
+            <w:tcMar>
+              <w:top w:w="120" w:type="dxa"/>
+              <w:left w:w="180" w:type="dxa"/>
+              <w:bottom w:w="120" w:type="dxa"/>
+              <w:right w:w="180" w:type="dxa"/>
+            </w:tcMar>
+            <w:vAlign w:val="center"/>
+            <w:hideMark/>
+          </w:tcPr>
+          <w:p>
+            <w:pPr>
+              <w:spacing w:after="480" w:line="240" w:lineRule="auto"/>
+              <w:rPr>
+                <w:rFonts w:ascii="Times New Roman" w:eastAsia="Times New Roman" w:hAnsi="Times New Roman" w:cs="Times New Roman"/>
+                <w:sz w:val="24"/>
+                <w:szCs w:val="24"/>
+                <w:lang w:eastAsia="en-IN"/>
+              </w:rPr>
+            </w:pPr>
+            <w:r>
+              <w:rPr>
+                <w:rFonts w:ascii="Times New Roman" w:eastAsia="Times New Roman" w:hAnsi="Times New Roman" w:cs="Times New Roman"/>
+                <w:b/>
+                <w:bCs/>
+                <w:sz w:val="24"/>
+                <w:szCs w:val="24"/>
+                <w:lang w:eastAsia="en-IN"/>
+              </w:rPr>
+              <w:t>Honey</w:t>
+            </w:r>
+          </w:p>
+        </w:tc>
+        <w:tc>
+          <w:tcPr>
+            <w:tcW w:w="0" w:type="auto"/>
+            <w:tcBorders>
+              <w:top w:val="single" w:sz="6" w:space="0" w:color="C4C7C5"/>
+              <w:left w:val="single" w:sz="6" w:space="0" w:color="C4C7C5"/>
+              <w:bottom w:val="single" w:sz="6" w:space="0" w:color="C4C7C5"/>
+              <w:right w:val="single" w:sz="6" w:space="0" w:color="C4C7C5"/>
+            </w:tcBorders>
+            <w:tcMar>
+              <w:top w:w="120" w:type="dxa"/>
+              <w:left w:w="180" w:type="dxa"/>
+              <w:bottom w:w="120" w:type="dxa"/>
+              <w:right w:w="180" w:type="dxa"/>
+            </w:tcMar>
+            <w:vAlign w:val="center"/>
+            <w:hideMark/>
+          </w:tcPr>
+          <w:p>
+            <w:pPr>
+              <w:spacing w:after="480" w:line="240" w:lineRule="auto"/>
+              <w:rPr>
+                <w:rFonts w:ascii="Times New Roman" w:eastAsia="Times New Roman" w:hAnsi="Times New Roman" w:cs="Times New Roman"/>
+                <w:sz w:val="24"/>
+                <w:szCs w:val="24"/>
+                <w:lang w:eastAsia="en-IN"/>
+              </w:rPr>
+            </w:pPr>
+            <w:r>
+              <w:rPr>
+                <w:rFonts w:ascii="Times New Roman" w:eastAsia="Times New Roman" w:hAnsi="Times New Roman" w:cs="Times New Roman"/>
+                <w:sz w:val="24"/>
+                <w:szCs w:val="24"/>
+                <w:lang w:eastAsia="en-IN"/>
+              </w:rPr>
+              <w:t>1 spoon (~15 g)</w:t>
+            </w:r>
+          </w:p>
+        </w:tc>
+        <w:tc>
+          <w:tcPr>
+            <w:tcW w:w="0" w:type="auto"/>
+            <w:tcBorders>
+              <w:top w:val="single" w:sz="6" w:space="0" w:color="C4C7C5"/>
+              <w:left w:val="single" w:sz="6" w:space="0" w:color="C4C7C5"/>
+              <w:bottom w:val="single" w:sz="6" w:space="0" w:color="C4C7C5"/>
+              <w:right w:val="single" w:sz="6" w:space="0" w:color="C4C7C5"/>
+            </w:tcBorders>
+            <w:tcMar>
+              <w:top w:w="120" w:type="dxa"/>
+              <w:left w:w="180" w:type="dxa"/>
+              <w:bottom w:w="120" w:type="dxa"/>
+              <w:right w:w="180" w:type="dxa"/>
+            </w:tcMar>
+            <w:vAlign w:val="center"/>
+            <w:hideMark/>
+          </w:tcPr>
+          <w:p>
+            <w:pPr>
+              <w:spacing w:after="480" w:line="240" w:lineRule="auto"/>
+              <w:rPr>
+                <w:rFonts w:ascii="Times New Roman" w:eastAsia="Times New Roman" w:hAnsi="Times New Roman" w:cs="Times New Roman"/>
+                <w:sz w:val="24"/>
+                <w:szCs w:val="24"/>
+                <w:lang w:eastAsia="en-IN"/>
+              </w:rPr>
+            </w:pPr>
+            <w:r>
+              <w:rPr>
+                <w:rFonts w:ascii="Times New Roman" w:eastAsia="Times New Roman" w:hAnsi="Times New Roman" w:cs="Times New Roman"/>
+                <w:sz w:val="24"/>
+                <w:szCs w:val="24"/>
+                <w:lang w:eastAsia="en-IN"/>
+              </w:rPr>
+              <w:t>46</w:t>
+            </w:r>
+          </w:p>
+        </w:tc>
+        <w:tc>
+          <w:tcPr>
+            <w:tcW w:w="0" w:type="auto"/>
+            <w:tcBorders>
+              <w:top w:val="single" w:sz="6" w:space="0" w:color="C4C7C5"/>
+              <w:left w:val="single" w:sz="6" w:space="0" w:color="C4C7C5"/>
+              <w:bottom w:val="single" w:sz="6" w:space="0" w:color="C4C7C5"/>
+              <w:right w:val="single" w:sz="6" w:space="0" w:color="C4C7C5"/>
+            </w:tcBorders>
+            <w:tcMar>
+              <w:top w:w="120" w:type="dxa"/>
+              <w:left w:w="180" w:type="dxa"/>
+              <w:bottom w:w="120" w:type="dxa"/>
+              <w:right w:w="180" w:type="dxa"/>
+            </w:tcMar>
+            <w:vAlign w:val="center"/>
+            <w:hideMark/>
+          </w:tcPr>
+          <w:p>
+            <w:pPr>
+              <w:spacing w:after="480" w:line="240" w:lineRule="auto"/>
+              <w:rPr>
+                <w:rFonts w:ascii="Times New Roman" w:eastAsia="Times New Roman" w:hAnsi="Times New Roman" w:cs="Times New Roman"/>
+                <w:sz w:val="24"/>
+                <w:szCs w:val="24"/>
+                <w:lang w:eastAsia="en-IN"/>
+              </w:rPr>
+            </w:pPr>
+            <w:r>
+              <w:rPr>
+                <w:rFonts w:ascii="Times New Roman" w:eastAsia="Times New Roman" w:hAnsi="Times New Roman" w:cs="Times New Roman"/>
+                <w:sz w:val="24"/>
+                <w:szCs w:val="24"/>
+                <w:lang w:eastAsia="en-IN"/>
+              </w:rPr>
+              <w:t>0</w:t>
+            </w:r>
+          </w:p>
+        </w:tc>
+        <w:tc>
+          <w:tcPr>
+            <w:tcW w:w="0" w:type="auto"/>
+            <w:tcBorders>
+              <w:top w:val="single" w:sz="6" w:space="0" w:color="C4C7C5"/>
+              <w:left w:val="single" w:sz="6" w:space="0" w:color="C4C7C5"/>
+              <w:bottom w:val="single" w:sz="6" w:space="0" w:color="C4C7C5"/>
+              <w:right w:val="single" w:sz="6" w:space="0" w:color="C4C7C5"/>
+            </w:tcBorders>
+            <w:tcMar>
+              <w:top w:w="120" w:type="dxa"/>
+              <w:left w:w="180" w:type="dxa"/>
+              <w:bottom w:w="120" w:type="dxa"/>
+              <w:right w:w="180" w:type="dxa"/>
+            </w:tcMar>
+            <w:vAlign w:val="center"/>
+            <w:hideMark/>
+          </w:tcPr>
+          <w:p>
+            <w:pPr>
+              <w:spacing w:after="480" w:line="240" w:lineRule="auto"/>
+              <w:rPr>
+                <w:rFonts w:ascii="Times New Roman" w:eastAsia="Times New Roman" w:hAnsi="Times New Roman" w:cs="Times New Roman"/>
+                <w:sz w:val="24"/>
+                <w:szCs w:val="24"/>
+                <w:lang w:eastAsia="en-IN"/>
+              </w:rPr>
+            </w:pPr>
+            <w:r>
+              <w:rPr>
+                <w:rFonts w:ascii="Times New Roman" w:eastAsia="Times New Roman" w:hAnsi="Times New Roman" w:cs="Times New Roman"/>
+                <w:sz w:val="24"/>
+                <w:szCs w:val="24"/>
+                <w:lang w:eastAsia="en-IN"/>
+              </w:rPr>
+              <w:t>12</w:t>
+            </w:r>
+          </w:p>
+        </w:tc>
+        <w:tc>
+          <w:tcPr>
+            <w:tcW w:w="0" w:type="auto"/>
+            <w:tcBorders>
+              <w:top w:val="single" w:sz="6" w:space="0" w:color="C4C7C5"/>
+              <w:left w:val="single" w:sz="6" w:space="0" w:color="C4C7C5"/>
+              <w:bottom w:val="single" w:sz="6" w:space="0" w:color="C4C7C5"/>
+              <w:right w:val="single" w:sz="6" w:space="0" w:color="C4C7C5"/>
+            </w:tcBorders>
+            <w:tcMar>
+              <w:top w:w="120" w:type="dxa"/>
+              <w:left w:w="180" w:type="dxa"/>
+              <w:bottom w:w="120" w:type="dxa"/>
+              <w:right w:w="180" w:type="dxa"/>
+            </w:tcMar>
+            <w:vAlign w:val="center"/>
+            <w:hideMark/>
+          </w:tcPr>
+          <w:p>
+            <w:pPr>
+              <w:spacing w:after="480" w:line="240" w:lineRule="auto"/>
+              <w:rPr>
+                <w:rFonts w:ascii="Times New Roman" w:eastAsia="Times New Roman" w:hAnsi="Times New Roman" w:cs="Times New Roman"/>
+                <w:sz w:val="24"/>
+                <w:szCs w:val="24"/>
+                <w:lang w:eastAsia="en-IN"/>
+              </w:rPr>
+            </w:pPr>
+            <w:r>
+              <w:rPr>
+                <w:rFonts w:ascii="Times New Roman" w:eastAsia="Times New Roman" w:hAnsi="Times New Roman" w:cs="Times New Roman"/>
+                <w:sz w:val="24"/>
+                <w:szCs w:val="24"/>
+                <w:lang w:eastAsia="en-IN"/>
+              </w:rPr>
+              <w:t>0</w:t>
+            </w:r>
+          </w:p>
+        </w:tc>
+      </w:tr>
+      <w:tr>
+        <w:trPr>
+          <w:tblCellSpacing w:w="15" w:type="dxa"/>
+        </w:trPr>
+        <w:tc>
+          <w:tcPr>
+            <w:tcW w:w="0" w:type="auto"/>
+            <w:tcBorders>
+              <w:top w:val="single" w:sz="6" w:space="0" w:color="C4C7C5"/>
+              <w:left w:val="single" w:sz="6" w:space="0" w:color="C4C7C5"/>
+              <w:bottom w:val="single" w:sz="6" w:space="0" w:color="C4C7C5"/>
+              <w:right w:val="single" w:sz="6" w:space="0" w:color="C4C7C5"/>
+            </w:tcBorders>
+            <w:tcMar>
+              <w:top w:w="120" w:type="dxa"/>
+              <w:left w:w="180" w:type="dxa"/>
+              <w:bottom w:w="120" w:type="dxa"/>
+              <w:right w:w="180" w:type="dxa"/>
+            </w:tcMar>
+            <w:vAlign w:val="center"/>
+            <w:hideMark/>
+          </w:tcPr>
+          <w:p>
+            <w:pPr>
+              <w:spacing w:after="480" w:line="240" w:lineRule="auto"/>
+              <w:rPr>
+                <w:rFonts w:ascii="Times New Roman" w:eastAsia="Times New Roman" w:hAnsi="Times New Roman" w:cs="Times New Roman"/>
+                <w:sz w:val="24"/>
+                <w:szCs w:val="24"/>
+                <w:lang w:eastAsia="en-IN"/>
+              </w:rPr>
+            </w:pPr>
+            <w:r>
+              <w:rPr>
+                <w:rFonts w:ascii="Times New Roman" w:eastAsia="Times New Roman" w:hAnsi="Times New Roman" w:cs="Times New Roman"/>
+                <w:b/>
+                <w:bCs/>
+                <w:sz w:val="24"/>
+                <w:szCs w:val="24"/>
+                <w:lang w:eastAsia="en-IN"/>
+              </w:rPr>
+              <w:t>Almonds</w:t>
+            </w:r>
+          </w:p>
+        </w:tc>
+        <w:tc>
+          <w:tcPr>
+            <w:tcW w:w="0" w:type="auto"/>
+            <w:tcBorders>
+              <w:top w:val="single" w:sz="6" w:space="0" w:color="C4C7C5"/>
+              <w:left w:val="single" w:sz="6" w:space="0" w:color="C4C7C5"/>
+              <w:bottom w:val="single" w:sz="6" w:space="0" w:color="C4C7C5"/>
+              <w:right w:val="single" w:sz="6" w:space="0" w:color="C4C7C5"/>
+            </w:tcBorders>
+            <w:tcMar>
+              <w:top w:w="120" w:type="dxa"/>
+              <w:left w:w="180" w:type="dxa"/>
+              <w:bottom w:w="120" w:type="dxa"/>
+              <w:right w:w="180" w:type="dxa"/>
+            </w:tcMar>
+            <w:vAlign w:val="center"/>
+            <w:hideMark/>
+          </w:tcPr>
+          <w:p>
+            <w:pPr>
+              <w:spacing w:after="480" w:line="240" w:lineRule="auto"/>
+              <w:rPr>
+                <w:rFonts w:ascii="Times New Roman" w:eastAsia="Times New Roman" w:hAnsi="Times New Roman" w:cs="Times New Roman"/>
+                <w:sz w:val="24"/>
+                <w:szCs w:val="24"/>
+                <w:lang w:eastAsia="en-IN"/>
+              </w:rPr>
+            </w:pPr>
+            <w:r>
+              <w:rPr>
+                <w:rFonts w:ascii="Times New Roman" w:eastAsia="Times New Roman" w:hAnsi="Times New Roman" w:cs="Times New Roman"/>
+                <w:sz w:val="24"/>
+                <w:szCs w:val="24"/>
+                <w:lang w:eastAsia="en-IN"/>
+              </w:rPr>
+              <w:t>4</w:t>
+            </w:r>
+          </w:p>
+        </w:tc>
+        <w:tc>
+          <w:tcPr>
+            <w:tcW w:w="0" w:type="auto"/>
+            <w:tcBorders>
+              <w:top w:val="single" w:sz="6" w:space="0" w:color="C4C7C5"/>
+              <w:left w:val="single" w:sz="6" w:space="0" w:color="C4C7C5"/>
+              <w:bottom w:val="single" w:sz="6" w:space="0" w:color="C4C7C5"/>
+              <w:right w:val="single" w:sz="6" w:space="0" w:color="C4C7C5"/>
+            </w:tcBorders>
+            <w:tcMar>
+              <w:top w:w="120" w:type="dxa"/>
+              <w:left w:w="180" w:type="dxa"/>
+              <w:bottom w:w="120" w:type="dxa"/>
+              <w:right w:w="180" w:type="dxa"/>
+            </w:tcMar>
+            <w:vAlign w:val="center"/>
+            <w:hideMark/>
+          </w:tcPr>
+          <w:p>
+            <w:pPr>
+              <w:spacing w:after="480" w:line="240" w:lineRule="auto"/>
+              <w:rPr>
+                <w:rFonts w:ascii="Times New Roman" w:eastAsia="Times New Roman" w:hAnsi="Times New Roman" w:cs="Times New Roman"/>
+                <w:sz w:val="24"/>
+                <w:szCs w:val="24"/>
+                <w:lang w:eastAsia="en-IN"/>
+              </w:rPr>
+            </w:pPr>
+            <w:r>
+              <w:rPr>
+                <w:rFonts w:ascii="Times New Roman" w:eastAsia="Times New Roman" w:hAnsi="Times New Roman" w:cs="Times New Roman"/>
+                <w:sz w:val="24"/>
+                <w:szCs w:val="24"/>
+                <w:lang w:eastAsia="en-IN"/>
+              </w:rPr>
+              <w:t>28</w:t>
+            </w:r>
+          </w:p>
+        </w:tc>
+        <w:tc>
+          <w:tcPr>
+            <w:tcW w:w="0" w:type="auto"/>
+            <w:tcBorders>
+              <w:top w:val="single" w:sz="6" w:space="0" w:color="C4C7C5"/>
+              <w:left w:val="single" w:sz="6" w:space="0" w:color="C4C7C5"/>
+              <w:bottom w:val="single" w:sz="6" w:space="0" w:color="C4C7C5"/>
+              <w:right w:val="single" w:sz="6" w:space="0" w:color="C4C7C5"/>
+            </w:tcBorders>
+            <w:tcMar>
+              <w:top w:w="120" w:type="dxa"/>
+              <w:left w:w="180" w:type="dxa"/>
+              <w:bottom w:w="120" w:type="dxa"/>
+              <w:right w:w="180" w:type="dxa"/>
+            </w:tcMar>
+            <w:vAlign w:val="center"/>
+            <w:hideMark/>
+          </w:tcPr>
+          <w:p>
+            <w:pPr>
+              <w:spacing w:after="480" w:line="240" w:lineRule="auto"/>
+              <w:rPr>
+                <w:rFonts w:ascii="Times New Roman" w:eastAsia="Times New Roman" w:hAnsi="Times New Roman" w:cs="Times New Roman"/>
+                <w:sz w:val="24"/>
+                <w:szCs w:val="24"/>
+                <w:lang w:eastAsia="en-IN"/>
+              </w:rPr>
+            </w:pPr>
+            <w:r>
+              <w:rPr>
+                <w:rFonts w:ascii="Times New Roman" w:eastAsia="Times New Roman" w:hAnsi="Times New Roman" w:cs="Times New Roman"/>
+                <w:sz w:val="24"/>
+                <w:szCs w:val="24"/>
+                <w:lang w:eastAsia="en-IN"/>
+              </w:rPr>
+              <w:t>1</w:t>
+            </w:r>
+          </w:p>
+        </w:tc>
+        <w:tc>
+          <w:tcPr>
+            <w:tcW w:w="0" w:type="auto"/>
+            <w:tcBorders>
+              <w:top w:val="single" w:sz="6" w:space="0" w:color="C4C7C5"/>
+              <w:left w:val="single" w:sz="6" w:space="0" w:color="C4C7C5"/>
+              <w:bottom w:val="single" w:sz="6" w:space="0" w:color="C4C7C5"/>
+              <w:right w:val="single" w:sz="6" w:space="0" w:color="C4C7C5"/>
+            </w:tcBorders>
+            <w:tcMar>
+              <w:top w:w="120" w:type="dxa"/>
+              <w:left w:w="180" w:type="dxa"/>
+              <w:bottom w:w="120" w:type="dxa"/>
+              <w:right w:w="180" w:type="dxa"/>
+            </w:tcMar>
+            <w:vAlign w:val="center"/>
+            <w:hideMark/>
+          </w:tcPr>
+          <w:p>
+            <w:pPr>
+              <w:spacing w:after="480" w:line="240" w:lineRule="auto"/>
+              <w:rPr>
+                <w:rFonts w:ascii="Times New Roman" w:eastAsia="Times New Roman" w:hAnsi="Times New Roman" w:cs="Times New Roman"/>
+                <w:sz w:val="24"/>
+                <w:szCs w:val="24"/>
+                <w:lang w:eastAsia="en-IN"/>
+              </w:rPr>
+            </w:pPr>
+            <w:r>
+              <w:rPr>
+                <w:rFonts w:ascii="Times New Roman" w:eastAsia="Times New Roman" w:hAnsi="Times New Roman" w:cs="Times New Roman"/>
+                <w:sz w:val="24"/>
+                <w:szCs w:val="24"/>
+                <w:lang w:eastAsia="en-IN"/>
+              </w:rPr>
+              <w:t>1</w:t>
+            </w:r>
+          </w:p>
+        </w:tc>
+        <w:tc>
+          <w:tcPr>
+            <w:tcW w:w="0" w:type="auto"/>
+            <w:tcBorders>
+              <w:top w:val="single" w:sz="6" w:space="0" w:color="C4C7C5"/>
+              <w:left w:val="single" w:sz="6" w:space="0" w:color="C4C7C5"/>
+              <w:bottom w:val="single" w:sz="6" w:space="0" w:color="C4C7C5"/>
+              <w:right w:val="single" w:sz="6" w:space="0" w:color="C4C7C5"/>
+            </w:tcBorders>
+            <w:tcMar>
+              <w:top w:w="120" w:type="dxa"/>
+              <w:left w:w="180" w:type="dxa"/>
+              <w:bottom w:w="120" w:type="dxa"/>
+              <w:right w:w="180" w:type="dxa"/>
+            </w:tcMar>
+            <w:vAlign w:val="center"/>
+            <w:hideMark/>
+          </w:tcPr>
+          <w:p>
+            <w:pPr>
+              <w:spacing w:after="480" w:line="240" w:lineRule="auto"/>
+              <w:rPr>
+                <w:rFonts w:ascii="Times New Roman" w:eastAsia="Times New Roman" w:hAnsi="Times New Roman" w:cs="Times New Roman"/>
+                <w:sz w:val="24"/>
+                <w:szCs w:val="24"/>
+                <w:lang w:eastAsia="en-IN"/>
+              </w:rPr>
+            </w:pPr>
+            <w:r>
+              <w:rPr>
+                <w:rFonts w:ascii="Times New Roman" w:eastAsia="Times New Roman" w:hAnsi="Times New Roman" w:cs="Times New Roman"/>
+                <w:sz w:val="24"/>
+                <w:szCs w:val="24"/>
+                <w:lang w:eastAsia="en-IN"/>
+              </w:rPr>
+              <w:t>2.5</w:t>
+            </w:r>
+          </w:p>
+        </w:tc>
+      </w:tr>
+      <w:tr>
+        <w:trPr>
+          <w:tblCellSpacing w:w="15" w:type="dxa"/>
+        </w:trPr>
+        <w:tc>
+          <w:tcPr>
+            <w:tcW w:w="0" w:type="auto"/>
+            <w:tcBorders>
+              <w:top w:val="single" w:sz="6" w:space="0" w:color="C4C7C5"/>
+              <w:left w:val="single" w:sz="6" w:space="0" w:color="C4C7C5"/>
+              <w:bottom w:val="single" w:sz="6" w:space="0" w:color="C4C7C5"/>
+              <w:right w:val="single" w:sz="6" w:space="0" w:color="C4C7C5"/>
+            </w:tcBorders>
+            <w:tcMar>
+              <w:top w:w="120" w:type="dxa"/>
+              <w:left w:w="180" w:type="dxa"/>
+              <w:bottom w:w="120" w:type="dxa"/>
+              <w:right w:w="180" w:type="dxa"/>
+            </w:tcMar>
+            <w:vAlign w:val="center"/>
+            <w:hideMark/>
+          </w:tcPr>
+          <w:p>
+            <w:pPr>
+              <w:spacing w:after="480" w:line="240" w:lineRule="auto"/>
+              <w:rPr>
+                <w:rFonts w:ascii="Times New Roman" w:eastAsia="Times New Roman" w:hAnsi="Times New Roman" w:cs="Times New Roman"/>
+                <w:sz w:val="24"/>
+                <w:szCs w:val="24"/>
+                <w:lang w:eastAsia="en-IN"/>
+              </w:rPr>
+            </w:pPr>
+            <w:r>
+              <w:rPr>
+                <w:rFonts w:ascii="Times New Roman" w:eastAsia="Times New Roman" w:hAnsi="Times New Roman" w:cs="Times New Roman"/>
+                <w:b/>
+                <w:bCs/>
+                <w:sz w:val="24"/>
+                <w:szCs w:val="24"/>
+                <w:lang w:eastAsia="en-IN"/>
+              </w:rPr>
+              <w:t>Cashews</w:t>
+            </w:r>
+          </w:p>
+        </w:tc>
+        <w:tc>
+          <w:tcPr>
+            <w:tcW w:w="0" w:type="auto"/>
+            <w:tcBorders>
+              <w:top w:val="single" w:sz="6" w:space="0" w:color="C4C7C5"/>
+              <w:left w:val="single" w:sz="6" w:space="0" w:color="C4C7C5"/>
+              <w:bottom w:val="single" w:sz="6" w:space="0" w:color="C4C7C5"/>
+              <w:right w:val="single" w:sz="6" w:space="0" w:color="C4C7C5"/>
+            </w:tcBorders>
+            <w:tcMar>
+              <w:top w:w="120" w:type="dxa"/>
+              <w:left w:w="180" w:type="dxa"/>
+              <w:bottom w:w="120" w:type="dxa"/>
+              <w:right w:w="180" w:type="dxa"/>
+            </w:tcMar>
+            <w:vAlign w:val="center"/>
+            <w:hideMark/>
+          </w:tcPr>
+          <w:p>
+            <w:pPr>
+              <w:spacing w:after="480" w:line="240" w:lineRule="auto"/>
+              <w:rPr>
+                <w:rFonts w:ascii="Times New Roman" w:eastAsia="Times New Roman" w:hAnsi="Times New Roman" w:cs="Times New Roman"/>
+                <w:sz w:val="24"/>
+                <w:szCs w:val="24"/>
+                <w:lang w:eastAsia="en-IN"/>
+              </w:rPr>
+            </w:pPr>
+            <w:r>
+              <w:rPr>
+                <w:rFonts w:ascii="Times New Roman" w:eastAsia="Times New Roman" w:hAnsi="Times New Roman" w:cs="Times New Roman"/>
+                <w:sz w:val="24"/>
+                <w:szCs w:val="24"/>
+                <w:lang w:eastAsia="en-IN"/>
+              </w:rPr>
+              <w:t>3</w:t>
+            </w:r>
+          </w:p>
+        </w:tc>
+        <w:tc>
+          <w:tcPr>
+            <w:tcW w:w="0" w:type="auto"/>
+            <w:tcBorders>
+              <w:top w:val="single" w:sz="6" w:space="0" w:color="C4C7C5"/>
+              <w:left w:val="single" w:sz="6" w:space="0" w:color="C4C7C5"/>
+              <w:bottom w:val="single" w:sz="6" w:space="0" w:color="C4C7C5"/>
+              <w:right w:val="single" w:sz="6" w:space="0" w:color="C4C7C5"/>
+            </w:tcBorders>
+            <w:tcMar>
+              <w:top w:w="120" w:type="dxa"/>
+              <w:left w:w="180" w:type="dxa"/>
+              <w:bottom w:w="120" w:type="dxa"/>
+              <w:right w:w="180" w:type="dxa"/>
+            </w:tcMar>
+            <w:vAlign w:val="center"/>
+            <w:hideMark/>
+          </w:tcPr>
+          <w:p>
+            <w:pPr>
+              <w:spacing w:after="480" w:line="240" w:lineRule="auto"/>
+              <w:rPr>
+                <w:rFonts w:ascii="Times New Roman" w:eastAsia="Times New Roman" w:hAnsi="Times New Roman" w:cs="Times New Roman"/>
+                <w:sz w:val="24"/>
+                <w:szCs w:val="24"/>
+                <w:lang w:eastAsia="en-IN"/>
+              </w:rPr>
+            </w:pPr>
+            <w:r>
+              <w:rPr>
+                <w:rFonts w:ascii="Times New Roman" w:eastAsia="Times New Roman" w:hAnsi="Times New Roman" w:cs="Times New Roman"/>
+                <w:sz w:val="24"/>
+                <w:szCs w:val="24"/>
+                <w:lang w:eastAsia="en-IN"/>
+              </w:rPr>
+              <w:t>26</w:t>
+            </w:r>
+          </w:p>
+        </w:tc>
+        <w:tc>
+          <w:tcPr>
+            <w:tcW w:w="0" w:type="auto"/>
+            <w:tcBorders>
+              <w:top w:val="single" w:sz="6" w:space="0" w:color="C4C7C5"/>
+              <w:left w:val="single" w:sz="6" w:space="0" w:color="C4C7C5"/>
+              <w:bottom w:val="single" w:sz="6" w:space="0" w:color="C4C7C5"/>
+              <w:right w:val="single" w:sz="6" w:space="0" w:color="C4C7C5"/>
+            </w:tcBorders>
+            <w:tcMar>
+              <w:top w:w="120" w:type="dxa"/>
+              <w:left w:w="180" w:type="dxa"/>
+              <w:bottom w:w="120" w:type="dxa"/>
+              <w:right w:w="180" w:type="dxa"/>
+            </w:tcMar>
+            <w:vAlign w:val="center"/>
+            <w:hideMark/>
+          </w:tcPr>
+          <w:p>
+            <w:pPr>
+              <w:spacing w:after="480" w:line="240" w:lineRule="auto"/>
+              <w:rPr>
+                <w:rFonts w:ascii="Times New Roman" w:eastAsia="Times New Roman" w:hAnsi="Times New Roman" w:cs="Times New Roman"/>
+                <w:sz w:val="24"/>
+                <w:szCs w:val="24"/>
+                <w:lang w:eastAsia="en-IN"/>
+              </w:rPr>
+            </w:pPr>
+            <w:r>
+              <w:rPr>
+                <w:rFonts w:ascii="Times New Roman" w:eastAsia="Times New Roman" w:hAnsi="Times New Roman" w:cs="Times New Roman"/>
+                <w:sz w:val="24"/>
+                <w:szCs w:val="24"/>
+                <w:lang w:eastAsia="en-IN"/>
+              </w:rPr>
+              <w:t>1</w:t>
+            </w:r>
+          </w:p>
+        </w:tc>
+        <w:tc>
+          <w:tcPr>
+            <w:tcW w:w="0" w:type="auto"/>
+            <w:tcBorders>
+              <w:top w:val="single" w:sz="6" w:space="0" w:color="C4C7C5"/>
+              <w:left w:val="single" w:sz="6" w:space="0" w:color="C4C7C5"/>
+              <w:bottom w:val="single" w:sz="6" w:space="0" w:color="C4C7C5"/>
+              <w:right w:val="single" w:sz="6" w:space="0" w:color="C4C7C5"/>
+            </w:tcBorders>
+            <w:tcMar>
+              <w:top w:w="120" w:type="dxa"/>
+              <w:left w:w="180" w:type="dxa"/>
+              <w:bottom w:w="120" w:type="dxa"/>
+              <w:right w:w="180" w:type="dxa"/>
+            </w:tcMar>
+            <w:vAlign w:val="center"/>
+            <w:hideMark/>
+          </w:tcPr>
+          <w:p>
+            <w:pPr>
+              <w:spacing w:after="480" w:line="240" w:lineRule="auto"/>
+              <w:rPr>
+                <w:rFonts w:ascii="Times New Roman" w:eastAsia="Times New Roman" w:hAnsi="Times New Roman" w:cs="Times New Roman"/>
+                <w:sz w:val="24"/>
+                <w:szCs w:val="24"/>
+                <w:lang w:eastAsia="en-IN"/>
+              </w:rPr>
+            </w:pPr>
+            <w:r>
+              <w:rPr>
+                <w:rFonts w:ascii="Times New Roman" w:eastAsia="Times New Roman" w:hAnsi="Times New Roman" w:cs="Times New Roman"/>
+                <w:sz w:val="24"/>
+                <w:szCs w:val="24"/>
+                <w:lang w:eastAsia="en-IN"/>
+              </w:rPr>
+              <w:t>2</w:t>
+            </w:r>
+          </w:p>
+        </w:tc>
+        <w:tc>
+          <w:tcPr>
+            <w:tcW w:w="0" w:type="auto"/>
+            <w:tcBorders>
+              <w:top w:val="single" w:sz="6" w:space="0" w:color="C4C7C5"/>
+              <w:left w:val="single" w:sz="6" w:space="0" w:color="C4C7C5"/>
+              <w:bottom w:val="single" w:sz="6" w:space="0" w:color="C4C7C5"/>
+              <w:right w:val="single" w:sz="6" w:space="0" w:color="C4C7C5"/>
+            </w:tcBorders>
+            <w:tcMar>
+              <w:top w:w="120" w:type="dxa"/>
+              <w:left w:w="180" w:type="dxa"/>
+              <w:bottom w:w="120" w:type="dxa"/>
+              <w:right w:w="180" w:type="dxa"/>
+            </w:tcMar>
+            <w:vAlign w:val="center"/>
+            <w:hideMark/>
+          </w:tcPr>
+          <w:p>
+            <w:pPr>
+              <w:spacing w:after="480" w:line="240" w:lineRule="auto"/>
+              <w:rPr>
+                <w:rFonts w:ascii="Times New Roman" w:eastAsia="Times New Roman" w:hAnsi="Times New Roman" w:cs="Times New Roman"/>
+                <w:sz w:val="24"/>
+                <w:szCs w:val="24"/>
+                <w:lang w:eastAsia="en-IN"/>
+              </w:rPr>
+            </w:pPr>
+            <w:r>
+              <w:rPr>
+                <w:rFonts w:ascii="Times New Roman" w:eastAsia="Times New Roman" w:hAnsi="Times New Roman" w:cs="Times New Roman"/>
+                <w:sz w:val="24"/>
+                <w:szCs w:val="24"/>
+                <w:lang w:eastAsia="en-IN"/>
+              </w:rPr>
+              <w:t>2.0</w:t>
+            </w:r>
+          </w:p>
+        </w:tc>
+      </w:tr>
+      <w:tr>
+        <w:trPr>
+          <w:tblCellSpacing w:w="15" w:type="dxa"/>
+        </w:trPr>
+        <w:tc>
+          <w:tcPr>
+            <w:tcW w:w="0" w:type="auto"/>
+            <w:tcBorders>
+              <w:top w:val="single" w:sz="6" w:space="0" w:color="C4C7C5"/>
+              <w:left w:val="single" w:sz="6" w:space="0" w:color="C4C7C5"/>
+              <w:bottom w:val="single" w:sz="6" w:space="0" w:color="C4C7C5"/>
+              <w:right w:val="single" w:sz="6" w:space="0" w:color="C4C7C5"/>
+            </w:tcBorders>
+            <w:tcMar>
+              <w:top w:w="120" w:type="dxa"/>
+              <w:left w:w="180" w:type="dxa"/>
+              <w:bottom w:w="120" w:type="dxa"/>
+              <w:right w:w="180" w:type="dxa"/>
+            </w:tcMar>
+            <w:vAlign w:val="center"/>
+            <w:hideMark/>
+          </w:tcPr>
+          <w:p>
+            <w:pPr>
+              <w:spacing w:after="480" w:line="240" w:lineRule="auto"/>
+              <w:rPr>
+                <w:rFonts w:ascii="Times New Roman" w:eastAsia="Times New Roman" w:hAnsi="Times New Roman" w:cs="Times New Roman"/>
+                <w:sz w:val="24"/>
+                <w:szCs w:val="24"/>
+                <w:lang w:eastAsia="en-IN"/>
+              </w:rPr>
+            </w:pPr>
+            <w:r>
+              <w:rPr>
+                <w:rFonts w:ascii="Times New Roman" w:eastAsia="Times New Roman" w:hAnsi="Times New Roman" w:cs="Times New Roman"/>
+                <w:b/>
+                <w:bCs/>
+                <w:sz w:val="24"/>
+                <w:szCs w:val="24"/>
+                <w:lang w:eastAsia="en-IN"/>
+              </w:rPr>
+              <w:t>Raisins</w:t>
+            </w:r>
+          </w:p>
+        </w:tc>
+        <w:tc>
+          <w:tcPr>
+            <w:tcW w:w="0" w:type="auto"/>
+            <w:tcBorders>
+              <w:top w:val="single" w:sz="6" w:space="0" w:color="C4C7C5"/>
+              <w:left w:val="single" w:sz="6" w:space="0" w:color="C4C7C5"/>
+              <w:bottom w:val="single" w:sz="6" w:space="0" w:color="C4C7C5"/>
+              <w:right w:val="single" w:sz="6" w:space="0" w:color="C4C7C5"/>
+            </w:tcBorders>
+            <w:tcMar>
+              <w:top w:w="120" w:type="dxa"/>
+              <w:left w:w="180" w:type="dxa"/>
+              <w:bottom w:w="120" w:type="dxa"/>
+              <w:right w:w="180" w:type="dxa"/>
+            </w:tcMar>
+            <w:vAlign w:val="center"/>
+            <w:hideMark/>
+          </w:tcPr>
+          <w:p>
+            <w:pPr>
+              <w:spacing w:after="480" w:line="240" w:lineRule="auto"/>
+              <w:rPr>
+                <w:rFonts w:ascii="Times New Roman" w:eastAsia="Times New Roman" w:hAnsi="Times New Roman" w:cs="Times New Roman"/>
+                <w:sz w:val="24"/>
+                <w:szCs w:val="24"/>
+                <w:lang w:eastAsia="en-IN"/>
+              </w:rPr>
+            </w:pPr>
+            <w:r>
+              <w:rPr>
+                <w:rFonts w:ascii="Times New Roman" w:eastAsia="Times New Roman" w:hAnsi="Times New Roman" w:cs="Times New Roman"/>
+                <w:sz w:val="24"/>
+                <w:szCs w:val="24"/>
+                <w:lang w:eastAsia="en-IN"/>
+              </w:rPr>
+              <w:t>8</w:t>
+            </w:r>
+          </w:p>
+        </w:tc>
+        <w:tc>
+          <w:tcPr>
+            <w:tcW w:w="0" w:type="auto"/>
+            <w:tcBorders>
+              <w:top w:val="single" w:sz="6" w:space="0" w:color="C4C7C5"/>
+              <w:left w:val="single" w:sz="6" w:space="0" w:color="C4C7C5"/>
+              <w:bottom w:val="single" w:sz="6" w:space="0" w:color="C4C7C5"/>
+              <w:right w:val="single" w:sz="6" w:space="0" w:color="C4C7C5"/>
+            </w:tcBorders>
+            <w:tcMar>
+              <w:top w:w="120" w:type="dxa"/>
+              <w:left w:w="180" w:type="dxa"/>
+              <w:bottom w:w="120" w:type="dxa"/>
+              <w:right w:w="180" w:type="dxa"/>
+            </w:tcMar>
+            <w:vAlign w:val="center"/>
+            <w:hideMark/>
+          </w:tcPr>
+          <w:p>
+            <w:pPr>
+              <w:spacing w:after="480" w:line="240" w:lineRule="auto"/>
+              <w:rPr>
+                <w:rFonts w:ascii="Times New Roman" w:eastAsia="Times New Roman" w:hAnsi="Times New Roman" w:cs="Times New Roman"/>
+                <w:sz w:val="24"/>
+                <w:szCs w:val="24"/>
+                <w:lang w:eastAsia="en-IN"/>
+              </w:rPr>
+            </w:pPr>
+            <w:r>
+              <w:rPr>
+                <w:rFonts w:ascii="Times New Roman" w:eastAsia="Times New Roman" w:hAnsi="Times New Roman" w:cs="Times New Roman"/>
+                <w:sz w:val="24"/>
+                <w:szCs w:val="24"/>
+                <w:lang w:eastAsia="en-IN"/>
+              </w:rPr>
+              <w:t>12</w:t>
+            </w:r>
+          </w:p>
+        </w:tc>
+        <w:tc>
+          <w:tcPr>
+            <w:tcW w:w="0" w:type="auto"/>
+            <w:tcBorders>
+              <w:top w:val="single" w:sz="6" w:space="0" w:color="C4C7C5"/>
+              <w:left w:val="single" w:sz="6" w:space="0" w:color="C4C7C5"/>
+              <w:bottom w:val="single" w:sz="6" w:space="0" w:color="C4C7C5"/>
+              <w:right w:val="single" w:sz="6" w:space="0" w:color="C4C7C5"/>
+            </w:tcBorders>
+            <w:tcMar>
+              <w:top w:w="120" w:type="dxa"/>
+              <w:left w:w="180" w:type="dxa"/>
+              <w:bottom w:w="120" w:type="dxa"/>
+              <w:right w:w="180" w:type="dxa"/>
+            </w:tcMar>
+            <w:vAlign w:val="center"/>
+            <w:hideMark/>
+          </w:tcPr>
+          <w:p>
+            <w:pPr>
+              <w:spacing w:after="480" w:line="240" w:lineRule="auto"/>
+              <w:rPr>
+                <w:rFonts w:ascii="Times New Roman" w:eastAsia="Times New Roman" w:hAnsi="Times New Roman" w:cs="Times New Roman"/>
+                <w:sz w:val="24"/>
+                <w:szCs w:val="24"/>
+                <w:lang w:eastAsia="en-IN"/>
+              </w:rPr>
+            </w:pPr>
+            <w:r>
+              <w:rPr>
+                <w:rFonts w:ascii="Times New Roman" w:eastAsia="Times New Roman" w:hAnsi="Times New Roman" w:cs="Times New Roman"/>
+                <w:sz w:val="24"/>
+                <w:szCs w:val="24"/>
+                <w:lang w:eastAsia="en-IN"/>
+              </w:rPr>
+              <w:t>0</w:t>
+            </w:r>
+          </w:p>
+        </w:tc>
+        <w:tc>
+          <w:tcPr>
+            <w:tcW w:w="0" w:type="auto"/>
+            <w:tcBorders>
+              <w:top w:val="single" w:sz="6" w:space="0" w:color="C4C7C5"/>
+              <w:left w:val="single" w:sz="6" w:space="0" w:color="C4C7C5"/>
+              <w:bottom w:val="single" w:sz="6" w:space="0" w:color="C4C7C5"/>
+              <w:right w:val="single" w:sz="6" w:space="0" w:color="C4C7C5"/>
+            </w:tcBorders>
+            <w:tcMar>
+              <w:top w:w="120" w:type="dxa"/>
+              <w:left w:w="180" w:type="dxa"/>
+              <w:bottom w:w="120" w:type="dxa"/>
+              <w:right w:w="180" w:type="dxa"/>
+            </w:tcMar>
+            <w:vAlign w:val="center"/>
+            <w:hideMark/>
+          </w:tcPr>
+          <w:p>
+            <w:pPr>
+              <w:spacing w:after="480" w:line="240" w:lineRule="auto"/>
+              <w:rPr>
+                <w:rFonts w:ascii="Times New Roman" w:eastAsia="Times New Roman" w:hAnsi="Times New Roman" w:cs="Times New Roman"/>
+                <w:sz w:val="24"/>
+                <w:szCs w:val="24"/>
+                <w:lang w:eastAsia="en-IN"/>
+              </w:rPr>
+            </w:pPr>
+            <w:r>
+              <w:rPr>
+                <w:rFonts w:ascii="Times New Roman" w:eastAsia="Times New Roman" w:hAnsi="Times New Roman" w:cs="Times New Roman"/>
+                <w:sz w:val="24"/>
+                <w:szCs w:val="24"/>
+                <w:lang w:eastAsia="en-IN"/>
+              </w:rPr>
+              <w:t>3</w:t>
+            </w:r>
+          </w:p>
+        </w:tc>
+        <w:tc>
+          <w:tcPr>
+            <w:tcW w:w="0" w:type="auto"/>
+            <w:tcBorders>
+              <w:top w:val="single" w:sz="6" w:space="0" w:color="C4C7C5"/>
+              <w:left w:val="single" w:sz="6" w:space="0" w:color="C4C7C5"/>
+              <w:bottom w:val="single" w:sz="6" w:space="0" w:color="C4C7C5"/>
+              <w:right w:val="single" w:sz="6" w:space="0" w:color="C4C7C5"/>
+            </w:tcBorders>
+            <w:tcMar>
+              <w:top w:w="120" w:type="dxa"/>
+              <w:left w:w="180" w:type="dxa"/>
+              <w:bottom w:w="120" w:type="dxa"/>
+              <w:right w:w="180" w:type="dxa"/>
+            </w:tcMar>
+            <w:vAlign w:val="center"/>
+            <w:hideMark/>
+          </w:tcPr>
+          <w:p>
+            <w:pPr>
+              <w:spacing w:after="480" w:line="240" w:lineRule="auto"/>
+              <w:rPr>
+                <w:rFonts w:ascii="Times New Roman" w:eastAsia="Times New Roman" w:hAnsi="Times New Roman" w:cs="Times New Roman"/>
+                <w:sz w:val="24"/>
+                <w:szCs w:val="24"/>
+                <w:lang w:eastAsia="en-IN"/>
+              </w:rPr>
+            </w:pPr>
+            <w:r>
+              <w:rPr>
+                <w:rFonts w:ascii="Times New Roman" w:eastAsia="Times New Roman" w:hAnsi="Times New Roman" w:cs="Times New Roman"/>
+                <w:sz w:val="24"/>
+                <w:szCs w:val="24"/>
+                <w:lang w:eastAsia="en-IN"/>
+              </w:rPr>
+              <w:t>0</w:t>
+            </w:r>
+          </w:p>
+        </w:tc>
+      </w:tr>
+      <w:tr>
+        <w:trPr>
+          <w:tblCellSpacing w:w="15" w:type="dxa"/>
+        </w:trPr>
+        <w:tc>
+          <w:tcPr>
+            <w:tcW w:w="0" w:type="auto"/>
+            <w:tcBorders>
+              <w:top w:val="single" w:sz="6" w:space="0" w:color="C4C7C5"/>
+              <w:left w:val="single" w:sz="6" w:space="0" w:color="C4C7C5"/>
+              <w:bottom w:val="single" w:sz="6" w:space="0" w:color="C4C7C5"/>
+              <w:right w:val="single" w:sz="6" w:space="0" w:color="C4C7C5"/>
+            </w:tcBorders>
+            <w:tcMar>
+              <w:top w:w="120" w:type="dxa"/>
+              <w:left w:w="180" w:type="dxa"/>
+              <w:bottom w:w="120" w:type="dxa"/>
+              <w:right w:w="180" w:type="dxa"/>
+            </w:tcMar>
+            <w:vAlign w:val="center"/>
+            <w:hideMark/>
+          </w:tcPr>
+          <w:p>
+            <w:pPr>
+              <w:spacing w:after="480" w:line="240" w:lineRule="auto"/>
+              <w:rPr>
+                <w:rFonts w:ascii="Times New Roman" w:eastAsia="Times New Roman" w:hAnsi="Times New Roman" w:cs="Times New Roman"/>
+                <w:sz w:val="24"/>
+                <w:szCs w:val="24"/>
+                <w:lang w:eastAsia="en-IN"/>
+              </w:rPr>
+            </w:pPr>
+            <w:r>
+              <w:rPr>
+                <w:rFonts w:ascii="Times New Roman" w:eastAsia="Times New Roman" w:hAnsi="Times New Roman" w:cs="Times New Roman"/>
+                <w:b/>
+                <w:bCs/>
+                <w:sz w:val="24"/>
+                <w:szCs w:val="24"/>
+                <w:lang w:eastAsia="en-IN"/>
+              </w:rPr>
+              <w:t>Roasted Black Chickpeas</w:t>
+            </w:r>
+          </w:p>
+        </w:tc>
+        <w:tc>
+          <w:tcPr>
+            <w:tcW w:w="0" w:type="auto"/>
+            <w:tcBorders>
+              <w:top w:val="single" w:sz="6" w:space="0" w:color="C4C7C5"/>
+              <w:left w:val="single" w:sz="6" w:space="0" w:color="C4C7C5"/>
+              <w:bottom w:val="single" w:sz="6" w:space="0" w:color="C4C7C5"/>
+              <w:right w:val="single" w:sz="6" w:space="0" w:color="C4C7C5"/>
+            </w:tcBorders>
+            <w:tcMar>
+              <w:top w:w="120" w:type="dxa"/>
+              <w:left w:w="180" w:type="dxa"/>
+              <w:bottom w:w="120" w:type="dxa"/>
+              <w:right w:w="180" w:type="dxa"/>
+            </w:tcMar>
+            <w:vAlign w:val="center"/>
+            <w:hideMark/>
+          </w:tcPr>
+          <w:p>
+            <w:pPr>
+              <w:spacing w:after="480" w:line="240" w:lineRule="auto"/>
+              <w:rPr>
+                <w:rFonts w:ascii="Times New Roman" w:eastAsia="Times New Roman" w:hAnsi="Times New Roman" w:cs="Times New Roman"/>
+                <w:sz w:val="24"/>
+                <w:szCs w:val="24"/>
+                <w:lang w:eastAsia="en-IN"/>
+              </w:rPr>
+            </w:pPr>
+            <w:r>
+              <w:rPr>
+                <w:rFonts w:ascii="Times New Roman" w:eastAsia="Times New Roman" w:hAnsi="Times New Roman" w:cs="Times New Roman"/>
+                <w:sz w:val="24"/>
+                <w:szCs w:val="24"/>
+                <w:lang w:eastAsia="en-IN"/>
+              </w:rPr>
+              <w:t>100 g</w:t>
+            </w:r>
+          </w:p>
+        </w:tc>
+        <w:tc>
+          <w:tcPr>
+            <w:tcW w:w="0" w:type="auto"/>
+            <w:tcBorders>
+              <w:top w:val="single" w:sz="6" w:space="0" w:color="C4C7C5"/>
+              <w:left w:val="single" w:sz="6" w:space="0" w:color="C4C7C5"/>
+              <w:bottom w:val="single" w:sz="6" w:space="0" w:color="C4C7C5"/>
+              <w:right w:val="single" w:sz="6" w:space="0" w:color="C4C7C5"/>
+            </w:tcBorders>
+            <w:tcMar>
+              <w:top w:w="120" w:type="dxa"/>
+              <w:left w:w="180" w:type="dxa"/>
+              <w:bottom w:w="120" w:type="dxa"/>
+              <w:right w:w="180" w:type="dxa"/>
+            </w:tcMar>
+            <w:vAlign w:val="center"/>
+            <w:hideMark/>
+          </w:tcPr>
+          <w:p>
+            <w:pPr>
+              <w:spacing w:after="480" w:line="240" w:lineRule="auto"/>
+              <w:rPr>
+                <w:rFonts w:ascii="Times New Roman" w:eastAsia="Times New Roman" w:hAnsi="Times New Roman" w:cs="Times New Roman"/>
+                <w:sz w:val="24"/>
+                <w:szCs w:val="24"/>
+                <w:lang w:eastAsia="en-IN"/>
+              </w:rPr>
+            </w:pPr>
+            <w:r>
+              <w:rPr>
+                <w:rFonts w:ascii="Times New Roman" w:eastAsia="Times New Roman" w:hAnsi="Times New Roman" w:cs="Times New Roman"/>
+                <w:sz w:val="24"/>
+                <w:szCs w:val="24"/>
+                <w:lang w:eastAsia="en-IN"/>
+              </w:rPr>
+              <w:t>360</w:t>
+            </w:r>
+          </w:p>
+        </w:tc>
+        <w:tc>
+          <w:tcPr>
+            <w:tcW w:w="0" w:type="auto"/>
+            <w:tcBorders>
+              <w:top w:val="single" w:sz="6" w:space="0" w:color="C4C7C5"/>
+              <w:left w:val="single" w:sz="6" w:space="0" w:color="C4C7C5"/>
+              <w:bottom w:val="single" w:sz="6" w:space="0" w:color="C4C7C5"/>
+              <w:right w:val="single" w:sz="6" w:space="0" w:color="C4C7C5"/>
+            </w:tcBorders>
+            <w:tcMar>
+              <w:top w:w="120" w:type="dxa"/>
+              <w:left w:w="180" w:type="dxa"/>
+              <w:bottom w:w="120" w:type="dxa"/>
+              <w:right w:w="180" w:type="dxa"/>
+            </w:tcMar>
+            <w:vAlign w:val="center"/>
+            <w:hideMark/>
+          </w:tcPr>
+          <w:p>
+            <w:pPr>
+              <w:spacing w:after="480" w:line="240" w:lineRule="auto"/>
+              <w:rPr>
+                <w:rFonts w:ascii="Times New Roman" w:eastAsia="Times New Roman" w:hAnsi="Times New Roman" w:cs="Times New Roman"/>
+                <w:sz w:val="24"/>
+                <w:szCs w:val="24"/>
+                <w:lang w:eastAsia="en-IN"/>
+              </w:rPr>
+            </w:pPr>
+            <w:r>
+              <w:rPr>
+                <w:rFonts w:ascii="Times New Roman" w:eastAsia="Times New Roman" w:hAnsi="Times New Roman" w:cs="Times New Roman"/>
+                <w:sz w:val="24"/>
+                <w:szCs w:val="24"/>
+                <w:lang w:eastAsia="en-IN"/>
+              </w:rPr>
+              <w:t>20</w:t>
+            </w:r>
+          </w:p>
+        </w:tc>
+        <w:tc>
+          <w:tcPr>
+            <w:tcW w:w="0" w:type="auto"/>
+            <w:tcBorders>
+              <w:top w:val="single" w:sz="6" w:space="0" w:color="C4C7C5"/>
+              <w:left w:val="single" w:sz="6" w:space="0" w:color="C4C7C5"/>
+              <w:bottom w:val="single" w:sz="6" w:space="0" w:color="C4C7C5"/>
+              <w:right w:val="single" w:sz="6" w:space="0" w:color="C4C7C5"/>
+            </w:tcBorders>
+            <w:tcMar>
+              <w:top w:w="120" w:type="dxa"/>
+              <w:left w:w="180" w:type="dxa"/>
+              <w:bottom w:w="120" w:type="dxa"/>
+              <w:right w:w="180" w:type="dxa"/>
+            </w:tcMar>
+            <w:vAlign w:val="center"/>
+            <w:hideMark/>
+          </w:tcPr>
+          <w:p>
+            <w:pPr>
+              <w:spacing w:after="480" w:line="240" w:lineRule="auto"/>
+              <w:rPr>
+                <w:rFonts w:ascii="Times New Roman" w:eastAsia="Times New Roman" w:hAnsi="Times New Roman" w:cs="Times New Roman"/>
+                <w:sz w:val="24"/>
+                <w:szCs w:val="24"/>
+                <w:lang w:eastAsia="en-IN"/>
+              </w:rPr>
+            </w:pPr>
+            <w:r>
+              <w:rPr>
+                <w:rFonts w:ascii="Times New Roman" w:eastAsia="Times New Roman" w:hAnsi="Times New Roman" w:cs="Times New Roman"/>
+                <w:sz w:val="24"/>
+                <w:szCs w:val="24"/>
+                <w:lang w:eastAsia="en-IN"/>
+              </w:rPr>
+              <w:t>60</w:t>
+            </w:r>
+          </w:p>
+        </w:tc>
+        <w:tc>
+          <w:tcPr>
+            <w:tcW w:w="0" w:type="auto"/>
+            <w:tcBorders>
+              <w:top w:val="single" w:sz="6" w:space="0" w:color="C4C7C5"/>
+              <w:left w:val="single" w:sz="6" w:space="0" w:color="C4C7C5"/>
+              <w:bottom w:val="single" w:sz="6" w:space="0" w:color="C4C7C5"/>
+              <w:right w:val="single" w:sz="6" w:space="0" w:color="C4C7C5"/>
+            </w:tcBorders>
+            <w:tcMar>
+              <w:top w:w="120" w:type="dxa"/>
+              <w:left w:w="180" w:type="dxa"/>
+              <w:bottom w:w="120" w:type="dxa"/>
+              <w:right w:w="180" w:type="dxa"/>
+            </w:tcMar>
+            <w:vAlign w:val="center"/>
+            <w:hideMark/>
+          </w:tcPr>
+          <w:p>
+            <w:pPr>
+              <w:spacing w:after="480" w:line="240" w:lineRule="auto"/>
+              <w:rPr>
+                <w:rFonts w:ascii="Times New Roman" w:eastAsia="Times New Roman" w:hAnsi="Times New Roman" w:cs="Times New Roman"/>
+                <w:sz w:val="24"/>
+                <w:szCs w:val="24"/>
+                <w:lang w:eastAsia="en-IN"/>
+              </w:rPr>
+            </w:pPr>
+            <w:r>
+              <w:rPr>
+                <w:rFonts w:ascii="Times New Roman" w:eastAsia="Times New Roman" w:hAnsi="Times New Roman" w:cs="Times New Roman"/>
+                <w:sz w:val="24"/>
+                <w:szCs w:val="24"/>
+                <w:lang w:eastAsia="en-IN"/>
+              </w:rPr>
+              <w:t>6.0</w:t>
+            </w:r>
+          </w:p>
+        </w:tc>
+      </w:tr>
+      <w:tr>
+        <w:trPr>
+          <w:tblCellSpacing w:w="15" w:type="dxa"/>
+        </w:trPr>
+        <w:tc>
+          <w:tcPr>
+            <w:tcW w:w="0" w:type="auto"/>
+            <w:tcBorders>
+              <w:top w:val="single" w:sz="6" w:space="0" w:color="C4C7C5"/>
+              <w:left w:val="single" w:sz="6" w:space="0" w:color="C4C7C5"/>
+              <w:bottom w:val="single" w:sz="6" w:space="0" w:color="C4C7C5"/>
+              <w:right w:val="single" w:sz="6" w:space="0" w:color="C4C7C5"/>
+            </w:tcBorders>
+            <w:tcMar>
+              <w:top w:w="120" w:type="dxa"/>
+              <w:left w:w="180" w:type="dxa"/>
+              <w:bottom w:w="120" w:type="dxa"/>
+              <w:right w:w="180" w:type="dxa"/>
+            </w:tcMar>
+            <w:vAlign w:val="center"/>
+            <w:hideMark/>
+          </w:tcPr>
+          <w:p>
+            <w:pPr>
+              <w:spacing w:after="480" w:line="240" w:lineRule="auto"/>
+              <w:rPr>
+                <w:rFonts w:ascii="Times New Roman" w:eastAsia="Times New Roman" w:hAnsi="Times New Roman" w:cs="Times New Roman"/>
+                <w:sz w:val="24"/>
+                <w:szCs w:val="24"/>
+                <w:lang w:eastAsia="en-IN"/>
+              </w:rPr>
+            </w:pPr>
+            <w:proofErr w:type="spellStart"/>
+            <w:r>
+              <w:rPr>
+                <w:rFonts w:ascii="Times New Roman" w:eastAsia="Times New Roman" w:hAnsi="Times New Roman" w:cs="Times New Roman"/>
+                <w:b/>
+                <w:bCs/>
+                <w:sz w:val="24"/>
+                <w:szCs w:val="24"/>
+                <w:lang w:eastAsia="en-IN"/>
+              </w:rPr>
+              <w:t>Verka</w:t>
+            </w:r>
+            <w:proofErr w:type="spellEnd"/>
+            <w:r>
+              <w:rPr>
+                <w:rFonts w:ascii="Times New Roman" w:eastAsia="Times New Roman" w:hAnsi="Times New Roman" w:cs="Times New Roman"/>
+                <w:b/>
+                <w:bCs/>
+                <w:sz w:val="24"/>
+                <w:szCs w:val="24"/>
+                <w:lang w:eastAsia="en-IN"/>
+              </w:rPr>
+              <w:t xml:space="preserve"> </w:t>
+            </w:r>
+            <w:proofErr w:type="spellStart"/>
+            <w:r>
+              <w:rPr>
+                <w:rFonts w:ascii="Times New Roman" w:eastAsia="Times New Roman" w:hAnsi="Times New Roman" w:cs="Times New Roman"/>
+                <w:b/>
+                <w:bCs/>
+                <w:sz w:val="24"/>
+                <w:szCs w:val="24"/>
+                <w:lang w:eastAsia="en-IN"/>
+              </w:rPr>
+              <w:t>Dahi</w:t>
+            </w:r>
+            <w:proofErr w:type="spellEnd"/>
+          </w:p>
+        </w:tc>
+        <w:tc>
+          <w:tcPr>
+            <w:tcW w:w="0" w:type="auto"/>
+            <w:tcBorders>
+              <w:top w:val="single" w:sz="6" w:space="0" w:color="C4C7C5"/>
+              <w:left w:val="single" w:sz="6" w:space="0" w:color="C4C7C5"/>
+              <w:bottom w:val="single" w:sz="6" w:space="0" w:color="C4C7C5"/>
+              <w:right w:val="single" w:sz="6" w:space="0" w:color="C4C7C5"/>
+            </w:tcBorders>
+            <w:tcMar>
+              <w:top w:w="120" w:type="dxa"/>
+              <w:left w:w="180" w:type="dxa"/>
+              <w:bottom w:w="120" w:type="dxa"/>
+              <w:right w:w="180" w:type="dxa"/>
+            </w:tcMar>
+            <w:vAlign w:val="center"/>
+            <w:hideMark/>
+          </w:tcPr>
+          <w:p>
+            <w:pPr>
+              <w:spacing w:after="480" w:line="240" w:lineRule="auto"/>
+              <w:rPr>
+                <w:rFonts w:ascii="Times New Roman" w:eastAsia="Times New Roman" w:hAnsi="Times New Roman" w:cs="Times New Roman"/>
+                <w:sz w:val="24"/>
+                <w:szCs w:val="24"/>
+                <w:lang w:eastAsia="en-IN"/>
+              </w:rPr>
+            </w:pPr>
+            <w:r>
+              <w:rPr>
+                <w:rFonts w:ascii="Times New Roman" w:eastAsia="Times New Roman" w:hAnsi="Times New Roman" w:cs="Times New Roman"/>
+                <w:sz w:val="24"/>
+                <w:szCs w:val="24"/>
+                <w:lang w:eastAsia="en-IN"/>
+              </w:rPr>
+              <w:t>250 g</w:t>
+            </w:r>
+          </w:p>
+        </w:tc>
+        <w:tc>
+          <w:tcPr>
+            <w:tcW w:w="0" w:type="auto"/>
+            <w:tcBorders>
+              <w:top w:val="single" w:sz="6" w:space="0" w:color="C4C7C5"/>
+              <w:left w:val="single" w:sz="6" w:space="0" w:color="C4C7C5"/>
+              <w:bottom w:val="single" w:sz="6" w:space="0" w:color="C4C7C5"/>
+              <w:right w:val="single" w:sz="6" w:space="0" w:color="C4C7C5"/>
+            </w:tcBorders>
+            <w:tcMar>
+              <w:top w:w="120" w:type="dxa"/>
+              <w:left w:w="180" w:type="dxa"/>
+              <w:bottom w:w="120" w:type="dxa"/>
+              <w:right w:w="180" w:type="dxa"/>
+            </w:tcMar>
+            <w:vAlign w:val="center"/>
+            <w:hideMark/>
+          </w:tcPr>
+          <w:p>
+            <w:pPr>
+              <w:spacing w:after="480" w:line="240" w:lineRule="auto"/>
+              <w:rPr>
+                <w:rFonts w:ascii="Times New Roman" w:eastAsia="Times New Roman" w:hAnsi="Times New Roman" w:cs="Times New Roman"/>
+                <w:sz w:val="24"/>
+                <w:szCs w:val="24"/>
+                <w:lang w:eastAsia="en-IN"/>
+              </w:rPr>
+            </w:pPr>
+            <w:r>
+              <w:rPr>
+                <w:rFonts w:ascii="Times New Roman" w:eastAsia="Times New Roman" w:hAnsi="Times New Roman" w:cs="Times New Roman"/>
+                <w:sz w:val="24"/>
+                <w:szCs w:val="24"/>
+                <w:lang w:eastAsia="en-IN"/>
+              </w:rPr>
+              <w:t>150</w:t>
+            </w:r>
+          </w:p>
+        </w:tc>
+        <w:tc>
+          <w:tcPr>
+            <w:tcW w:w="0" w:type="auto"/>
+            <w:tcBorders>
+              <w:top w:val="single" w:sz="6" w:space="0" w:color="C4C7C5"/>
+              <w:left w:val="single" w:sz="6" w:space="0" w:color="C4C7C5"/>
+              <w:bottom w:val="single" w:sz="6" w:space="0" w:color="C4C7C5"/>
+              <w:right w:val="single" w:sz="6" w:space="0" w:color="C4C7C5"/>
+            </w:tcBorders>
+            <w:tcMar>
+              <w:top w:w="120" w:type="dxa"/>
+              <w:left w:w="180" w:type="dxa"/>
+              <w:bottom w:w="120" w:type="dxa"/>
+              <w:right w:w="180" w:type="dxa"/>
+            </w:tcMar>
+            <w:vAlign w:val="center"/>
+            <w:hideMark/>
+          </w:tcPr>
+          <w:p>
+            <w:pPr>
+              <w:spacing w:after="480" w:line="240" w:lineRule="auto"/>
+              <w:rPr>
+                <w:rFonts w:ascii="Times New Roman" w:eastAsia="Times New Roman" w:hAnsi="Times New Roman" w:cs="Times New Roman"/>
+                <w:sz w:val="24"/>
+                <w:szCs w:val="24"/>
+                <w:lang w:eastAsia="en-IN"/>
+              </w:rPr>
+            </w:pPr>
+            <w:r>
+              <w:rPr>
+                <w:rFonts w:ascii="Times New Roman" w:eastAsia="Times New Roman" w:hAnsi="Times New Roman" w:cs="Times New Roman"/>
+                <w:sz w:val="24"/>
+                <w:szCs w:val="24"/>
+                <w:lang w:eastAsia="en-IN"/>
+              </w:rPr>
+              <w:t>8</w:t>
+            </w:r>
+          </w:p>
+        </w:tc>
+        <w:tc>
+          <w:tcPr>
+            <w:tcW w:w="0" w:type="auto"/>
+            <w:tcBorders>
+              <w:top w:val="single" w:sz="6" w:space="0" w:color="C4C7C5"/>
+              <w:left w:val="single" w:sz="6" w:space="0" w:color="C4C7C5"/>
+              <w:bottom w:val="single" w:sz="6" w:space="0" w:color="C4C7C5"/>
+              <w:right w:val="single" w:sz="6" w:space="0" w:color="C4C7C5"/>
+            </w:tcBorders>
+            <w:tcMar>
+              <w:top w:w="120" w:type="dxa"/>
+              <w:left w:w="180" w:type="dxa"/>
+              <w:bottom w:w="120" w:type="dxa"/>
+              <w:right w:w="180" w:type="dxa"/>
+            </w:tcMar>
+            <w:vAlign w:val="center"/>
+            <w:hideMark/>
+          </w:tcPr>
+          <w:p>
+            <w:pPr>
+              <w:spacing w:after="480" w:line="240" w:lineRule="auto"/>
+              <w:rPr>
+                <w:rFonts w:ascii="Times New Roman" w:eastAsia="Times New Roman" w:hAnsi="Times New Roman" w:cs="Times New Roman"/>
+                <w:sz w:val="24"/>
+                <w:szCs w:val="24"/>
+                <w:lang w:eastAsia="en-IN"/>
+              </w:rPr>
+            </w:pPr>
+            <w:r>
+              <w:rPr>
+                <w:rFonts w:ascii="Times New Roman" w:eastAsia="Times New Roman" w:hAnsi="Times New Roman" w:cs="Times New Roman"/>
+                <w:sz w:val="24"/>
+                <w:szCs w:val="24"/>
+                <w:lang w:eastAsia="en-IN"/>
+              </w:rPr>
+              <w:t>11</w:t>
+            </w:r>
+          </w:p>
+        </w:tc>
+        <w:tc>
+          <w:tcPr>
+            <w:tcW w:w="0" w:type="auto"/>
+            <w:tcBorders>
+              <w:top w:val="single" w:sz="6" w:space="0" w:color="C4C7C5"/>
+              <w:left w:val="single" w:sz="6" w:space="0" w:color="C4C7C5"/>
+              <w:bottom w:val="single" w:sz="6" w:space="0" w:color="C4C7C5"/>
+              <w:right w:val="single" w:sz="6" w:space="0" w:color="C4C7C5"/>
+            </w:tcBorders>
+            <w:tcMar>
+              <w:top w:w="120" w:type="dxa"/>
+              <w:left w:w="180" w:type="dxa"/>
+              <w:bottom w:w="120" w:type="dxa"/>
+              <w:right w:w="180" w:type="dxa"/>
+            </w:tcMar>
+            <w:vAlign w:val="center"/>
+            <w:hideMark/>
+          </w:tcPr>
+          <w:p>
+            <w:pPr>
+              <w:spacing w:after="480" w:line="240" w:lineRule="auto"/>
+              <w:rPr>
+                <w:rFonts w:ascii="Times New Roman" w:eastAsia="Times New Roman" w:hAnsi="Times New Roman" w:cs="Times New Roman"/>
+                <w:sz w:val="24"/>
+                <w:szCs w:val="24"/>
+                <w:lang w:eastAsia="en-IN"/>
+              </w:rPr>
+            </w:pPr>
+            <w:r>
+              <w:rPr>
+                <w:rFonts w:ascii="Times New Roman" w:eastAsia="Times New Roman" w:hAnsi="Times New Roman" w:cs="Times New Roman"/>
+                <w:sz w:val="24"/>
+                <w:szCs w:val="24"/>
+                <w:lang w:eastAsia="en-IN"/>
+              </w:rPr>
+              <w:t>8.0</w:t>
+            </w:r>
+          </w:p>
+        </w:tc>
+      </w:tr>
+      <w:tr>
+        <w:trPr>
+          <w:tblCellSpacing w:w="15" w:type="dxa"/>
+        </w:trPr>
+        <w:tc>
+          <w:tcPr>
+            <w:tcW w:w="0" w:type="auto"/>
+            <w:tcBorders>
+              <w:top w:val="single" w:sz="6" w:space="0" w:color="C4C7C5"/>
+              <w:left w:val="single" w:sz="6" w:space="0" w:color="C4C7C5"/>
+              <w:bottom w:val="single" w:sz="6" w:space="0" w:color="C4C7C5"/>
+              <w:right w:val="single" w:sz="6" w:space="0" w:color="C4C7C5"/>
+            </w:tcBorders>
+            <w:tcMar>
+              <w:top w:w="120" w:type="dxa"/>
+              <w:left w:w="180" w:type="dxa"/>
+              <w:bottom w:w="120" w:type="dxa"/>
+              <w:right w:w="180" w:type="dxa"/>
+            </w:tcMar>
+            <w:vAlign w:val="center"/>
+            <w:hideMark/>
+          </w:tcPr>
+          <w:p>
+            <w:pPr>
+              <w:spacing w:after="480" w:line="240" w:lineRule="auto"/>
+              <w:rPr>
+                <w:rFonts w:ascii="Times New Roman" w:eastAsia="Times New Roman" w:hAnsi="Times New Roman" w:cs="Times New Roman"/>
+                <w:sz w:val="24"/>
+                <w:szCs w:val="24"/>
+                <w:lang w:eastAsia="en-IN"/>
+              </w:rPr>
+            </w:pPr>
+            <w:r>
+              <w:rPr>
+                <w:rFonts w:ascii="Times New Roman" w:eastAsia="Times New Roman" w:hAnsi="Times New Roman" w:cs="Times New Roman"/>
+                <w:b/>
+                <w:bCs/>
+                <w:sz w:val="24"/>
+                <w:szCs w:val="24"/>
+                <w:lang w:eastAsia="en-IN"/>
+              </w:rPr>
+              <w:t>Chicken Breast</w:t>
+            </w:r>
+          </w:p>
+        </w:tc>
+        <w:tc>
+          <w:tcPr>
+            <w:tcW w:w="0" w:type="auto"/>
+            <w:tcBorders>
+              <w:top w:val="single" w:sz="6" w:space="0" w:color="C4C7C5"/>
+              <w:left w:val="single" w:sz="6" w:space="0" w:color="C4C7C5"/>
+              <w:bottom w:val="single" w:sz="6" w:space="0" w:color="C4C7C5"/>
+              <w:right w:val="single" w:sz="6" w:space="0" w:color="C4C7C5"/>
+            </w:tcBorders>
+            <w:tcMar>
+              <w:top w:w="120" w:type="dxa"/>
+              <w:left w:w="180" w:type="dxa"/>
+              <w:bottom w:w="120" w:type="dxa"/>
+              <w:right w:w="180" w:type="dxa"/>
+            </w:tcMar>
+            <w:vAlign w:val="center"/>
+            <w:hideMark/>
+          </w:tcPr>
+          <w:p>
+            <w:pPr>
+              <w:spacing w:after="480" w:line="240" w:lineRule="auto"/>
+              <w:rPr>
+                <w:rFonts w:ascii="Times New Roman" w:eastAsia="Times New Roman" w:hAnsi="Times New Roman" w:cs="Times New Roman"/>
+                <w:sz w:val="24"/>
+                <w:szCs w:val="24"/>
+                <w:lang w:eastAsia="en-IN"/>
+              </w:rPr>
+            </w:pPr>
+            <w:r>
+              <w:rPr>
+                <w:rFonts w:ascii="Times New Roman" w:eastAsia="Times New Roman" w:hAnsi="Times New Roman" w:cs="Times New Roman"/>
+                <w:sz w:val="24"/>
+                <w:szCs w:val="24"/>
+                <w:lang w:eastAsia="en-IN"/>
+              </w:rPr>
+              <w:t>200 g</w:t>
+            </w:r>
+          </w:p>
+        </w:tc>
+        <w:tc>
+          <w:tcPr>
+            <w:tcW w:w="0" w:type="auto"/>
+            <w:tcBorders>
+              <w:top w:val="single" w:sz="6" w:space="0" w:color="C4C7C5"/>
+              <w:left w:val="single" w:sz="6" w:space="0" w:color="C4C7C5"/>
+              <w:bottom w:val="single" w:sz="6" w:space="0" w:color="C4C7C5"/>
+              <w:right w:val="single" w:sz="6" w:space="0" w:color="C4C7C5"/>
+            </w:tcBorders>
+            <w:tcMar>
+              <w:top w:w="120" w:type="dxa"/>
+              <w:left w:w="180" w:type="dxa"/>
+              <w:bottom w:w="120" w:type="dxa"/>
+              <w:right w:w="180" w:type="dxa"/>
+            </w:tcMar>
+            <w:vAlign w:val="center"/>
+            <w:hideMark/>
+          </w:tcPr>
+          <w:p>
+            <w:pPr>
+              <w:spacing w:after="480" w:line="240" w:lineRule="auto"/>
+              <w:rPr>
+                <w:rFonts w:ascii="Times New Roman" w:eastAsia="Times New Roman" w:hAnsi="Times New Roman" w:cs="Times New Roman"/>
+                <w:sz w:val="24"/>
+                <w:szCs w:val="24"/>
+                <w:lang w:eastAsia="en-IN"/>
+              </w:rPr>
+            </w:pPr>
+            <w:r>
+              <w:rPr>
+                <w:rFonts w:ascii="Times New Roman" w:eastAsia="Times New Roman" w:hAnsi="Times New Roman" w:cs="Times New Roman"/>
+                <w:sz w:val="24"/>
+                <w:szCs w:val="24"/>
+                <w:lang w:eastAsia="en-IN"/>
+              </w:rPr>
+              <w:t>330</w:t>
+            </w:r>
+          </w:p>
+        </w:tc>
+        <w:tc>
+          <w:tcPr>
+            <w:tcW w:w="0" w:type="auto"/>
+            <w:tcBorders>
+              <w:top w:val="single" w:sz="6" w:space="0" w:color="C4C7C5"/>
+              <w:left w:val="single" w:sz="6" w:space="0" w:color="C4C7C5"/>
+              <w:bottom w:val="single" w:sz="6" w:space="0" w:color="C4C7C5"/>
+              <w:right w:val="single" w:sz="6" w:space="0" w:color="C4C7C5"/>
+            </w:tcBorders>
+            <w:tcMar>
+              <w:top w:w="120" w:type="dxa"/>
+              <w:left w:w="180" w:type="dxa"/>
+              <w:bottom w:w="120" w:type="dxa"/>
+              <w:right w:w="180" w:type="dxa"/>
+            </w:tcMar>
+            <w:vAlign w:val="center"/>
+            <w:hideMark/>
+          </w:tcPr>
+          <w:p>
+            <w:pPr>
+              <w:spacing w:after="480" w:line="240" w:lineRule="auto"/>
+              <w:rPr>
+                <w:rFonts w:ascii="Times New Roman" w:eastAsia="Times New Roman" w:hAnsi="Times New Roman" w:cs="Times New Roman"/>
+                <w:sz w:val="24"/>
+                <w:szCs w:val="24"/>
+                <w:lang w:eastAsia="en-IN"/>
+              </w:rPr>
+            </w:pPr>
+            <w:r>
+              <w:rPr>
+                <w:rFonts w:ascii="Times New Roman" w:eastAsia="Times New Roman" w:hAnsi="Times New Roman" w:cs="Times New Roman"/>
+                <w:sz w:val="24"/>
+                <w:szCs w:val="24"/>
+                <w:lang w:eastAsia="en-IN"/>
+              </w:rPr>
+              <w:t>62</w:t>
+            </w:r>
+          </w:p>
+        </w:tc>
+        <w:tc>
+          <w:tcPr>
+            <w:tcW w:w="0" w:type="auto"/>
+            <w:tcBorders>
+              <w:top w:val="single" w:sz="6" w:space="0" w:color="C4C7C5"/>
+              <w:left w:val="single" w:sz="6" w:space="0" w:color="C4C7C5"/>
+              <w:bottom w:val="single" w:sz="6" w:space="0" w:color="C4C7C5"/>
+              <w:right w:val="single" w:sz="6" w:space="0" w:color="C4C7C5"/>
+            </w:tcBorders>
+            <w:tcMar>
+              <w:top w:w="120" w:type="dxa"/>
+              <w:left w:w="180" w:type="dxa"/>
+              <w:bottom w:w="120" w:type="dxa"/>
+              <w:right w:w="180" w:type="dxa"/>
+            </w:tcMar>
+            <w:vAlign w:val="center"/>
+            <w:hideMark/>
+          </w:tcPr>
+          <w:p>
+            <w:pPr>
+              <w:spacing w:after="480" w:line="240" w:lineRule="auto"/>
+              <w:rPr>
+                <w:rFonts w:ascii="Times New Roman" w:eastAsia="Times New Roman" w:hAnsi="Times New Roman" w:cs="Times New Roman"/>
+                <w:sz w:val="24"/>
+                <w:szCs w:val="24"/>
+                <w:lang w:eastAsia="en-IN"/>
+              </w:rPr>
+            </w:pPr>
+            <w:r>
+              <w:rPr>
+                <w:rFonts w:ascii="Times New Roman" w:eastAsia="Times New Roman" w:hAnsi="Times New Roman" w:cs="Times New Roman"/>
+                <w:sz w:val="24"/>
+                <w:szCs w:val="24"/>
+                <w:lang w:eastAsia="en-IN"/>
+              </w:rPr>
+              <w:t>0</w:t>
+            </w:r>
+          </w:p>
+        </w:tc>
+        <w:tc>
+          <w:tcPr>
+            <w:tcW w:w="0" w:type="auto"/>
+            <w:tcBorders>
+              <w:top w:val="single" w:sz="6" w:space="0" w:color="C4C7C5"/>
+              <w:left w:val="single" w:sz="6" w:space="0" w:color="C4C7C5"/>
+              <w:bottom w:val="single" w:sz="6" w:space="0" w:color="C4C7C5"/>
+              <w:right w:val="single" w:sz="6" w:space="0" w:color="C4C7C5"/>
+            </w:tcBorders>
+            <w:tcMar>
+              <w:top w:w="120" w:type="dxa"/>
+              <w:left w:w="180" w:type="dxa"/>
+              <w:bottom w:w="120" w:type="dxa"/>
+              <w:right w:w="180" w:type="dxa"/>
+            </w:tcMar>
+            <w:vAlign w:val="center"/>
+            <w:hideMark/>
+          </w:tcPr>
+          <w:p>
+            <w:pPr>
+              <w:spacing w:after="480" w:line="240" w:lineRule="auto"/>
+              <w:rPr>
+                <w:rFonts w:ascii="Times New Roman" w:eastAsia="Times New Roman" w:hAnsi="Times New Roman" w:cs="Times New Roman"/>
+                <w:sz w:val="24"/>
+                <w:szCs w:val="24"/>
+                <w:lang w:eastAsia="en-IN"/>
+              </w:rPr>
+            </w:pPr>
+            <w:r>
+              <w:rPr>
+                <w:rFonts w:ascii="Times New Roman" w:eastAsia="Times New Roman" w:hAnsi="Times New Roman" w:cs="Times New Roman"/>
+                <w:sz w:val="24"/>
+                <w:szCs w:val="24"/>
+                <w:lang w:eastAsia="en-IN"/>
+              </w:rPr>
+              <w:t>7.0</w:t>
+            </w:r>
+          </w:p>
+        </w:tc>
+      </w:tr>
+      <w:tr>
+        <w:trPr>
+          <w:tblCellSpacing w:w="15" w:type="dxa"/>
+        </w:trPr>
+        <w:tc>
+          <w:tcPr>
+            <w:tcW w:w="0" w:type="auto"/>
+            <w:tcBorders>
+              <w:top w:val="single" w:sz="6" w:space="0" w:color="C4C7C5"/>
+              <w:left w:val="single" w:sz="6" w:space="0" w:color="C4C7C5"/>
+              <w:bottom w:val="single" w:sz="6" w:space="0" w:color="C4C7C5"/>
+              <w:right w:val="single" w:sz="6" w:space="0" w:color="C4C7C5"/>
+            </w:tcBorders>
+            <w:tcMar>
+              <w:top w:w="120" w:type="dxa"/>
+              <w:left w:w="180" w:type="dxa"/>
+              <w:bottom w:w="120" w:type="dxa"/>
+              <w:right w:w="180" w:type="dxa"/>
+            </w:tcMar>
+            <w:vAlign w:val="center"/>
+            <w:hideMark/>
+          </w:tcPr>
+          <w:p>
+            <w:pPr>
+              <w:spacing w:after="480" w:line="240" w:lineRule="auto"/>
+              <w:rPr>
+                <w:rFonts w:ascii="Times New Roman" w:eastAsia="Times New Roman" w:hAnsi="Times New Roman" w:cs="Times New Roman"/>
+                <w:sz w:val="24"/>
+                <w:szCs w:val="24"/>
+                <w:lang w:eastAsia="en-IN"/>
+              </w:rPr>
+            </w:pPr>
+            <w:r>
+              <w:rPr>
+                <w:rFonts w:ascii="Times New Roman" w:eastAsia="Times New Roman" w:hAnsi="Times New Roman" w:cs="Times New Roman"/>
+                <w:b/>
+                <w:bCs/>
+                <w:sz w:val="24"/>
+                <w:szCs w:val="24"/>
+                <w:lang w:eastAsia="en-IN"/>
+              </w:rPr>
+              <w:t>Whole Eggs</w:t>
+            </w:r>
+          </w:p>
+        </w:tc>
+        <w:tc>
+          <w:tcPr>
+            <w:tcW w:w="0" w:type="auto"/>
+            <w:tcBorders>
+              <w:top w:val="single" w:sz="6" w:space="0" w:color="C4C7C5"/>
+              <w:left w:val="single" w:sz="6" w:space="0" w:color="C4C7C5"/>
+              <w:bottom w:val="single" w:sz="6" w:space="0" w:color="C4C7C5"/>
+              <w:right w:val="single" w:sz="6" w:space="0" w:color="C4C7C5"/>
+            </w:tcBorders>
+            <w:tcMar>
+              <w:top w:w="120" w:type="dxa"/>
+              <w:left w:w="180" w:type="dxa"/>
+              <w:bottom w:w="120" w:type="dxa"/>
+              <w:right w:w="180" w:type="dxa"/>
+            </w:tcMar>
+            <w:vAlign w:val="center"/>
+            <w:hideMark/>
+          </w:tcPr>
+          <w:p>
+            <w:pPr>
+              <w:spacing w:after="480" w:line="240" w:lineRule="auto"/>
+              <w:rPr>
+                <w:rFonts w:ascii="Times New Roman" w:eastAsia="Times New Roman" w:hAnsi="Times New Roman" w:cs="Times New Roman"/>
+                <w:sz w:val="24"/>
+                <w:szCs w:val="24"/>
+                <w:lang w:eastAsia="en-IN"/>
+              </w:rPr>
+            </w:pPr>
+            <w:r>
+              <w:rPr>
+                <w:rFonts w:ascii="Times New Roman" w:eastAsia="Times New Roman" w:hAnsi="Times New Roman" w:cs="Times New Roman"/>
+                <w:sz w:val="24"/>
+                <w:szCs w:val="24"/>
+                <w:lang w:eastAsia="en-IN"/>
+              </w:rPr>
+              <w:t>6</w:t>
+            </w:r>
+          </w:p>
+        </w:tc>
+        <w:tc>
+          <w:tcPr>
+            <w:tcW w:w="0" w:type="auto"/>
+            <w:tcBorders>
+              <w:top w:val="single" w:sz="6" w:space="0" w:color="C4C7C5"/>
+              <w:left w:val="single" w:sz="6" w:space="0" w:color="C4C7C5"/>
+              <w:bottom w:val="single" w:sz="6" w:space="0" w:color="C4C7C5"/>
+              <w:right w:val="single" w:sz="6" w:space="0" w:color="C4C7C5"/>
+            </w:tcBorders>
+            <w:tcMar>
+              <w:top w:w="120" w:type="dxa"/>
+              <w:left w:w="180" w:type="dxa"/>
+              <w:bottom w:w="120" w:type="dxa"/>
+              <w:right w:w="180" w:type="dxa"/>
+            </w:tcMar>
+            <w:vAlign w:val="center"/>
+            <w:hideMark/>
+          </w:tcPr>
+          <w:p>
+            <w:pPr>
+              <w:spacing w:after="480" w:line="240" w:lineRule="auto"/>
+              <w:rPr>
+                <w:rFonts w:ascii="Times New Roman" w:eastAsia="Times New Roman" w:hAnsi="Times New Roman" w:cs="Times New Roman"/>
+                <w:sz w:val="24"/>
+                <w:szCs w:val="24"/>
+                <w:lang w:eastAsia="en-IN"/>
+              </w:rPr>
+            </w:pPr>
+            <w:r>
+              <w:rPr>
+                <w:rFonts w:ascii="Times New Roman" w:eastAsia="Times New Roman" w:hAnsi="Times New Roman" w:cs="Times New Roman"/>
+                <w:sz w:val="24"/>
+                <w:szCs w:val="24"/>
+                <w:lang w:eastAsia="en-IN"/>
+              </w:rPr>
+              <w:t>430</w:t>
+            </w:r>
+          </w:p>
+        </w:tc>
+        <w:tc>
+          <w:tcPr>
+            <w:tcW w:w="0" w:type="auto"/>
+            <w:tcBorders>
+              <w:top w:val="single" w:sz="6" w:space="0" w:color="C4C7C5"/>
+              <w:left w:val="single" w:sz="6" w:space="0" w:color="C4C7C5"/>
+              <w:bottom w:val="single" w:sz="6" w:space="0" w:color="C4C7C5"/>
+              <w:right w:val="single" w:sz="6" w:space="0" w:color="C4C7C5"/>
+            </w:tcBorders>
+            <w:tcMar>
+              <w:top w:w="120" w:type="dxa"/>
+              <w:left w:w="180" w:type="dxa"/>
+              <w:bottom w:w="120" w:type="dxa"/>
+              <w:right w:w="180" w:type="dxa"/>
+            </w:tcMar>
+            <w:vAlign w:val="center"/>
+            <w:hideMark/>
+          </w:tcPr>
+          <w:p>
+            <w:pPr>
+              <w:spacing w:after="480" w:line="240" w:lineRule="auto"/>
+              <w:rPr>
+                <w:rFonts w:ascii="Times New Roman" w:eastAsia="Times New Roman" w:hAnsi="Times New Roman" w:cs="Times New Roman"/>
+                <w:sz w:val="24"/>
+                <w:szCs w:val="24"/>
+                <w:lang w:eastAsia="en-IN"/>
+              </w:rPr>
+            </w:pPr>
+            <w:r>
+              <w:rPr>
+                <w:rFonts w:ascii="Times New Roman" w:eastAsia="Times New Roman" w:hAnsi="Times New Roman" w:cs="Times New Roman"/>
+                <w:sz w:val="24"/>
+                <w:szCs w:val="24"/>
+                <w:lang w:eastAsia="en-IN"/>
+              </w:rPr>
+              <w:t>38</w:t>
+            </w:r>
+          </w:p>
+        </w:tc>
+        <w:tc>
+          <w:tcPr>
+            <w:tcW w:w="0" w:type="auto"/>
+            <w:tcBorders>
+              <w:top w:val="single" w:sz="6" w:space="0" w:color="C4C7C5"/>
+              <w:left w:val="single" w:sz="6" w:space="0" w:color="C4C7C5"/>
+              <w:bottom w:val="single" w:sz="6" w:space="0" w:color="C4C7C5"/>
+              <w:right w:val="single" w:sz="6" w:space="0" w:color="C4C7C5"/>
+            </w:tcBorders>
+            <w:tcMar>
+              <w:top w:w="120" w:type="dxa"/>
+              <w:left w:w="180" w:type="dxa"/>
+              <w:bottom w:w="120" w:type="dxa"/>
+              <w:right w:w="180" w:type="dxa"/>
+            </w:tcMar>
+            <w:vAlign w:val="center"/>
+            <w:hideMark/>
+          </w:tcPr>
+          <w:p>
+            <w:pPr>
+              <w:spacing w:after="480" w:line="240" w:lineRule="auto"/>
+              <w:rPr>
+                <w:rFonts w:ascii="Times New Roman" w:eastAsia="Times New Roman" w:hAnsi="Times New Roman" w:cs="Times New Roman"/>
+                <w:sz w:val="24"/>
+                <w:szCs w:val="24"/>
+                <w:lang w:eastAsia="en-IN"/>
+              </w:rPr>
+            </w:pPr>
+            <w:r>
+              <w:rPr>
+                <w:rFonts w:ascii="Times New Roman" w:eastAsia="Times New Roman" w:hAnsi="Times New Roman" w:cs="Times New Roman"/>
+                <w:sz w:val="24"/>
+                <w:szCs w:val="24"/>
+                <w:lang w:eastAsia="en-IN"/>
+              </w:rPr>
+              <w:t>2</w:t>
+            </w:r>
+          </w:p>
+        </w:tc>
+        <w:tc>
+          <w:tcPr>
+            <w:tcW w:w="0" w:type="auto"/>
+            <w:tcBorders>
+              <w:top w:val="single" w:sz="6" w:space="0" w:color="C4C7C5"/>
+              <w:left w:val="single" w:sz="6" w:space="0" w:color="C4C7C5"/>
+              <w:bottom w:val="single" w:sz="6" w:space="0" w:color="C4C7C5"/>
+              <w:right w:val="single" w:sz="6" w:space="0" w:color="C4C7C5"/>
+            </w:tcBorders>
+            <w:tcMar>
+              <w:top w:w="120" w:type="dxa"/>
+              <w:left w:w="180" w:type="dxa"/>
+              <w:bottom w:w="120" w:type="dxa"/>
+              <w:right w:w="180" w:type="dxa"/>
+            </w:tcMar>
+            <w:vAlign w:val="center"/>
+            <w:hideMark/>
+          </w:tcPr>
+          <w:p>
+            <w:pPr>
+              <w:spacing w:after="480" w:line="240" w:lineRule="auto"/>
+              <w:rPr>
+                <w:rFonts w:ascii="Times New Roman" w:eastAsia="Times New Roman" w:hAnsi="Times New Roman" w:cs="Times New Roman"/>
+                <w:sz w:val="24"/>
+                <w:szCs w:val="24"/>
+                <w:lang w:eastAsia="en-IN"/>
+              </w:rPr>
+            </w:pPr>
+            <w:r>
+              <w:rPr>
+                <w:rFonts w:ascii="Times New Roman" w:eastAsia="Times New Roman" w:hAnsi="Times New Roman" w:cs="Times New Roman"/>
+                <w:sz w:val="24"/>
+                <w:szCs w:val="24"/>
+                <w:lang w:eastAsia="en-IN"/>
+              </w:rPr>
+              <w:t>29.0</w:t>
+            </w:r>
+          </w:p>
+        </w:tc>
+      </w:tr>
+      <w:tr>
+        <w:trPr>
+          <w:tblCellSpacing w:w="15" w:type="dxa"/>
+        </w:trPr>
+        <w:tc>
+          <w:tcPr>
+            <w:tcW w:w="0" w:type="auto"/>
+            <w:tcBorders>
+              <w:top w:val="single" w:sz="6" w:space="0" w:color="C4C7C5"/>
+              <w:left w:val="single" w:sz="6" w:space="0" w:color="C4C7C5"/>
+              <w:bottom w:val="single" w:sz="6" w:space="0" w:color="C4C7C5"/>
+              <w:right w:val="single" w:sz="6" w:space="0" w:color="C4C7C5"/>
+            </w:tcBorders>
+            <w:tcMar>
+              <w:top w:w="120" w:type="dxa"/>
+              <w:left w:w="180" w:type="dxa"/>
+              <w:bottom w:w="120" w:type="dxa"/>
+              <w:right w:w="180" w:type="dxa"/>
+            </w:tcMar>
+            <w:vAlign w:val="center"/>
+            <w:hideMark/>
+          </w:tcPr>
+          <w:p>
+            <w:pPr>
+              <w:spacing w:after="480" w:line="240" w:lineRule="auto"/>
+              <w:rPr>
+                <w:rFonts w:ascii="Times New Roman" w:eastAsia="Times New Roman" w:hAnsi="Times New Roman" w:cs="Times New Roman"/>
+                <w:sz w:val="24"/>
+                <w:szCs w:val="24"/>
+                <w:lang w:eastAsia="en-IN"/>
+              </w:rPr>
+            </w:pPr>
+            <w:r>
+              <w:rPr>
+                <w:rFonts w:ascii="Times New Roman" w:eastAsia="Times New Roman" w:hAnsi="Times New Roman" w:cs="Times New Roman"/>
+                <w:b/>
+                <w:bCs/>
+                <w:sz w:val="24"/>
+                <w:szCs w:val="24"/>
+                <w:lang w:eastAsia="en-IN"/>
+              </w:rPr>
+              <w:lastRenderedPageBreak/>
+              <w:t>Egg Whites</w:t>
+            </w:r>
+          </w:p>
+        </w:tc>
+        <w:tc>
+          <w:tcPr>
+            <w:tcW w:w="0" w:type="auto"/>
+            <w:tcBorders>
+              <w:top w:val="single" w:sz="6" w:space="0" w:color="C4C7C5"/>
+              <w:left w:val="single" w:sz="6" w:space="0" w:color="C4C7C5"/>
+              <w:bottom w:val="single" w:sz="6" w:space="0" w:color="C4C7C5"/>
+              <w:right w:val="single" w:sz="6" w:space="0" w:color="C4C7C5"/>
+            </w:tcBorders>
+            <w:tcMar>
+              <w:top w:w="120" w:type="dxa"/>
+              <w:left w:w="180" w:type="dxa"/>
+              <w:bottom w:w="120" w:type="dxa"/>
+              <w:right w:w="180" w:type="dxa"/>
+            </w:tcMar>
+            <w:vAlign w:val="center"/>
+            <w:hideMark/>
+          </w:tcPr>
+          <w:p>
+            <w:pPr>
+              <w:spacing w:after="480" w:line="240" w:lineRule="auto"/>
+              <w:rPr>
+                <w:rFonts w:ascii="Times New Roman" w:eastAsia="Times New Roman" w:hAnsi="Times New Roman" w:cs="Times New Roman"/>
+                <w:sz w:val="24"/>
+                <w:szCs w:val="24"/>
+                <w:lang w:eastAsia="en-IN"/>
+              </w:rPr>
+            </w:pPr>
+            <w:r>
+              <w:rPr>
+                <w:rFonts w:ascii="Times New Roman" w:eastAsia="Times New Roman" w:hAnsi="Times New Roman" w:cs="Times New Roman"/>
+                <w:sz w:val="24"/>
+                <w:szCs w:val="24"/>
+                <w:lang w:eastAsia="en-IN"/>
+              </w:rPr>
+              <w:t>4</w:t>
+            </w:r>
+          </w:p>
+        </w:tc>
+        <w:tc>
+          <w:tcPr>
+            <w:tcW w:w="0" w:type="auto"/>
+            <w:tcBorders>
+              <w:top w:val="single" w:sz="6" w:space="0" w:color="C4C7C5"/>
+              <w:left w:val="single" w:sz="6" w:space="0" w:color="C4C7C5"/>
+              <w:bottom w:val="single" w:sz="6" w:space="0" w:color="C4C7C5"/>
+              <w:right w:val="single" w:sz="6" w:space="0" w:color="C4C7C5"/>
+            </w:tcBorders>
+            <w:tcMar>
+              <w:top w:w="120" w:type="dxa"/>
+              <w:left w:w="180" w:type="dxa"/>
+              <w:bottom w:w="120" w:type="dxa"/>
+              <w:right w:w="180" w:type="dxa"/>
+            </w:tcMar>
+            <w:vAlign w:val="center"/>
+            <w:hideMark/>
+          </w:tcPr>
+          <w:p>
+            <w:pPr>
+              <w:spacing w:after="480" w:line="240" w:lineRule="auto"/>
+              <w:rPr>
+                <w:rFonts w:ascii="Times New Roman" w:eastAsia="Times New Roman" w:hAnsi="Times New Roman" w:cs="Times New Roman"/>
+                <w:sz w:val="24"/>
+                <w:szCs w:val="24"/>
+                <w:lang w:eastAsia="en-IN"/>
+              </w:rPr>
+            </w:pPr>
+            <w:r>
+              <w:rPr>
+                <w:rFonts w:ascii="Times New Roman" w:eastAsia="Times New Roman" w:hAnsi="Times New Roman" w:cs="Times New Roman"/>
+                <w:sz w:val="24"/>
+                <w:szCs w:val="24"/>
+                <w:lang w:eastAsia="en-IN"/>
+              </w:rPr>
+              <w:t>68</w:t>
+            </w:r>
+          </w:p>
+        </w:tc>
+        <w:tc>
+          <w:tcPr>
+            <w:tcW w:w="0" w:type="auto"/>
+            <w:tcBorders>
+              <w:top w:val="single" w:sz="6" w:space="0" w:color="C4C7C5"/>
+              <w:left w:val="single" w:sz="6" w:space="0" w:color="C4C7C5"/>
+              <w:bottom w:val="single" w:sz="6" w:space="0" w:color="C4C7C5"/>
+              <w:right w:val="single" w:sz="6" w:space="0" w:color="C4C7C5"/>
+            </w:tcBorders>
+            <w:tcMar>
+              <w:top w:w="120" w:type="dxa"/>
+              <w:left w:w="180" w:type="dxa"/>
+              <w:bottom w:w="120" w:type="dxa"/>
+              <w:right w:w="180" w:type="dxa"/>
+            </w:tcMar>
+            <w:vAlign w:val="center"/>
+            <w:hideMark/>
+          </w:tcPr>
+          <w:p>
+            <w:pPr>
+              <w:spacing w:after="480" w:line="240" w:lineRule="auto"/>
+              <w:rPr>
+                <w:rFonts w:ascii="Times New Roman" w:eastAsia="Times New Roman" w:hAnsi="Times New Roman" w:cs="Times New Roman"/>
+                <w:sz w:val="24"/>
+                <w:szCs w:val="24"/>
+                <w:lang w:eastAsia="en-IN"/>
+              </w:rPr>
+            </w:pPr>
+            <w:r>
+              <w:rPr>
+                <w:rFonts w:ascii="Times New Roman" w:eastAsia="Times New Roman" w:hAnsi="Times New Roman" w:cs="Times New Roman"/>
+                <w:sz w:val="24"/>
+                <w:szCs w:val="24"/>
+                <w:lang w:eastAsia="en-IN"/>
+              </w:rPr>
+              <w:t>14</w:t>
+            </w:r>
+          </w:p>
+        </w:tc>
+        <w:tc>
+          <w:tcPr>
+            <w:tcW w:w="0" w:type="auto"/>
+            <w:tcBorders>
+              <w:top w:val="single" w:sz="6" w:space="0" w:color="C4C7C5"/>
+              <w:left w:val="single" w:sz="6" w:space="0" w:color="C4C7C5"/>
+              <w:bottom w:val="single" w:sz="6" w:space="0" w:color="C4C7C5"/>
+              <w:right w:val="single" w:sz="6" w:space="0" w:color="C4C7C5"/>
+            </w:tcBorders>
+            <w:tcMar>
+              <w:top w:w="120" w:type="dxa"/>
+              <w:left w:w="180" w:type="dxa"/>
+              <w:bottom w:w="120" w:type="dxa"/>
+              <w:right w:w="180" w:type="dxa"/>
+            </w:tcMar>
+            <w:vAlign w:val="center"/>
+            <w:hideMark/>
+          </w:tcPr>
+          <w:p>
+            <w:pPr>
+              <w:spacing w:after="480" w:line="240" w:lineRule="auto"/>
+              <w:rPr>
+                <w:rFonts w:ascii="Times New Roman" w:eastAsia="Times New Roman" w:hAnsi="Times New Roman" w:cs="Times New Roman"/>
+                <w:sz w:val="24"/>
+                <w:szCs w:val="24"/>
+                <w:lang w:eastAsia="en-IN"/>
+              </w:rPr>
+            </w:pPr>
+            <w:r>
+              <w:rPr>
+                <w:rFonts w:ascii="Times New Roman" w:eastAsia="Times New Roman" w:hAnsi="Times New Roman" w:cs="Times New Roman"/>
+                <w:sz w:val="24"/>
+                <w:szCs w:val="24"/>
+                <w:lang w:eastAsia="en-IN"/>
+              </w:rPr>
+              <w:t>1</w:t>
+            </w:r>
+          </w:p>
+        </w:tc>
+        <w:tc>
+          <w:tcPr>
+            <w:tcW w:w="0" w:type="auto"/>
+            <w:tcBorders>
+              <w:top w:val="single" w:sz="6" w:space="0" w:color="C4C7C5"/>
+              <w:left w:val="single" w:sz="6" w:space="0" w:color="C4C7C5"/>
+              <w:bottom w:val="single" w:sz="6" w:space="0" w:color="C4C7C5"/>
+              <w:right w:val="single" w:sz="6" w:space="0" w:color="C4C7C5"/>
+            </w:tcBorders>
+            <w:tcMar>
+              <w:top w:w="120" w:type="dxa"/>
+              <w:left w:w="180" w:type="dxa"/>
+              <w:bottom w:w="120" w:type="dxa"/>
+              <w:right w:w="180" w:type="dxa"/>
+            </w:tcMar>
+            <w:vAlign w:val="center"/>
+            <w:hideMark/>
+          </w:tcPr>
+          <w:p>
+            <w:pPr>
+              <w:spacing w:after="480" w:line="240" w:lineRule="auto"/>
+              <w:rPr>
+                <w:rFonts w:ascii="Times New Roman" w:eastAsia="Times New Roman" w:hAnsi="Times New Roman" w:cs="Times New Roman"/>
+                <w:sz w:val="24"/>
+                <w:szCs w:val="24"/>
+                <w:lang w:eastAsia="en-IN"/>
+              </w:rPr>
+            </w:pPr>
+            <w:r>
+              <w:rPr>
+                <w:rFonts w:ascii="Times New Roman" w:eastAsia="Times New Roman" w:hAnsi="Times New Roman" w:cs="Times New Roman"/>
+                <w:sz w:val="24"/>
+                <w:szCs w:val="24"/>
+                <w:lang w:eastAsia="en-IN"/>
+              </w:rPr>
+              <w:t>0</w:t>
+            </w:r>
+          </w:p>
+        </w:tc>
+      </w:tr>
+      <w:tr>
+        <w:trPr>
+          <w:tblCellSpacing w:w="15" w:type="dxa"/>
+        </w:trPr>
+        <w:tc>
+          <w:tcPr>
+            <w:tcW w:w="0" w:type="auto"/>
+            <w:tcBorders>
+              <w:top w:val="single" w:sz="6" w:space="0" w:color="C4C7C5"/>
+              <w:left w:val="single" w:sz="6" w:space="0" w:color="C4C7C5"/>
+              <w:bottom w:val="single" w:sz="6" w:space="0" w:color="C4C7C5"/>
+              <w:right w:val="single" w:sz="6" w:space="0" w:color="C4C7C5"/>
+            </w:tcBorders>
+            <w:tcMar>
+              <w:top w:w="120" w:type="dxa"/>
+              <w:left w:w="180" w:type="dxa"/>
+              <w:bottom w:w="120" w:type="dxa"/>
+              <w:right w:w="180" w:type="dxa"/>
+            </w:tcMar>
+            <w:vAlign w:val="center"/>
+            <w:hideMark/>
+          </w:tcPr>
+          <w:p>
+            <w:pPr>
+              <w:spacing w:after="480" w:line="240" w:lineRule="auto"/>
+              <w:rPr>
+                <w:rFonts w:ascii="Times New Roman" w:eastAsia="Times New Roman" w:hAnsi="Times New Roman" w:cs="Times New Roman"/>
+                <w:sz w:val="24"/>
+                <w:szCs w:val="24"/>
+                <w:lang w:eastAsia="en-IN"/>
+              </w:rPr>
+            </w:pPr>
+            <w:r>
+              <w:rPr>
+                <w:rFonts w:ascii="Times New Roman" w:eastAsia="Times New Roman" w:hAnsi="Times New Roman" w:cs="Times New Roman"/>
+                <w:b/>
+                <w:bCs/>
+                <w:sz w:val="24"/>
+                <w:szCs w:val="24"/>
+                <w:lang w:eastAsia="en-IN"/>
+              </w:rPr>
+              <w:t>Cooked Rice</w:t>
+            </w:r>
+          </w:p>
+        </w:tc>
+        <w:tc>
+          <w:tcPr>
+            <w:tcW w:w="0" w:type="auto"/>
+            <w:tcBorders>
+              <w:top w:val="single" w:sz="6" w:space="0" w:color="C4C7C5"/>
+              <w:left w:val="single" w:sz="6" w:space="0" w:color="C4C7C5"/>
+              <w:bottom w:val="single" w:sz="6" w:space="0" w:color="C4C7C5"/>
+              <w:right w:val="single" w:sz="6" w:space="0" w:color="C4C7C5"/>
+            </w:tcBorders>
+            <w:tcMar>
+              <w:top w:w="120" w:type="dxa"/>
+              <w:left w:w="180" w:type="dxa"/>
+              <w:bottom w:w="120" w:type="dxa"/>
+              <w:right w:w="180" w:type="dxa"/>
+            </w:tcMar>
+            <w:vAlign w:val="center"/>
+            <w:hideMark/>
+          </w:tcPr>
+          <w:p>
+            <w:pPr>
+              <w:spacing w:after="480" w:line="240" w:lineRule="auto"/>
+              <w:rPr>
+                <w:rFonts w:ascii="Times New Roman" w:eastAsia="Times New Roman" w:hAnsi="Times New Roman" w:cs="Times New Roman"/>
+                <w:sz w:val="24"/>
+                <w:szCs w:val="24"/>
+                <w:lang w:eastAsia="en-IN"/>
+              </w:rPr>
+            </w:pPr>
+            <w:r>
+              <w:rPr>
+                <w:rFonts w:ascii="Times New Roman" w:eastAsia="Times New Roman" w:hAnsi="Times New Roman" w:cs="Times New Roman"/>
+                <w:sz w:val="24"/>
+                <w:szCs w:val="24"/>
+                <w:lang w:eastAsia="en-IN"/>
+              </w:rPr>
+              <w:t>200 g</w:t>
+            </w:r>
+          </w:p>
+        </w:tc>
+        <w:tc>
+          <w:tcPr>
+            <w:tcW w:w="0" w:type="auto"/>
+            <w:tcBorders>
+              <w:top w:val="single" w:sz="6" w:space="0" w:color="C4C7C5"/>
+              <w:left w:val="single" w:sz="6" w:space="0" w:color="C4C7C5"/>
+              <w:bottom w:val="single" w:sz="6" w:space="0" w:color="C4C7C5"/>
+              <w:right w:val="single" w:sz="6" w:space="0" w:color="C4C7C5"/>
+            </w:tcBorders>
+            <w:tcMar>
+              <w:top w:w="120" w:type="dxa"/>
+              <w:left w:w="180" w:type="dxa"/>
+              <w:bottom w:w="120" w:type="dxa"/>
+              <w:right w:w="180" w:type="dxa"/>
+            </w:tcMar>
+            <w:vAlign w:val="center"/>
+            <w:hideMark/>
+          </w:tcPr>
+          <w:p>
+            <w:pPr>
+              <w:spacing w:after="480" w:line="240" w:lineRule="auto"/>
+              <w:rPr>
+                <w:rFonts w:ascii="Times New Roman" w:eastAsia="Times New Roman" w:hAnsi="Times New Roman" w:cs="Times New Roman"/>
+                <w:sz w:val="24"/>
+                <w:szCs w:val="24"/>
+                <w:lang w:eastAsia="en-IN"/>
+              </w:rPr>
+            </w:pPr>
+            <w:r>
+              <w:rPr>
+                <w:rFonts w:ascii="Times New Roman" w:eastAsia="Times New Roman" w:hAnsi="Times New Roman" w:cs="Times New Roman"/>
+                <w:sz w:val="24"/>
+                <w:szCs w:val="24"/>
+                <w:lang w:eastAsia="en-IN"/>
+              </w:rPr>
+              <w:t>260</w:t>
+            </w:r>
+          </w:p>
+        </w:tc>
+        <w:tc>
+          <w:tcPr>
+            <w:tcW w:w="0" w:type="auto"/>
+            <w:tcBorders>
+              <w:top w:val="single" w:sz="6" w:space="0" w:color="C4C7C5"/>
+              <w:left w:val="single" w:sz="6" w:space="0" w:color="C4C7C5"/>
+              <w:bottom w:val="single" w:sz="6" w:space="0" w:color="C4C7C5"/>
+              <w:right w:val="single" w:sz="6" w:space="0" w:color="C4C7C5"/>
+            </w:tcBorders>
+            <w:tcMar>
+              <w:top w:w="120" w:type="dxa"/>
+              <w:left w:w="180" w:type="dxa"/>
+              <w:bottom w:w="120" w:type="dxa"/>
+              <w:right w:w="180" w:type="dxa"/>
+            </w:tcMar>
+            <w:vAlign w:val="center"/>
+            <w:hideMark/>
+          </w:tcPr>
+          <w:p>
+            <w:pPr>
+              <w:spacing w:after="480" w:line="240" w:lineRule="auto"/>
+              <w:rPr>
+                <w:rFonts w:ascii="Times New Roman" w:eastAsia="Times New Roman" w:hAnsi="Times New Roman" w:cs="Times New Roman"/>
+                <w:sz w:val="24"/>
+                <w:szCs w:val="24"/>
+                <w:lang w:eastAsia="en-IN"/>
+              </w:rPr>
+            </w:pPr>
+            <w:r>
+              <w:rPr>
+                <w:rFonts w:ascii="Times New Roman" w:eastAsia="Times New Roman" w:hAnsi="Times New Roman" w:cs="Times New Roman"/>
+                <w:sz w:val="24"/>
+                <w:szCs w:val="24"/>
+                <w:lang w:eastAsia="en-IN"/>
+              </w:rPr>
+              <w:t>5</w:t>
+            </w:r>
+          </w:p>
+        </w:tc>
+        <w:tc>
+          <w:tcPr>
+            <w:tcW w:w="0" w:type="auto"/>
+            <w:tcBorders>
+              <w:top w:val="single" w:sz="6" w:space="0" w:color="C4C7C5"/>
+              <w:left w:val="single" w:sz="6" w:space="0" w:color="C4C7C5"/>
+              <w:bottom w:val="single" w:sz="6" w:space="0" w:color="C4C7C5"/>
+              <w:right w:val="single" w:sz="6" w:space="0" w:color="C4C7C5"/>
+            </w:tcBorders>
+            <w:tcMar>
+              <w:top w:w="120" w:type="dxa"/>
+              <w:left w:w="180" w:type="dxa"/>
+              <w:bottom w:w="120" w:type="dxa"/>
+              <w:right w:w="180" w:type="dxa"/>
+            </w:tcMar>
+            <w:vAlign w:val="center"/>
+            <w:hideMark/>
+          </w:tcPr>
+          <w:p>
+            <w:pPr>
+              <w:spacing w:after="480" w:line="240" w:lineRule="auto"/>
+              <w:rPr>
+                <w:rFonts w:ascii="Times New Roman" w:eastAsia="Times New Roman" w:hAnsi="Times New Roman" w:cs="Times New Roman"/>
+                <w:sz w:val="24"/>
+                <w:szCs w:val="24"/>
+                <w:lang w:eastAsia="en-IN"/>
+              </w:rPr>
+            </w:pPr>
+            <w:r>
+              <w:rPr>
+                <w:rFonts w:ascii="Times New Roman" w:eastAsia="Times New Roman" w:hAnsi="Times New Roman" w:cs="Times New Roman"/>
+                <w:sz w:val="24"/>
+                <w:szCs w:val="24"/>
+                <w:lang w:eastAsia="en-IN"/>
+              </w:rPr>
+              <w:t>56</w:t>
+            </w:r>
+          </w:p>
+        </w:tc>
+        <w:tc>
+          <w:tcPr>
+            <w:tcW w:w="0" w:type="auto"/>
+            <w:tcBorders>
+              <w:top w:val="single" w:sz="6" w:space="0" w:color="C4C7C5"/>
+              <w:left w:val="single" w:sz="6" w:space="0" w:color="C4C7C5"/>
+              <w:bottom w:val="single" w:sz="6" w:space="0" w:color="C4C7C5"/>
+              <w:right w:val="single" w:sz="6" w:space="0" w:color="C4C7C5"/>
+            </w:tcBorders>
+            <w:tcMar>
+              <w:top w:w="120" w:type="dxa"/>
+              <w:left w:w="180" w:type="dxa"/>
+              <w:bottom w:w="120" w:type="dxa"/>
+              <w:right w:w="180" w:type="dxa"/>
+            </w:tcMar>
+            <w:vAlign w:val="center"/>
+            <w:hideMark/>
+          </w:tcPr>
+          <w:p>
+            <w:pPr>
+              <w:spacing w:after="480" w:line="240" w:lineRule="auto"/>
+              <w:rPr>
+                <w:rFonts w:ascii="Times New Roman" w:eastAsia="Times New Roman" w:hAnsi="Times New Roman" w:cs="Times New Roman"/>
+                <w:sz w:val="24"/>
+                <w:szCs w:val="24"/>
+                <w:lang w:eastAsia="en-IN"/>
+              </w:rPr>
+            </w:pPr>
+            <w:r>
+              <w:rPr>
+                <w:rFonts w:ascii="Times New Roman" w:eastAsia="Times New Roman" w:hAnsi="Times New Roman" w:cs="Times New Roman"/>
+                <w:sz w:val="24"/>
+                <w:szCs w:val="24"/>
+                <w:lang w:eastAsia="en-IN"/>
+              </w:rPr>
+              <w:t>1.0</w:t>
+            </w:r>
+          </w:p>
+        </w:tc>
+      </w:tr>
+      <w:tr>
+        <w:trPr>
+          <w:tblCellSpacing w:w="15" w:type="dxa"/>
+        </w:trPr>
+        <w:tc>
+          <w:tcPr>
+            <w:tcW w:w="0" w:type="auto"/>
+            <w:tcBorders>
+              <w:top w:val="single" w:sz="6" w:space="0" w:color="C4C7C5"/>
+              <w:left w:val="single" w:sz="6" w:space="0" w:color="C4C7C5"/>
+              <w:bottom w:val="single" w:sz="6" w:space="0" w:color="C4C7C5"/>
+              <w:right w:val="single" w:sz="6" w:space="0" w:color="C4C7C5"/>
+            </w:tcBorders>
+            <w:tcMar>
+              <w:top w:w="120" w:type="dxa"/>
+              <w:left w:w="180" w:type="dxa"/>
+              <w:bottom w:w="120" w:type="dxa"/>
+              <w:right w:w="180" w:type="dxa"/>
+            </w:tcMar>
+            <w:vAlign w:val="center"/>
+            <w:hideMark/>
+          </w:tcPr>
+          <w:p>
+            <w:pPr>
+              <w:spacing w:after="480" w:line="240" w:lineRule="auto"/>
+              <w:rPr>
+                <w:rFonts w:ascii="Times New Roman" w:eastAsia="Times New Roman" w:hAnsi="Times New Roman" w:cs="Times New Roman"/>
+                <w:sz w:val="24"/>
+                <w:szCs w:val="24"/>
+                <w:lang w:eastAsia="en-IN"/>
+              </w:rPr>
+            </w:pPr>
+            <w:r>
+              <w:rPr>
+                <w:rFonts w:ascii="Times New Roman" w:eastAsia="Times New Roman" w:hAnsi="Times New Roman" w:cs="Times New Roman"/>
+                <w:b/>
+                <w:bCs/>
+                <w:sz w:val="24"/>
+                <w:szCs w:val="24"/>
+                <w:lang w:eastAsia="en-IN"/>
+              </w:rPr>
+              <w:t>Desi Ghee</w:t>
+            </w:r>
+          </w:p>
+        </w:tc>
+        <w:tc>
+          <w:tcPr>
+            <w:tcW w:w="0" w:type="auto"/>
+            <w:tcBorders>
+              <w:top w:val="single" w:sz="6" w:space="0" w:color="C4C7C5"/>
+              <w:left w:val="single" w:sz="6" w:space="0" w:color="C4C7C5"/>
+              <w:bottom w:val="single" w:sz="6" w:space="0" w:color="C4C7C5"/>
+              <w:right w:val="single" w:sz="6" w:space="0" w:color="C4C7C5"/>
+            </w:tcBorders>
+            <w:tcMar>
+              <w:top w:w="120" w:type="dxa"/>
+              <w:left w:w="180" w:type="dxa"/>
+              <w:bottom w:w="120" w:type="dxa"/>
+              <w:right w:w="180" w:type="dxa"/>
+            </w:tcMar>
+            <w:vAlign w:val="center"/>
+            <w:hideMark/>
+          </w:tcPr>
+          <w:p>
+            <w:pPr>
+              <w:spacing w:after="480" w:line="240" w:lineRule="auto"/>
+              <w:rPr>
+                <w:rFonts w:ascii="Times New Roman" w:eastAsia="Times New Roman" w:hAnsi="Times New Roman" w:cs="Times New Roman"/>
+                <w:sz w:val="24"/>
+                <w:szCs w:val="24"/>
+                <w:lang w:eastAsia="en-IN"/>
+              </w:rPr>
+            </w:pPr>
+            <w:r>
+              <w:rPr>
+                <w:rFonts w:ascii="Times New Roman" w:eastAsia="Times New Roman" w:hAnsi="Times New Roman" w:cs="Times New Roman"/>
+                <w:sz w:val="24"/>
+                <w:szCs w:val="24"/>
+                <w:lang w:eastAsia="en-IN"/>
+              </w:rPr>
+              <w:t>1 tbsp</w:t>
+            </w:r>
+          </w:p>
+        </w:tc>
+        <w:tc>
+          <w:tcPr>
+            <w:tcW w:w="0" w:type="auto"/>
+            <w:tcBorders>
+              <w:top w:val="single" w:sz="6" w:space="0" w:color="C4C7C5"/>
+              <w:left w:val="single" w:sz="6" w:space="0" w:color="C4C7C5"/>
+              <w:bottom w:val="single" w:sz="6" w:space="0" w:color="C4C7C5"/>
+              <w:right w:val="single" w:sz="6" w:space="0" w:color="C4C7C5"/>
+            </w:tcBorders>
+            <w:tcMar>
+              <w:top w:w="120" w:type="dxa"/>
+              <w:left w:w="180" w:type="dxa"/>
+              <w:bottom w:w="120" w:type="dxa"/>
+              <w:right w:w="180" w:type="dxa"/>
+            </w:tcMar>
+            <w:vAlign w:val="center"/>
+            <w:hideMark/>
+          </w:tcPr>
+          <w:p>
+            <w:pPr>
+              <w:spacing w:after="480" w:line="240" w:lineRule="auto"/>
+              <w:rPr>
+                <w:rFonts w:ascii="Times New Roman" w:eastAsia="Times New Roman" w:hAnsi="Times New Roman" w:cs="Times New Roman"/>
+                <w:sz w:val="24"/>
+                <w:szCs w:val="24"/>
+                <w:lang w:eastAsia="en-IN"/>
+              </w:rPr>
+            </w:pPr>
+            <w:r>
+              <w:rPr>
+                <w:rFonts w:ascii="Times New Roman" w:eastAsia="Times New Roman" w:hAnsi="Times New Roman" w:cs="Times New Roman"/>
+                <w:sz w:val="24"/>
+                <w:szCs w:val="24"/>
+                <w:lang w:eastAsia="en-IN"/>
+              </w:rPr>
+              <w:t>120</w:t>
+            </w:r>
+          </w:p>
+        </w:tc>
+        <w:tc>
+          <w:tcPr>
+            <w:tcW w:w="0" w:type="auto"/>
+            <w:tcBorders>
+              <w:top w:val="single" w:sz="6" w:space="0" w:color="C4C7C5"/>
+              <w:left w:val="single" w:sz="6" w:space="0" w:color="C4C7C5"/>
+              <w:bottom w:val="single" w:sz="6" w:space="0" w:color="C4C7C5"/>
+              <w:right w:val="single" w:sz="6" w:space="0" w:color="C4C7C5"/>
+            </w:tcBorders>
+            <w:tcMar>
+              <w:top w:w="120" w:type="dxa"/>
+              <w:left w:w="180" w:type="dxa"/>
+              <w:bottom w:w="120" w:type="dxa"/>
+              <w:right w:w="180" w:type="dxa"/>
+            </w:tcMar>
+            <w:vAlign w:val="center"/>
+            <w:hideMark/>
+          </w:tcPr>
+          <w:p>
+            <w:pPr>
+              <w:spacing w:after="480" w:line="240" w:lineRule="auto"/>
+              <w:rPr>
+                <w:rFonts w:ascii="Times New Roman" w:eastAsia="Times New Roman" w:hAnsi="Times New Roman" w:cs="Times New Roman"/>
+                <w:sz w:val="24"/>
+                <w:szCs w:val="24"/>
+                <w:lang w:eastAsia="en-IN"/>
+              </w:rPr>
+            </w:pPr>
+            <w:r>
+              <w:rPr>
+                <w:rFonts w:ascii="Times New Roman" w:eastAsia="Times New Roman" w:hAnsi="Times New Roman" w:cs="Times New Roman"/>
+                <w:sz w:val="24"/>
+                <w:szCs w:val="24"/>
+                <w:lang w:eastAsia="en-IN"/>
+              </w:rPr>
+              <w:t>0</w:t>
+            </w:r>
+          </w:p>
+        </w:tc>
+        <w:tc>
+          <w:tcPr>
+            <w:tcW w:w="0" w:type="auto"/>
+            <w:tcBorders>
+              <w:top w:val="single" w:sz="6" w:space="0" w:color="C4C7C5"/>
+              <w:left w:val="single" w:sz="6" w:space="0" w:color="C4C7C5"/>
+              <w:bottom w:val="single" w:sz="6" w:space="0" w:color="C4C7C5"/>
+              <w:right w:val="single" w:sz="6" w:space="0" w:color="C4C7C5"/>
+            </w:tcBorders>
+            <w:tcMar>
+              <w:top w:w="120" w:type="dxa"/>
+              <w:left w:w="180" w:type="dxa"/>
+              <w:bottom w:w="120" w:type="dxa"/>
+              <w:right w:w="180" w:type="dxa"/>
+            </w:tcMar>
+            <w:vAlign w:val="center"/>
+            <w:hideMark/>
+          </w:tcPr>
+          <w:p>
+            <w:pPr>
+              <w:spacing w:after="480" w:line="240" w:lineRule="auto"/>
+              <w:rPr>
+                <w:rFonts w:ascii="Times New Roman" w:eastAsia="Times New Roman" w:hAnsi="Times New Roman" w:cs="Times New Roman"/>
+                <w:sz w:val="24"/>
+                <w:szCs w:val="24"/>
+                <w:lang w:eastAsia="en-IN"/>
+              </w:rPr>
+            </w:pPr>
+            <w:r>
+              <w:rPr>
+                <w:rFonts w:ascii="Times New Roman" w:eastAsia="Times New Roman" w:hAnsi="Times New Roman" w:cs="Times New Roman"/>
+                <w:sz w:val="24"/>
+                <w:szCs w:val="24"/>
+                <w:lang w:eastAsia="en-IN"/>
+              </w:rPr>
+              <w:t>0</w:t>
+            </w:r>
+          </w:p>
+        </w:tc>
+        <w:tc>
+          <w:tcPr>
+            <w:tcW w:w="0" w:type="auto"/>
+            <w:tcBorders>
+              <w:top w:val="single" w:sz="6" w:space="0" w:color="C4C7C5"/>
+              <w:left w:val="single" w:sz="6" w:space="0" w:color="C4C7C5"/>
+              <w:bottom w:val="single" w:sz="6" w:space="0" w:color="C4C7C5"/>
+              <w:right w:val="single" w:sz="6" w:space="0" w:color="C4C7C5"/>
+            </w:tcBorders>
+            <w:tcMar>
+              <w:top w:w="120" w:type="dxa"/>
+              <w:left w:w="180" w:type="dxa"/>
+              <w:bottom w:w="120" w:type="dxa"/>
+              <w:right w:w="180" w:type="dxa"/>
+            </w:tcMar>
+            <w:vAlign w:val="center"/>
+            <w:hideMark/>
+          </w:tcPr>
+          <w:p>
+            <w:pPr>
+              <w:spacing w:after="480" w:line="240" w:lineRule="auto"/>
+              <w:rPr>
+                <w:rFonts w:ascii="Times New Roman" w:eastAsia="Times New Roman" w:hAnsi="Times New Roman" w:cs="Times New Roman"/>
+                <w:sz w:val="24"/>
+                <w:szCs w:val="24"/>
+                <w:lang w:eastAsia="en-IN"/>
+              </w:rPr>
+            </w:pPr>
+            <w:r>
+              <w:rPr>
+                <w:rFonts w:ascii="Times New Roman" w:eastAsia="Times New Roman" w:hAnsi="Times New Roman" w:cs="Times New Roman"/>
+                <w:sz w:val="24"/>
+                <w:szCs w:val="24"/>
+                <w:lang w:eastAsia="en-IN"/>
+              </w:rPr>
+              <w:t>14.0</w:t>
+            </w:r>
+          </w:p>
+        </w:tc>
+      </w:tr>
+      <w:tr>
+        <w:trPr>
+          <w:tblCellSpacing w:w="15" w:type="dxa"/>
+        </w:trPr>
+        <w:tc>
+          <w:tcPr>
+            <w:tcW w:w="0" w:type="auto"/>
+            <w:tcBorders>
+              <w:top w:val="single" w:sz="6" w:space="0" w:color="C4C7C5"/>
+              <w:left w:val="single" w:sz="6" w:space="0" w:color="C4C7C5"/>
+              <w:bottom w:val="single" w:sz="6" w:space="0" w:color="C4C7C5"/>
+              <w:right w:val="single" w:sz="6" w:space="0" w:color="C4C7C5"/>
+            </w:tcBorders>
+            <w:tcMar>
+              <w:top w:w="120" w:type="dxa"/>
+              <w:left w:w="180" w:type="dxa"/>
+              <w:bottom w:w="120" w:type="dxa"/>
+              <w:right w:w="180" w:type="dxa"/>
+            </w:tcMar>
+            <w:vAlign w:val="center"/>
+            <w:hideMark/>
+          </w:tcPr>
+          <w:p>
+            <w:pPr>
+              <w:spacing w:after="480" w:line="240" w:lineRule="auto"/>
+              <w:rPr>
+                <w:rFonts w:ascii="Times New Roman" w:eastAsia="Times New Roman" w:hAnsi="Times New Roman" w:cs="Times New Roman"/>
+                <w:sz w:val="24"/>
+                <w:szCs w:val="24"/>
+                <w:lang w:eastAsia="en-IN"/>
+              </w:rPr>
+            </w:pPr>
+            <w:r>
+              <w:rPr>
+                <w:rFonts w:ascii="Times New Roman" w:eastAsia="Times New Roman" w:hAnsi="Times New Roman" w:cs="Times New Roman"/>
+                <w:b/>
+                <w:bCs/>
+                <w:sz w:val="24"/>
+                <w:szCs w:val="24"/>
+                <w:lang w:eastAsia="en-IN"/>
+              </w:rPr>
+              <w:t>Cucumber</w:t>
+            </w:r>
+          </w:p>
+        </w:tc>
+        <w:tc>
+          <w:tcPr>
+            <w:tcW w:w="0" w:type="auto"/>
+            <w:tcBorders>
+              <w:top w:val="single" w:sz="6" w:space="0" w:color="C4C7C5"/>
+              <w:left w:val="single" w:sz="6" w:space="0" w:color="C4C7C5"/>
+              <w:bottom w:val="single" w:sz="6" w:space="0" w:color="C4C7C5"/>
+              <w:right w:val="single" w:sz="6" w:space="0" w:color="C4C7C5"/>
+            </w:tcBorders>
+            <w:tcMar>
+              <w:top w:w="120" w:type="dxa"/>
+              <w:left w:w="180" w:type="dxa"/>
+              <w:bottom w:w="120" w:type="dxa"/>
+              <w:right w:w="180" w:type="dxa"/>
+            </w:tcMar>
+            <w:vAlign w:val="center"/>
+            <w:hideMark/>
+          </w:tcPr>
+          <w:p>
+            <w:pPr>
+              <w:spacing w:after="480" w:line="240" w:lineRule="auto"/>
+              <w:rPr>
+                <w:rFonts w:ascii="Times New Roman" w:eastAsia="Times New Roman" w:hAnsi="Times New Roman" w:cs="Times New Roman"/>
+                <w:sz w:val="24"/>
+                <w:szCs w:val="24"/>
+                <w:lang w:eastAsia="en-IN"/>
+              </w:rPr>
+            </w:pPr>
+            <w:r>
+              <w:rPr>
+                <w:rFonts w:ascii="Times New Roman" w:eastAsia="Times New Roman" w:hAnsi="Times New Roman" w:cs="Times New Roman"/>
+                <w:sz w:val="24"/>
+                <w:szCs w:val="24"/>
+                <w:lang w:eastAsia="en-IN"/>
+              </w:rPr>
+              <w:t>1</w:t>
+            </w:r>
+          </w:p>
+        </w:tc>
+        <w:tc>
+          <w:tcPr>
+            <w:tcW w:w="0" w:type="auto"/>
+            <w:tcBorders>
+              <w:top w:val="single" w:sz="6" w:space="0" w:color="C4C7C5"/>
+              <w:left w:val="single" w:sz="6" w:space="0" w:color="C4C7C5"/>
+              <w:bottom w:val="single" w:sz="6" w:space="0" w:color="C4C7C5"/>
+              <w:right w:val="single" w:sz="6" w:space="0" w:color="C4C7C5"/>
+            </w:tcBorders>
+            <w:tcMar>
+              <w:top w:w="120" w:type="dxa"/>
+              <w:left w:w="180" w:type="dxa"/>
+              <w:bottom w:w="120" w:type="dxa"/>
+              <w:right w:w="180" w:type="dxa"/>
+            </w:tcMar>
+            <w:vAlign w:val="center"/>
+            <w:hideMark/>
+          </w:tcPr>
+          <w:p>
+            <w:pPr>
+              <w:spacing w:after="480" w:line="240" w:lineRule="auto"/>
+              <w:rPr>
+                <w:rFonts w:ascii="Times New Roman" w:eastAsia="Times New Roman" w:hAnsi="Times New Roman" w:cs="Times New Roman"/>
+                <w:sz w:val="24"/>
+                <w:szCs w:val="24"/>
+                <w:lang w:eastAsia="en-IN"/>
+              </w:rPr>
+            </w:pPr>
+            <w:r>
+              <w:rPr>
+                <w:rFonts w:ascii="Times New Roman" w:eastAsia="Times New Roman" w:hAnsi="Times New Roman" w:cs="Times New Roman"/>
+                <w:sz w:val="24"/>
+                <w:szCs w:val="24"/>
+                <w:lang w:eastAsia="en-IN"/>
+              </w:rPr>
+              <w:t>30</w:t>
+            </w:r>
+          </w:p>
+        </w:tc>
+        <w:tc>
+          <w:tcPr>
+            <w:tcW w:w="0" w:type="auto"/>
+            <w:tcBorders>
+              <w:top w:val="single" w:sz="6" w:space="0" w:color="C4C7C5"/>
+              <w:left w:val="single" w:sz="6" w:space="0" w:color="C4C7C5"/>
+              <w:bottom w:val="single" w:sz="6" w:space="0" w:color="C4C7C5"/>
+              <w:right w:val="single" w:sz="6" w:space="0" w:color="C4C7C5"/>
+            </w:tcBorders>
+            <w:tcMar>
+              <w:top w:w="120" w:type="dxa"/>
+              <w:left w:w="180" w:type="dxa"/>
+              <w:bottom w:w="120" w:type="dxa"/>
+              <w:right w:w="180" w:type="dxa"/>
+            </w:tcMar>
+            <w:vAlign w:val="center"/>
+            <w:hideMark/>
+          </w:tcPr>
+          <w:p>
+            <w:pPr>
+              <w:spacing w:after="480" w:line="240" w:lineRule="auto"/>
+              <w:rPr>
+                <w:rFonts w:ascii="Times New Roman" w:eastAsia="Times New Roman" w:hAnsi="Times New Roman" w:cs="Times New Roman"/>
+                <w:sz w:val="24"/>
+                <w:szCs w:val="24"/>
+                <w:lang w:eastAsia="en-IN"/>
+              </w:rPr>
+            </w:pPr>
+            <w:r>
+              <w:rPr>
+                <w:rFonts w:ascii="Times New Roman" w:eastAsia="Times New Roman" w:hAnsi="Times New Roman" w:cs="Times New Roman"/>
+                <w:sz w:val="24"/>
+                <w:szCs w:val="24"/>
+                <w:lang w:eastAsia="en-IN"/>
+              </w:rPr>
+              <w:t>1</w:t>
+            </w:r>
+          </w:p>
+        </w:tc>
+        <w:tc>
+          <w:tcPr>
+            <w:tcW w:w="0" w:type="auto"/>
+            <w:tcBorders>
+              <w:top w:val="single" w:sz="6" w:space="0" w:color="C4C7C5"/>
+              <w:left w:val="single" w:sz="6" w:space="0" w:color="C4C7C5"/>
+              <w:bottom w:val="single" w:sz="6" w:space="0" w:color="C4C7C5"/>
+              <w:right w:val="single" w:sz="6" w:space="0" w:color="C4C7C5"/>
+            </w:tcBorders>
+            <w:tcMar>
+              <w:top w:w="120" w:type="dxa"/>
+              <w:left w:w="180" w:type="dxa"/>
+              <w:bottom w:w="120" w:type="dxa"/>
+              <w:right w:w="180" w:type="dxa"/>
+            </w:tcMar>
+            <w:vAlign w:val="center"/>
+            <w:hideMark/>
+          </w:tcPr>
+          <w:p>
+            <w:pPr>
+              <w:spacing w:after="480" w:line="240" w:lineRule="auto"/>
+              <w:rPr>
+                <w:rFonts w:ascii="Times New Roman" w:eastAsia="Times New Roman" w:hAnsi="Times New Roman" w:cs="Times New Roman"/>
+                <w:sz w:val="24"/>
+                <w:szCs w:val="24"/>
+                <w:lang w:eastAsia="en-IN"/>
+              </w:rPr>
+            </w:pPr>
+            <w:r>
+              <w:rPr>
+                <w:rFonts w:ascii="Times New Roman" w:eastAsia="Times New Roman" w:hAnsi="Times New Roman" w:cs="Times New Roman"/>
+                <w:sz w:val="24"/>
+                <w:szCs w:val="24"/>
+                <w:lang w:eastAsia="en-IN"/>
+              </w:rPr>
+              <w:t>7</w:t>
+            </w:r>
+          </w:p>
+        </w:tc>
+        <w:tc>
+          <w:tcPr>
+            <w:tcW w:w="0" w:type="auto"/>
+            <w:tcBorders>
+              <w:top w:val="single" w:sz="6" w:space="0" w:color="C4C7C5"/>
+              <w:left w:val="single" w:sz="6" w:space="0" w:color="C4C7C5"/>
+              <w:bottom w:val="single" w:sz="6" w:space="0" w:color="C4C7C5"/>
+              <w:right w:val="single" w:sz="6" w:space="0" w:color="C4C7C5"/>
+            </w:tcBorders>
+            <w:tcMar>
+              <w:top w:w="120" w:type="dxa"/>
+              <w:left w:w="180" w:type="dxa"/>
+              <w:bottom w:w="120" w:type="dxa"/>
+              <w:right w:w="180" w:type="dxa"/>
+            </w:tcMar>
+            <w:vAlign w:val="center"/>
+            <w:hideMark/>
+          </w:tcPr>
+          <w:p>
+            <w:pPr>
+              <w:spacing w:after="480" w:line="240" w:lineRule="auto"/>
+              <w:rPr>
+                <w:rFonts w:ascii="Times New Roman" w:eastAsia="Times New Roman" w:hAnsi="Times New Roman" w:cs="Times New Roman"/>
+                <w:sz w:val="24"/>
+                <w:szCs w:val="24"/>
+                <w:lang w:eastAsia="en-IN"/>
+              </w:rPr>
+            </w:pPr>
+            <w:r>
+              <w:rPr>
+                <w:rFonts w:ascii="Times New Roman" w:eastAsia="Times New Roman" w:hAnsi="Times New Roman" w:cs="Times New Roman"/>
+                <w:sz w:val="24"/>
+                <w:szCs w:val="24"/>
+                <w:lang w:eastAsia="en-IN"/>
+              </w:rPr>
+              <w:t>0</w:t>
+            </w:r>
+          </w:p>
+        </w:tc>
+      </w:tr>
+      <w:tr>
+        <w:trPr>
+          <w:tblCellSpacing w:w="15" w:type="dxa"/>
+        </w:trPr>
+        <w:tc>
+          <w:tcPr>
+            <w:tcW w:w="0" w:type="auto"/>
+            <w:tcBorders>
+              <w:top w:val="single" w:sz="6" w:space="0" w:color="C4C7C5"/>
+              <w:left w:val="single" w:sz="6" w:space="0" w:color="C4C7C5"/>
+              <w:bottom w:val="single" w:sz="6" w:space="0" w:color="C4C7C5"/>
+              <w:right w:val="single" w:sz="6" w:space="0" w:color="C4C7C5"/>
+            </w:tcBorders>
+            <w:tcMar>
+              <w:top w:w="120" w:type="dxa"/>
+              <w:left w:w="180" w:type="dxa"/>
+              <w:bottom w:w="120" w:type="dxa"/>
+              <w:right w:w="180" w:type="dxa"/>
+            </w:tcMar>
+            <w:vAlign w:val="center"/>
+            <w:hideMark/>
+          </w:tcPr>
+          <w:p>
+            <w:pPr>
+              <w:spacing w:after="480" w:line="240" w:lineRule="auto"/>
+              <w:rPr>
+                <w:rFonts w:ascii="Times New Roman" w:eastAsia="Times New Roman" w:hAnsi="Times New Roman" w:cs="Times New Roman"/>
+                <w:sz w:val="24"/>
+                <w:szCs w:val="24"/>
+                <w:lang w:eastAsia="en-IN"/>
+              </w:rPr>
+            </w:pPr>
+            <w:r>
+              <w:rPr>
+                <w:rFonts w:ascii="Times New Roman" w:eastAsia="Times New Roman" w:hAnsi="Times New Roman" w:cs="Times New Roman"/>
+                <w:b/>
+                <w:bCs/>
+                <w:sz w:val="24"/>
+                <w:szCs w:val="24"/>
+                <w:lang w:eastAsia="en-IN"/>
+              </w:rPr>
+              <w:t>Beetroot</w:t>
+            </w:r>
+          </w:p>
+        </w:tc>
+        <w:tc>
+          <w:tcPr>
+            <w:tcW w:w="0" w:type="auto"/>
+            <w:tcBorders>
+              <w:top w:val="single" w:sz="6" w:space="0" w:color="C4C7C5"/>
+              <w:left w:val="single" w:sz="6" w:space="0" w:color="C4C7C5"/>
+              <w:bottom w:val="single" w:sz="6" w:space="0" w:color="C4C7C5"/>
+              <w:right w:val="single" w:sz="6" w:space="0" w:color="C4C7C5"/>
+            </w:tcBorders>
+            <w:tcMar>
+              <w:top w:w="120" w:type="dxa"/>
+              <w:left w:w="180" w:type="dxa"/>
+              <w:bottom w:w="120" w:type="dxa"/>
+              <w:right w:w="180" w:type="dxa"/>
+            </w:tcMar>
+            <w:vAlign w:val="center"/>
+            <w:hideMark/>
+          </w:tcPr>
+          <w:p>
+            <w:pPr>
+              <w:spacing w:after="480" w:line="240" w:lineRule="auto"/>
+              <w:rPr>
+                <w:rFonts w:ascii="Times New Roman" w:eastAsia="Times New Roman" w:hAnsi="Times New Roman" w:cs="Times New Roman"/>
+                <w:sz w:val="24"/>
+                <w:szCs w:val="24"/>
+                <w:lang w:eastAsia="en-IN"/>
+              </w:rPr>
+            </w:pPr>
+            <w:r>
+              <w:rPr>
+                <w:rFonts w:ascii="Times New Roman" w:eastAsia="Times New Roman" w:hAnsi="Times New Roman" w:cs="Times New Roman"/>
+                <w:sz w:val="24"/>
+                <w:szCs w:val="24"/>
+                <w:lang w:eastAsia="en-IN"/>
+              </w:rPr>
+              <w:t>1</w:t>
+            </w:r>
+          </w:p>
+        </w:tc>
+        <w:tc>
+          <w:tcPr>
+            <w:tcW w:w="0" w:type="auto"/>
+            <w:tcBorders>
+              <w:top w:val="single" w:sz="6" w:space="0" w:color="C4C7C5"/>
+              <w:left w:val="single" w:sz="6" w:space="0" w:color="C4C7C5"/>
+              <w:bottom w:val="single" w:sz="6" w:space="0" w:color="C4C7C5"/>
+              <w:right w:val="single" w:sz="6" w:space="0" w:color="C4C7C5"/>
+            </w:tcBorders>
+            <w:tcMar>
+              <w:top w:w="120" w:type="dxa"/>
+              <w:left w:w="180" w:type="dxa"/>
+              <w:bottom w:w="120" w:type="dxa"/>
+              <w:right w:w="180" w:type="dxa"/>
+            </w:tcMar>
+            <w:vAlign w:val="center"/>
+            <w:hideMark/>
+          </w:tcPr>
+          <w:p>
+            <w:pPr>
+              <w:spacing w:after="480" w:line="240" w:lineRule="auto"/>
+              <w:rPr>
+                <w:rFonts w:ascii="Times New Roman" w:eastAsia="Times New Roman" w:hAnsi="Times New Roman" w:cs="Times New Roman"/>
+                <w:sz w:val="24"/>
+                <w:szCs w:val="24"/>
+                <w:lang w:eastAsia="en-IN"/>
+              </w:rPr>
+            </w:pPr>
+            <w:r>
+              <w:rPr>
+                <w:rFonts w:ascii="Times New Roman" w:eastAsia="Times New Roman" w:hAnsi="Times New Roman" w:cs="Times New Roman"/>
+                <w:sz w:val="24"/>
+                <w:szCs w:val="24"/>
+                <w:lang w:eastAsia="en-IN"/>
+              </w:rPr>
+              <w:t>40</w:t>
+            </w:r>
+          </w:p>
+        </w:tc>
+        <w:tc>
+          <w:tcPr>
+            <w:tcW w:w="0" w:type="auto"/>
+            <w:tcBorders>
+              <w:top w:val="single" w:sz="6" w:space="0" w:color="C4C7C5"/>
+              <w:left w:val="single" w:sz="6" w:space="0" w:color="C4C7C5"/>
+              <w:bottom w:val="single" w:sz="6" w:space="0" w:color="C4C7C5"/>
+              <w:right w:val="single" w:sz="6" w:space="0" w:color="C4C7C5"/>
+            </w:tcBorders>
+            <w:tcMar>
+              <w:top w:w="120" w:type="dxa"/>
+              <w:left w:w="180" w:type="dxa"/>
+              <w:bottom w:w="120" w:type="dxa"/>
+              <w:right w:w="180" w:type="dxa"/>
+            </w:tcMar>
+            <w:vAlign w:val="center"/>
+            <w:hideMark/>
+          </w:tcPr>
+          <w:p>
+            <w:pPr>
+              <w:spacing w:after="480" w:line="240" w:lineRule="auto"/>
+              <w:rPr>
+                <w:rFonts w:ascii="Times New Roman" w:eastAsia="Times New Roman" w:hAnsi="Times New Roman" w:cs="Times New Roman"/>
+                <w:sz w:val="24"/>
+                <w:szCs w:val="24"/>
+                <w:lang w:eastAsia="en-IN"/>
+              </w:rPr>
+            </w:pPr>
+            <w:r>
+              <w:rPr>
+                <w:rFonts w:ascii="Times New Roman" w:eastAsia="Times New Roman" w:hAnsi="Times New Roman" w:cs="Times New Roman"/>
+                <w:sz w:val="24"/>
+                <w:szCs w:val="24"/>
+                <w:lang w:eastAsia="en-IN"/>
+              </w:rPr>
+              <w:t>2</w:t>
+            </w:r>
+          </w:p>
+        </w:tc>
+        <w:tc>
+          <w:tcPr>
+            <w:tcW w:w="0" w:type="auto"/>
+            <w:tcBorders>
+              <w:top w:val="single" w:sz="6" w:space="0" w:color="C4C7C5"/>
+              <w:left w:val="single" w:sz="6" w:space="0" w:color="C4C7C5"/>
+              <w:bottom w:val="single" w:sz="6" w:space="0" w:color="C4C7C5"/>
+              <w:right w:val="single" w:sz="6" w:space="0" w:color="C4C7C5"/>
+            </w:tcBorders>
+            <w:tcMar>
+              <w:top w:w="120" w:type="dxa"/>
+              <w:left w:w="180" w:type="dxa"/>
+              <w:bottom w:w="120" w:type="dxa"/>
+              <w:right w:w="180" w:type="dxa"/>
+            </w:tcMar>
+            <w:vAlign w:val="center"/>
+            <w:hideMark/>
+          </w:tcPr>
+          <w:p>
+            <w:pPr>
+              <w:spacing w:after="480" w:line="240" w:lineRule="auto"/>
+              <w:rPr>
+                <w:rFonts w:ascii="Times New Roman" w:eastAsia="Times New Roman" w:hAnsi="Times New Roman" w:cs="Times New Roman"/>
+                <w:sz w:val="24"/>
+                <w:szCs w:val="24"/>
+                <w:lang w:eastAsia="en-IN"/>
+              </w:rPr>
+            </w:pPr>
+            <w:r>
+              <w:rPr>
+                <w:rFonts w:ascii="Times New Roman" w:eastAsia="Times New Roman" w:hAnsi="Times New Roman" w:cs="Times New Roman"/>
+                <w:sz w:val="24"/>
+                <w:szCs w:val="24"/>
+                <w:lang w:eastAsia="en-IN"/>
+              </w:rPr>
+              <w:t>9</w:t>
+            </w:r>
+          </w:p>
+        </w:tc>
+        <w:tc>
+          <w:tcPr>
+            <w:tcW w:w="0" w:type="auto"/>
+            <w:tcBorders>
+              <w:top w:val="single" w:sz="6" w:space="0" w:color="C4C7C5"/>
+              <w:left w:val="single" w:sz="6" w:space="0" w:color="C4C7C5"/>
+              <w:bottom w:val="single" w:sz="6" w:space="0" w:color="C4C7C5"/>
+              <w:right w:val="single" w:sz="6" w:space="0" w:color="C4C7C5"/>
+            </w:tcBorders>
+            <w:tcMar>
+              <w:top w:w="120" w:type="dxa"/>
+              <w:left w:w="180" w:type="dxa"/>
+              <w:bottom w:w="120" w:type="dxa"/>
+              <w:right w:w="180" w:type="dxa"/>
+            </w:tcMar>
+            <w:vAlign w:val="center"/>
+            <w:hideMark/>
+          </w:tcPr>
+          <w:p>
+            <w:pPr>
+              <w:spacing w:after="480" w:line="240" w:lineRule="auto"/>
+              <w:rPr>
+                <w:rFonts w:ascii="Times New Roman" w:eastAsia="Times New Roman" w:hAnsi="Times New Roman" w:cs="Times New Roman"/>
+                <w:sz w:val="24"/>
+                <w:szCs w:val="24"/>
+                <w:lang w:eastAsia="en-IN"/>
+              </w:rPr>
+            </w:pPr>
+            <w:r>
+              <w:rPr>
+                <w:rFonts w:ascii="Times New Roman" w:eastAsia="Times New Roman" w:hAnsi="Times New Roman" w:cs="Times New Roman"/>
+                <w:sz w:val="24"/>
+                <w:szCs w:val="24"/>
+                <w:lang w:eastAsia="en-IN"/>
+              </w:rPr>
+              <w:t>0</w:t>
+            </w:r>
+          </w:p>
+        </w:tc>
+      </w:tr>
+    </w:tbl>
+    <w:p>
+      <w:pPr>
+        <w:spacing w:before="100" w:beforeAutospacing="1" w:after="100" w:afterAutospacing="1" w:line="240" w:lineRule="auto"/>
+        <w:outlineLvl w:val="2"/>
+        <w:rPr>
+          <w:rFonts w:ascii="Times New Roman" w:eastAsia="Times New Roman" w:hAnsi="Times New Roman" w:cs="Times New Roman"/>
+          <w:b/>
+          <w:bCs/>
+          <w:sz w:val="27"/>
+          <w:szCs w:val="27"/>
+          <w:lang w:eastAsia="en-IN"/>
+        </w:rPr>
+      </w:pPr>
+      <w:r>
+        <w:rPr>
+          <w:rFonts w:ascii="Times New Roman" w:eastAsia="Times New Roman" w:hAnsi="Times New Roman" w:cs="Times New Roman"/>
+          <w:b/>
+          <w:bCs/>
+          <w:sz w:val="27"/>
+          <w:szCs w:val="27"/>
+          <w:lang w:eastAsia="en-IN"/>
+        </w:rPr>
+        <w:t>2. Total Daily Nutrition Summary</w:t>
+      </w:r>
+    </w:p>
+    <w:p>
+      <w:pPr>
+        <w:numPr>
+          <w:ilvl w:val="0"/>
+          <w:numId w:val="4"/>
+        </w:numPr>
+        <w:spacing w:before="100" w:beforeAutospacing="1" w:after="100" w:afterAutospacing="1" w:line="240" w:lineRule="auto"/>
+        <w:rPr>
+          <w:rFonts w:ascii="Times New Roman" w:eastAsia="Times New Roman" w:hAnsi="Times New Roman" w:cs="Times New Roman"/>
+          <w:sz w:val="24"/>
+          <w:szCs w:val="24"/>
+          <w:lang w:eastAsia="en-IN"/>
+        </w:rPr>
+      </w:pPr>
+      <w:r>
+        <w:rPr>
+          <w:rFonts w:ascii="Times New Roman" w:eastAsia="Times New Roman" w:hAnsi="Times New Roman" w:cs="Times New Roman"/>
+          <w:b/>
+          <w:bCs/>
+          <w:sz w:val="24"/>
+          <w:szCs w:val="24"/>
+          <w:lang w:eastAsia="en-IN"/>
+        </w:rPr>
+        <w:t>Total Calories:</w:t>
+      </w:r>
+      <w:r>
+        <w:rPr>
+          <w:rFonts w:ascii="Times New Roman" w:eastAsia="Times New Roman" w:hAnsi="Times New Roman" w:cs="Times New Roman"/>
+          <w:sz w:val="24"/>
+          <w:szCs w:val="24"/>
+          <w:lang w:eastAsia="en-IN"/>
+        </w:rPr>
+        <w:t xml:space="preserve"> </w:t>
+      </w:r>
+      <w:r>
+        <w:rPr>
+          <w:rFonts w:ascii="Times New Roman" w:eastAsia="Times New Roman" w:hAnsi="Times New Roman" w:cs="Times New Roman"/>
+          <w:b/>
+          <w:bCs/>
+          <w:sz w:val="24"/>
+          <w:szCs w:val="24"/>
+          <w:lang w:eastAsia="en-IN"/>
+        </w:rPr>
+        <w:t>2,210 kcal</w:t>
+      </w:r>
+    </w:p>
+    <w:p>
+      <w:pPr>
+        <w:numPr>
+          <w:ilvl w:val="0"/>
+          <w:numId w:val="4"/>
+        </w:numPr>
+        <w:spacing w:before="100" w:beforeAutospacing="1" w:after="100" w:afterAutospacing="1" w:line="240" w:lineRule="auto"/>
+        <w:rPr>
+          <w:rFonts w:ascii="Times New Roman" w:eastAsia="Times New Roman" w:hAnsi="Times New Roman" w:cs="Times New Roman"/>
+          <w:sz w:val="24"/>
+          <w:szCs w:val="24"/>
+          <w:lang w:eastAsia="en-IN"/>
+        </w:rPr>
+      </w:pPr>
+      <w:r>
+        <w:rPr>
+          <w:rFonts w:ascii="Times New Roman" w:eastAsia="Times New Roman" w:hAnsi="Times New Roman" w:cs="Times New Roman"/>
+          <w:b/>
+          <w:bCs/>
+          <w:sz w:val="24"/>
+          <w:szCs w:val="24"/>
+          <w:lang w:eastAsia="en-IN"/>
+        </w:rPr>
+        <w:t>Total Protein:</w:t>
+      </w:r>
+      <w:r>
+        <w:rPr>
+          <w:rFonts w:ascii="Times New Roman" w:eastAsia="Times New Roman" w:hAnsi="Times New Roman" w:cs="Times New Roman"/>
+          <w:sz w:val="24"/>
+          <w:szCs w:val="24"/>
+          <w:lang w:eastAsia="en-IN"/>
+        </w:rPr>
+        <w:t xml:space="preserve"> </w:t>
+      </w:r>
+      <w:r>
+        <w:rPr>
+          <w:rFonts w:ascii="Times New Roman" w:eastAsia="Times New Roman" w:hAnsi="Times New Roman" w:cs="Times New Roman"/>
+          <w:b/>
+          <w:bCs/>
+          <w:sz w:val="24"/>
+          <w:szCs w:val="24"/>
+          <w:lang w:eastAsia="en-IN"/>
+        </w:rPr>
+        <w:t>166 g</w:t>
+      </w:r>
+    </w:p>
+    <w:p>
+      <w:pPr>
+        <w:numPr>
+          <w:ilvl w:val="0"/>
+          <w:numId w:val="4"/>
+        </w:numPr>
+        <w:spacing w:before="100" w:beforeAutospacing="1" w:after="100" w:afterAutospacing="1" w:line="240" w:lineRule="auto"/>
+        <w:rPr>
+          <w:rFonts w:ascii="Times New Roman" w:eastAsia="Times New Roman" w:hAnsi="Times New Roman" w:cs="Times New Roman"/>
+          <w:sz w:val="24"/>
+          <w:szCs w:val="24"/>
+          <w:lang w:eastAsia="en-IN"/>
+        </w:rPr>
+      </w:pPr>
+      <w:r>
+        <w:rPr>
+          <w:rFonts w:ascii="Times New Roman" w:eastAsia="Times New Roman" w:hAnsi="Times New Roman" w:cs="Times New Roman"/>
+          <w:b/>
+          <w:bCs/>
+          <w:sz w:val="24"/>
+          <w:szCs w:val="24"/>
+          <w:lang w:eastAsia="en-IN"/>
+        </w:rPr>
+        <w:t>Total Carbohydrates:</w:t>
+      </w:r>
+      <w:r>
+        <w:rPr>
+          <w:rFonts w:ascii="Times New Roman" w:eastAsia="Times New Roman" w:hAnsi="Times New Roman" w:cs="Times New Roman"/>
+          <w:sz w:val="24"/>
+          <w:szCs w:val="24"/>
+          <w:lang w:eastAsia="en-IN"/>
+        </w:rPr>
+        <w:t xml:space="preserve"> </w:t>
+      </w:r>
+      <w:r>
+        <w:rPr>
+          <w:rFonts w:ascii="Times New Roman" w:eastAsia="Times New Roman" w:hAnsi="Times New Roman" w:cs="Times New Roman"/>
+          <w:b/>
+          <w:bCs/>
+          <w:sz w:val="24"/>
+          <w:szCs w:val="24"/>
+          <w:lang w:eastAsia="en-IN"/>
+        </w:rPr>
+        <w:t>205 g</w:t>
+      </w:r>
+    </w:p>
+    <w:p>
+      <w:pPr>
+        <w:numPr>
+          <w:ilvl w:val="0"/>
+          <w:numId w:val="4"/>
+        </w:numPr>
+        <w:spacing w:before="100" w:beforeAutospacing="1" w:after="100" w:afterAutospacing="1" w:line="240" w:lineRule="auto"/>
+        <w:rPr>
+          <w:rFonts w:ascii="Times New Roman" w:eastAsia="Times New Roman" w:hAnsi="Times New Roman" w:cs="Times New Roman"/>
+          <w:sz w:val="24"/>
+          <w:szCs w:val="24"/>
+          <w:lang w:eastAsia="en-IN"/>
+        </w:rPr>
+      </w:pPr>
+      <w:r>
+        <w:rPr>
+          <w:rFonts w:ascii="Times New Roman" w:eastAsia="Times New Roman" w:hAnsi="Times New Roman" w:cs="Times New Roman"/>
+          <w:b/>
+          <w:bCs/>
+          <w:sz w:val="24"/>
+          <w:szCs w:val="24"/>
+          <w:lang w:eastAsia="en-IN"/>
+        </w:rPr>
+        <w:t>Total Fat:</w:t>
+      </w:r>
+      <w:r>
+        <w:rPr>
+          <w:rFonts w:ascii="Times New Roman" w:eastAsia="Times New Roman" w:hAnsi="Times New Roman" w:cs="Times New Roman"/>
+          <w:sz w:val="24"/>
+          <w:szCs w:val="24"/>
+          <w:lang w:eastAsia="en-IN"/>
+        </w:rPr>
+        <w:t xml:space="preserve"> </w:t>
+      </w:r>
+      <w:r>
+        <w:rPr>
+          <w:rFonts w:ascii="Times New Roman" w:eastAsia="Times New Roman" w:hAnsi="Times New Roman" w:cs="Times New Roman"/>
+          <w:b/>
+          <w:bCs/>
+          <w:sz w:val="24"/>
+          <w:szCs w:val="24"/>
+          <w:lang w:eastAsia="en-IN"/>
+        </w:rPr>
+        <w:t>79 g</w:t>
+      </w:r>
+    </w:p>
+    <w:p>
+      <w:pPr>
+        <w:spacing w:before="100" w:beforeAutospacing="1" w:after="100" w:afterAutospacing="1" w:line="240" w:lineRule="auto"/>
+        <w:outlineLvl w:val="2"/>
+        <w:rPr>
+          <w:rFonts w:ascii="Times New Roman" w:eastAsia="Times New Roman" w:hAnsi="Times New Roman" w:cs="Times New Roman"/>
+          <w:b/>
+          <w:bCs/>
+          <w:sz w:val="27"/>
+          <w:szCs w:val="27"/>
+          <w:lang w:eastAsia="en-IN"/>
+        </w:rPr>
+      </w:pPr>
+      <w:r>
+        <w:rPr>
+          <w:rFonts w:ascii="Times New Roman" w:eastAsia="Times New Roman" w:hAnsi="Times New Roman" w:cs="Times New Roman"/>
+          <w:b/>
+          <w:bCs/>
+          <w:sz w:val="27"/>
+          <w:szCs w:val="27"/>
+          <w:lang w:eastAsia="en-IN"/>
+        </w:rPr>
+        <w:t>Quick Observations</w:t>
+      </w:r>
+    </w:p>
+    <w:p>
+      <w:pPr>
+        <w:numPr>
+          <w:ilvl w:val="0"/>
+          <w:numId w:val="5"/>
+        </w:numPr>
+        <w:spacing w:before="100" w:beforeAutospacing="1" w:after="100" w:afterAutospacing="1" w:line="240" w:lineRule="auto"/>
+        <w:rPr>
+          <w:rFonts w:ascii="Times New Roman" w:eastAsia="Times New Roman" w:hAnsi="Times New Roman" w:cs="Times New Roman"/>
+          <w:sz w:val="24"/>
+          <w:szCs w:val="24"/>
+          <w:lang w:eastAsia="en-IN"/>
+        </w:rPr>
+      </w:pPr>
+      <w:r>
+        <w:rPr>
+          <w:rFonts w:ascii="Times New Roman" w:eastAsia="Times New Roman" w:hAnsi="Times New Roman" w:cs="Times New Roman"/>
+          <w:b/>
+          <w:bCs/>
+          <w:sz w:val="24"/>
+          <w:szCs w:val="24"/>
+          <w:lang w:eastAsia="en-IN"/>
+        </w:rPr>
+        <w:t>High Protein Powerhouse:</w:t>
+      </w:r>
+      <w:r>
+        <w:rPr>
+          <w:rFonts w:ascii="Times New Roman" w:eastAsia="Times New Roman" w:hAnsi="Times New Roman" w:cs="Times New Roman"/>
+          <w:sz w:val="24"/>
+          <w:szCs w:val="24"/>
+          <w:lang w:eastAsia="en-IN"/>
+        </w:rPr>
+        <w:t xml:space="preserve"> Delivering </w:t>
+      </w:r>
+      <w:r>
+        <w:rPr>
+          <w:rFonts w:ascii="Times New Roman" w:eastAsia="Times New Roman" w:hAnsi="Times New Roman" w:cs="Times New Roman"/>
+          <w:b/>
+          <w:bCs/>
+          <w:sz w:val="24"/>
+          <w:szCs w:val="24"/>
+          <w:lang w:eastAsia="en-IN"/>
+        </w:rPr>
+        <w:t>166 g of protein</w:t>
+      </w:r>
+      <w:r>
+        <w:rPr>
+          <w:rFonts w:ascii="Times New Roman" w:eastAsia="Times New Roman" w:hAnsi="Times New Roman" w:cs="Times New Roman"/>
+          <w:sz w:val="24"/>
+          <w:szCs w:val="24"/>
+          <w:lang w:eastAsia="en-IN"/>
+        </w:rPr>
+        <w:t xml:space="preserve"> primarily from chicken breast, eggs, </w:t>
+      </w:r>
+      <w:proofErr w:type="spellStart"/>
+      <w:r>
+        <w:rPr>
+          <w:rFonts w:ascii="Times New Roman" w:eastAsia="Times New Roman" w:hAnsi="Times New Roman" w:cs="Times New Roman"/>
+          <w:sz w:val="24"/>
+          <w:szCs w:val="24"/>
+          <w:lang w:eastAsia="en-IN"/>
+        </w:rPr>
+        <w:t>dahi</w:t>
+      </w:r>
+      <w:proofErr w:type="spellEnd"/>
+      <w:r>
+        <w:rPr>
+          <w:rFonts w:ascii="Times New Roman" w:eastAsia="Times New Roman" w:hAnsi="Times New Roman" w:cs="Times New Roman"/>
+          <w:sz w:val="24"/>
+          <w:szCs w:val="24"/>
+          <w:lang w:eastAsia="en-IN"/>
+        </w:rPr>
+        <w:t>, and black chickpeas, this layout is exceptionally optimized for muscle hypertrophy and recovery.</w:t>
+      </w:r>
+    </w:p>
+    <w:p>
+      <w:pPr>
+        <w:numPr>
+          <w:ilvl w:val="0"/>
+          <w:numId w:val="5"/>
+        </w:numPr>
+        <w:spacing w:before="100" w:beforeAutospacing="1" w:after="100" w:afterAutospacing="1" w:line="240" w:lineRule="auto"/>
+        <w:rPr>
+          <w:rFonts w:ascii="Times New Roman" w:eastAsia="Times New Roman" w:hAnsi="Times New Roman" w:cs="Times New Roman"/>
+          <w:sz w:val="24"/>
+          <w:szCs w:val="24"/>
+          <w:lang w:eastAsia="en-IN"/>
+        </w:rPr>
+      </w:pPr>
+      <w:r>
+        <w:rPr>
+          <w:rFonts w:ascii="Times New Roman" w:eastAsia="Times New Roman" w:hAnsi="Times New Roman" w:cs="Times New Roman"/>
+          <w:b/>
+          <w:bCs/>
+          <w:sz w:val="24"/>
+          <w:szCs w:val="24"/>
+          <w:lang w:eastAsia="en-IN"/>
+        </w:rPr>
+        <w:t>Balanced Energy &amp; Fats:</w:t>
+      </w:r>
+      <w:r>
+        <w:rPr>
+          <w:rFonts w:ascii="Times New Roman" w:eastAsia="Times New Roman" w:hAnsi="Times New Roman" w:cs="Times New Roman"/>
+          <w:sz w:val="24"/>
+          <w:szCs w:val="24"/>
+          <w:lang w:eastAsia="en-IN"/>
+        </w:rPr>
+        <w:t xml:space="preserve"> At roughly </w:t>
+      </w:r>
+      <w:r>
+        <w:rPr>
+          <w:rFonts w:ascii="Times New Roman" w:eastAsia="Times New Roman" w:hAnsi="Times New Roman" w:cs="Times New Roman"/>
+          <w:b/>
+          <w:bCs/>
+          <w:sz w:val="24"/>
+          <w:szCs w:val="24"/>
+          <w:lang w:eastAsia="en-IN"/>
+        </w:rPr>
+        <w:t>2,210 calories</w:t>
+      </w:r>
+      <w:r>
+        <w:rPr>
+          <w:rFonts w:ascii="Times New Roman" w:eastAsia="Times New Roman" w:hAnsi="Times New Roman" w:cs="Times New Roman"/>
+          <w:sz w:val="24"/>
+          <w:szCs w:val="24"/>
+          <w:lang w:eastAsia="en-IN"/>
+        </w:rPr>
+        <w:t xml:space="preserve"> with healthy fats from ghee, nuts, and whole eggs (~79 g) and clean carbs (~205 g), this is a solid, nutrient-dense muscle-building or lean-bulk meal structure.</w:t>
+      </w:r>
+    </w:p>
+    <w:p/>
+    <w:p/>
+    <w:p/>
+    <w:p/>
+    <w:p/>
+    <w:p/>
+    <w:p/>
+    <w:p/>
+    <w:p/>
+    <w:p/>
     <w:p/>
     <w:sectPr>
       <w:pgSz w:w="11906" w:h="16838"/>
@@ -17067,6 +22538,304 @@
     </w:lvl>
   </w:abstractNum>
   <w:abstractNum w:abstractNumId="1" w15:restartNumberingAfterBreak="0">
+    <w:nsid w:val="26CC0B5F"/>
+    <w:multiLevelType w:val="multilevel"/>
+    <w:tmpl w:val="BC860AB0"/>
+    <w:lvl w:ilvl="0">
+      <w:start w:val="1"/>
+      <w:numFmt w:val="bullet"/>
+      <w:lvlText w:val=""/>
+      <w:lvlJc w:val="left"/>
+      <w:pPr>
+        <w:tabs>
+          <w:tab w:val="num" w:pos="720"/>
+        </w:tabs>
+        <w:ind w:left="720" w:hanging="360"/>
+      </w:pPr>
+      <w:rPr>
+        <w:rFonts w:ascii="Symbol" w:hAnsi="Symbol" w:hint="default"/>
+        <w:sz w:val="20"/>
+      </w:rPr>
+    </w:lvl>
+    <w:lvl w:ilvl="1" w:tentative="1">
+      <w:start w:val="1"/>
+      <w:numFmt w:val="bullet"/>
+      <w:lvlText w:val="o"/>
+      <w:lvlJc w:val="left"/>
+      <w:pPr>
+        <w:tabs>
+          <w:tab w:val="num" w:pos="1440"/>
+        </w:tabs>
+        <w:ind w:left="1440" w:hanging="360"/>
+      </w:pPr>
+      <w:rPr>
+        <w:rFonts w:ascii="Courier New" w:hAnsi="Courier New" w:hint="default"/>
+        <w:sz w:val="20"/>
+      </w:rPr>
+    </w:lvl>
+    <w:lvl w:ilvl="2" w:tentative="1">
+      <w:start w:val="1"/>
+      <w:numFmt w:val="bullet"/>
+      <w:lvlText w:val=""/>
+      <w:lvlJc w:val="left"/>
+      <w:pPr>
+        <w:tabs>
+          <w:tab w:val="num" w:pos="2160"/>
+        </w:tabs>
+        <w:ind w:left="2160" w:hanging="360"/>
+      </w:pPr>
+      <w:rPr>
+        <w:rFonts w:ascii="Wingdings" w:hAnsi="Wingdings" w:hint="default"/>
+        <w:sz w:val="20"/>
+      </w:rPr>
+    </w:lvl>
+    <w:lvl w:ilvl="3" w:tentative="1">
+      <w:start w:val="1"/>
+      <w:numFmt w:val="bullet"/>
+      <w:lvlText w:val=""/>
+      <w:lvlJc w:val="left"/>
+      <w:pPr>
+        <w:tabs>
+          <w:tab w:val="num" w:pos="2880"/>
+        </w:tabs>
+        <w:ind w:left="2880" w:hanging="360"/>
+      </w:pPr>
+      <w:rPr>
+        <w:rFonts w:ascii="Wingdings" w:hAnsi="Wingdings" w:hint="default"/>
+        <w:sz w:val="20"/>
+      </w:rPr>
+    </w:lvl>
+    <w:lvl w:ilvl="4" w:tentative="1">
+      <w:start w:val="1"/>
+      <w:numFmt w:val="bullet"/>
+      <w:lvlText w:val=""/>
+      <w:lvlJc w:val="left"/>
+      <w:pPr>
+        <w:tabs>
+          <w:tab w:val="num" w:pos="3600"/>
+        </w:tabs>
+        <w:ind w:left="3600" w:hanging="360"/>
+      </w:pPr>
+      <w:rPr>
+        <w:rFonts w:ascii="Wingdings" w:hAnsi="Wingdings" w:hint="default"/>
+        <w:sz w:val="20"/>
+      </w:rPr>
+    </w:lvl>
+    <w:lvl w:ilvl="5" w:tentative="1">
+      <w:start w:val="1"/>
+      <w:numFmt w:val="bullet"/>
+      <w:lvlText w:val=""/>
+      <w:lvlJc w:val="left"/>
+      <w:pPr>
+        <w:tabs>
+          <w:tab w:val="num" w:pos="4320"/>
+        </w:tabs>
+        <w:ind w:left="4320" w:hanging="360"/>
+      </w:pPr>
+      <w:rPr>
+        <w:rFonts w:ascii="Wingdings" w:hAnsi="Wingdings" w:hint="default"/>
+        <w:sz w:val="20"/>
+      </w:rPr>
+    </w:lvl>
+    <w:lvl w:ilvl="6" w:tentative="1">
+      <w:start w:val="1"/>
+      <w:numFmt w:val="bullet"/>
+      <w:lvlText w:val=""/>
+      <w:lvlJc w:val="left"/>
+      <w:pPr>
+        <w:tabs>
+          <w:tab w:val="num" w:pos="5040"/>
+        </w:tabs>
+        <w:ind w:left="5040" w:hanging="360"/>
+      </w:pPr>
+      <w:rPr>
+        <w:rFonts w:ascii="Wingdings" w:hAnsi="Wingdings" w:hint="default"/>
+        <w:sz w:val="20"/>
+      </w:rPr>
+    </w:lvl>
+    <w:lvl w:ilvl="7" w:tentative="1">
+      <w:start w:val="1"/>
+      <w:numFmt w:val="bullet"/>
+      <w:lvlText w:val=""/>
+      <w:lvlJc w:val="left"/>
+      <w:pPr>
+        <w:tabs>
+          <w:tab w:val="num" w:pos="5760"/>
+        </w:tabs>
+        <w:ind w:left="5760" w:hanging="360"/>
+      </w:pPr>
+      <w:rPr>
+        <w:rFonts w:ascii="Wingdings" w:hAnsi="Wingdings" w:hint="default"/>
+        <w:sz w:val="20"/>
+      </w:rPr>
+    </w:lvl>
+    <w:lvl w:ilvl="8" w:tentative="1">
+      <w:start w:val="1"/>
+      <w:numFmt w:val="bullet"/>
+      <w:lvlText w:val=""/>
+      <w:lvlJc w:val="left"/>
+      <w:pPr>
+        <w:tabs>
+          <w:tab w:val="num" w:pos="6480"/>
+        </w:tabs>
+        <w:ind w:left="6480" w:hanging="360"/>
+      </w:pPr>
+      <w:rPr>
+        <w:rFonts w:ascii="Wingdings" w:hAnsi="Wingdings" w:hint="default"/>
+        <w:sz w:val="20"/>
+      </w:rPr>
+    </w:lvl>
+  </w:abstractNum>
+  <w:abstractNum w:abstractNumId="2" w15:restartNumberingAfterBreak="0">
+    <w:nsid w:val="283E16AB"/>
+    <w:multiLevelType w:val="multilevel"/>
+    <w:tmpl w:val="C89ECAE2"/>
+    <w:lvl w:ilvl="0">
+      <w:start w:val="1"/>
+      <w:numFmt w:val="bullet"/>
+      <w:lvlText w:val=""/>
+      <w:lvlJc w:val="left"/>
+      <w:pPr>
+        <w:tabs>
+          <w:tab w:val="num" w:pos="720"/>
+        </w:tabs>
+        <w:ind w:left="720" w:hanging="360"/>
+      </w:pPr>
+      <w:rPr>
+        <w:rFonts w:ascii="Symbol" w:hAnsi="Symbol" w:hint="default"/>
+        <w:sz w:val="20"/>
+      </w:rPr>
+    </w:lvl>
+    <w:lvl w:ilvl="1" w:tentative="1">
+      <w:start w:val="1"/>
+      <w:numFmt w:val="bullet"/>
+      <w:lvlText w:val="o"/>
+      <w:lvlJc w:val="left"/>
+      <w:pPr>
+        <w:tabs>
+          <w:tab w:val="num" w:pos="1440"/>
+        </w:tabs>
+        <w:ind w:left="1440" w:hanging="360"/>
+      </w:pPr>
+      <w:rPr>
+        <w:rFonts w:ascii="Courier New" w:hAnsi="Courier New" w:hint="default"/>
+        <w:sz w:val="20"/>
+      </w:rPr>
+    </w:lvl>
+    <w:lvl w:ilvl="2" w:tentative="1">
+      <w:start w:val="1"/>
+      <w:numFmt w:val="bullet"/>
+      <w:lvlText w:val=""/>
+      <w:lvlJc w:val="left"/>
+      <w:pPr>
+        <w:tabs>
+          <w:tab w:val="num" w:pos="2160"/>
+        </w:tabs>
+        <w:ind w:left="2160" w:hanging="360"/>
+      </w:pPr>
+      <w:rPr>
+        <w:rFonts w:ascii="Wingdings" w:hAnsi="Wingdings" w:hint="default"/>
+        <w:sz w:val="20"/>
+      </w:rPr>
+    </w:lvl>
+    <w:lvl w:ilvl="3" w:tentative="1">
+      <w:start w:val="1"/>
+      <w:numFmt w:val="bullet"/>
+      <w:lvlText w:val=""/>
+      <w:lvlJc w:val="left"/>
+      <w:pPr>
+        <w:tabs>
+          <w:tab w:val="num" w:pos="2880"/>
+        </w:tabs>
+        <w:ind w:left="2880" w:hanging="360"/>
+      </w:pPr>
+      <w:rPr>
+        <w:rFonts w:ascii="Wingdings" w:hAnsi="Wingdings" w:hint="default"/>
+        <w:sz w:val="20"/>
+      </w:rPr>
+    </w:lvl>
+    <w:lvl w:ilvl="4" w:tentative="1">
+      <w:start w:val="1"/>
+      <w:numFmt w:val="bullet"/>
+      <w:lvlText w:val=""/>
+      <w:lvlJc w:val="left"/>
+      <w:pPr>
+        <w:tabs>
+          <w:tab w:val="num" w:pos="3600"/>
+        </w:tabs>
+        <w:ind w:left="3600" w:hanging="360"/>
+      </w:pPr>
+      <w:rPr>
+        <w:rFonts w:ascii="Wingdings" w:hAnsi="Wingdings" w:hint="default"/>
+        <w:sz w:val="20"/>
+      </w:rPr>
+    </w:lvl>
+    <w:lvl w:ilvl="5" w:tentative="1">
+      <w:start w:val="1"/>
+      <w:numFmt w:val="bullet"/>
+      <w:lvlText w:val=""/>
+      <w:lvlJc w:val="left"/>
+      <w:pPr>
+        <w:tabs>
+          <w:tab w:val="num" w:pos="4320"/>
+        </w:tabs>
+        <w:ind w:left="4320" w:hanging="360"/>
+      </w:pPr>
+      <w:rPr>
+        <w:rFonts w:ascii="Wingdings" w:hAnsi="Wingdings" w:hint="default"/>
+        <w:sz w:val="20"/>
+      </w:rPr>
+    </w:lvl>
+    <w:lvl w:ilvl="6" w:tentative="1">
+      <w:start w:val="1"/>
+      <w:numFmt w:val="bullet"/>
+      <w:lvlText w:val=""/>
+      <w:lvlJc w:val="left"/>
+      <w:pPr>
+        <w:tabs>
+          <w:tab w:val="num" w:pos="5040"/>
+        </w:tabs>
+        <w:ind w:left="5040" w:hanging="360"/>
+      </w:pPr>
+      <w:rPr>
+        <w:rFonts w:ascii="Wingdings" w:hAnsi="Wingdings" w:hint="default"/>
+        <w:sz w:val="20"/>
+      </w:rPr>
+    </w:lvl>
+    <w:lvl w:ilvl="7" w:tentative="1">
+      <w:start w:val="1"/>
+      <w:numFmt w:val="bullet"/>
+      <w:lvlText w:val=""/>
+      <w:lvlJc w:val="left"/>
+      <w:pPr>
+        <w:tabs>
+          <w:tab w:val="num" w:pos="5760"/>
+        </w:tabs>
+        <w:ind w:left="5760" w:hanging="360"/>
+      </w:pPr>
+      <w:rPr>
+        <w:rFonts w:ascii="Wingdings" w:hAnsi="Wingdings" w:hint="default"/>
+        <w:sz w:val="20"/>
+      </w:rPr>
+    </w:lvl>
+    <w:lvl w:ilvl="8" w:tentative="1">
+      <w:start w:val="1"/>
+      <w:numFmt w:val="bullet"/>
+      <w:lvlText w:val=""/>
+      <w:lvlJc w:val="left"/>
+      <w:pPr>
+        <w:tabs>
+          <w:tab w:val="num" w:pos="6480"/>
+        </w:tabs>
+        <w:ind w:left="6480" w:hanging="360"/>
+      </w:pPr>
+      <w:rPr>
+        <w:rFonts w:ascii="Wingdings" w:hAnsi="Wingdings" w:hint="default"/>
+        <w:sz w:val="20"/>
+      </w:rPr>
+    </w:lvl>
+  </w:abstractNum>
+  <w:abstractNum w:abstractNumId="3" w15:restartNumberingAfterBreak="0">
     <w:nsid w:val="2A721366"/>
     <w:multiLevelType w:val="multilevel"/>
     <w:tmpl w:val="B7D87842"/>
@@ -17215,7 +22984,7 @@
       </w:rPr>
     </w:lvl>
   </w:abstractNum>
-  <w:abstractNum w:abstractNumId="2" w15:restartNumberingAfterBreak="0">
+  <w:abstractNum w:abstractNumId="4" w15:restartNumberingAfterBreak="0">
     <w:nsid w:val="7578477E"/>
     <w:multiLevelType w:val="multilevel"/>
     <w:tmpl w:val="C0D8A456"/>
@@ -17333,13 +23102,19 @@
     </w:lvl>
   </w:abstractNum>
   <w:num w:numId="1">
-    <w:abstractNumId w:val="2"/>
+    <w:abstractNumId w:val="4"/>
   </w:num>
   <w:num w:numId="2">
-    <w:abstractNumId w:val="1"/>
+    <w:abstractNumId w:val="3"/>
   </w:num>
   <w:num w:numId="3">
     <w:abstractNumId w:val="0"/>
+  </w:num>
+  <w:num w:numId="4">
+    <w:abstractNumId w:val="1"/>
+  </w:num>
+  <w:num w:numId="5">
+    <w:abstractNumId w:val="2"/>
   </w:num>
 </w:numbering>
 </file>
@@ -17742,7 +23517,7 @@
   <w:style w:type="paragraph" w:default="1" w:styleId="Normal">
     <w:name w:val="Normal"/>
     <w:qFormat/>
-    <w:rsid w:val="00B1182E"/>
+    <w:rsid w:val="00F64F15"/>
   </w:style>
   <w:style w:type="paragraph" w:styleId="Heading3">
     <w:name w:val="heading 3"/>
